--- a/docs/developpement/phases/word/PHASE_09_EQUIPE_FICHES_PLANNING_MASSE_SALARIALE.docx
+++ b/docs/developpement/phases/word/PHASE_09_EQUIPE_FICHES_PLANNING_MASSE_SALARIALE.docx
@@ -20,7 +20,7 @@
       <w:r>
         <w:t xml:space="preserve">FlaiX Expert · dossier de développement · généré le 2026-10-04 depuis le dépôt </w:t>
       </w:r>
-      <w:hyperlink w:history="1" r:id="rIdaadm_rb_pnmkeos0orlcp">
+      <w:hyperlink w:history="1" r:id="rIdaagx4yepfppkelzwlk6zh">
         <w:r>
           <w:rPr>
             <w:rStyle w:val="Hyperlink"/>
@@ -738,7 +738,7 @@
           <w:numId w:val="3"/>
         </w:numPr>
       </w:pPr>
-      <w:hyperlink w:history="1" r:id="rId1wjp6tfxq_r77zhn0cbnk">
+      <w:hyperlink w:history="1" r:id="rIdoat3sie-yx4vix25sublt">
         <w:r>
           <w:rPr>
             <w:rStyle w:val="Hyperlink"/>
@@ -758,7 +758,7 @@
           <w:numId w:val="3"/>
         </w:numPr>
       </w:pPr>
-      <w:hyperlink w:history="1" r:id="rIdbqjzsgb5t5qfodveaj-0j">
+      <w:hyperlink w:history="1" r:id="rIdz-upokquobzcps3y-ajow">
         <w:r>
           <w:rPr>
             <w:rStyle w:val="Hyperlink"/>
@@ -778,7 +778,7 @@
           <w:numId w:val="3"/>
         </w:numPr>
       </w:pPr>
-      <w:hyperlink w:history="1" r:id="rId6wuxemxxksu2mnryw7fxy">
+      <w:hyperlink w:history="1" r:id="rId8j3gpt2x1nsmstotdcv67">
         <w:r>
           <w:rPr>
             <w:rStyle w:val="Hyperlink"/>
@@ -826,7 +826,7 @@
       <w:r>
         <w:t xml:space="preserve"> — créé — </w:t>
       </w:r>
-      <w:hyperlink w:history="1" r:id="rId3ikcdz7ej5qg7pfw8jjmg">
+      <w:hyperlink w:history="1" r:id="rId7tf7ws_r-qrsoceppev06">
         <w:r>
           <w:rPr>
             <w:rStyle w:val="Hyperlink"/>
@@ -863,7 +863,7 @@
       <w:r>
         <w:t xml:space="preserve"> — créé — </w:t>
       </w:r>
-      <w:hyperlink w:history="1" r:id="rIdkkxyytvixndojxjhxhl22">
+      <w:hyperlink w:history="1" r:id="rId_m557cnibq4sfdkpyervp">
         <w:r>
           <w:rPr>
             <w:rStyle w:val="Hyperlink"/>
@@ -892,7 +892,7 @@
       <w:r>
         <w:t xml:space="preserve"> — créé — </w:t>
       </w:r>
-      <w:hyperlink w:history="1" r:id="rIdyoabdmto4itpibpblhhk6">
+      <w:hyperlink w:history="1" r:id="rIddmxdsaqjvodl37aj0qeb-">
         <w:r>
           <w:rPr>
             <w:rStyle w:val="Hyperlink"/>
@@ -929,7 +929,7 @@
       <w:r>
         <w:t xml:space="preserve"> — modifié — </w:t>
       </w:r>
-      <w:hyperlink w:history="1" r:id="rIdjwpy_oxnj3xh1_yh6bv5r">
+      <w:hyperlink w:history="1" r:id="rId3vauaaoruca7tlgvtxjtp">
         <w:r>
           <w:rPr>
             <w:rStyle w:val="Hyperlink"/>
@@ -958,7 +958,7 @@
       <w:r>
         <w:t xml:space="preserve"> — modifié — </w:t>
       </w:r>
-      <w:hyperlink w:history="1" r:id="rIdnajhxpuvjwffonb_-0xia">
+      <w:hyperlink w:history="1" r:id="rIdxnpk0hubzg0txqn-w-d48">
         <w:r>
           <w:rPr>
             <w:rStyle w:val="Hyperlink"/>
@@ -987,7 +987,7 @@
       <w:r>
         <w:t xml:space="preserve"> — modifié — </w:t>
       </w:r>
-      <w:hyperlink w:history="1" r:id="rIdbl1wt-kkrwuzkhakyrxw0">
+      <w:hyperlink w:history="1" r:id="rIdxoz4x5al4jla0o_-i_ybu">
         <w:r>
           <w:rPr>
             <w:rStyle w:val="Hyperlink"/>
@@ -1016,7 +1016,7 @@
       <w:r>
         <w:t xml:space="preserve"> — créé — </w:t>
       </w:r>
-      <w:hyperlink w:history="1" r:id="rIdc_tvh0eqrvdgtzymam94l">
+      <w:hyperlink w:history="1" r:id="rIdflurf8cgcpw4g8j5iwjcp">
         <w:r>
           <w:rPr>
             <w:rStyle w:val="Hyperlink"/>
@@ -1053,7 +1053,7 @@
       <w:r>
         <w:t xml:space="preserve"> — modifié — </w:t>
       </w:r>
-      <w:hyperlink w:history="1" r:id="rIdrv4adg27vb8c6m-ylbdfk">
+      <w:hyperlink w:history="1" r:id="rIdhtmor2mp5ikf9tz9k2vfe">
         <w:r>
           <w:rPr>
             <w:rStyle w:val="Hyperlink"/>
@@ -1082,7 +1082,7 @@
       <w:r>
         <w:t xml:space="preserve"> — modifié — </w:t>
       </w:r>
-      <w:hyperlink w:history="1" r:id="rIdtdy7jqzju5y2yatnszvvv">
+      <w:hyperlink w:history="1" r:id="rIdfg4mek9nrk-vrnnroil4j">
         <w:r>
           <w:rPr>
             <w:rStyle w:val="Hyperlink"/>
@@ -1111,7 +1111,7 @@
       <w:r>
         <w:t xml:space="preserve"> — créé — </w:t>
       </w:r>
-      <w:hyperlink w:history="1" r:id="rIdfcfid_yb6iwtydbxzcadc">
+      <w:hyperlink w:history="1" r:id="rIdloqms5cb5xkoiqbh77jbw">
         <w:r>
           <w:rPr>
             <w:rStyle w:val="Hyperlink"/>
@@ -1140,7 +1140,7 @@
       <w:r>
         <w:t xml:space="preserve"> — modifié — </w:t>
       </w:r>
-      <w:hyperlink w:history="1" r:id="rIdqurngwin-1f71hbikuraz">
+      <w:hyperlink w:history="1" r:id="rIdyrpf9wxcntagfi8rpduwq">
         <w:r>
           <w:rPr>
             <w:rStyle w:val="Hyperlink"/>
@@ -1169,7 +1169,7 @@
       <w:r>
         <w:t xml:space="preserve"> — modifié — </w:t>
       </w:r>
-      <w:hyperlink w:history="1" r:id="rIdnq7g6smmys70j3-_rcuid">
+      <w:hyperlink w:history="1" r:id="rId6vfcdsdrqhncx1zrtor6w">
         <w:r>
           <w:rPr>
             <w:rStyle w:val="Hyperlink"/>
@@ -1206,7 +1206,7 @@
       <w:r>
         <w:t xml:space="preserve"> — modifié — </w:t>
       </w:r>
-      <w:hyperlink w:history="1" r:id="rIdfuxwybjk2ky5gjevynqnz">
+      <w:hyperlink w:history="1" r:id="rIdzjk88-cecrs60kzvpeahj">
         <w:r>
           <w:rPr>
             <w:rStyle w:val="Hyperlink"/>
@@ -1235,7 +1235,7 @@
       <w:r>
         <w:t xml:space="preserve"> — créé — </w:t>
       </w:r>
-      <w:hyperlink w:history="1" r:id="rId1bwrznqfa4nxwafyckid-">
+      <w:hyperlink w:history="1" r:id="rIdfibk5vz6xiehsuhdhvgzu">
         <w:r>
           <w:rPr>
             <w:rStyle w:val="Hyperlink"/>
@@ -1264,7 +1264,7 @@
       <w:r>
         <w:t xml:space="preserve"> — modifié — </w:t>
       </w:r>
-      <w:hyperlink w:history="1" r:id="rIdio7ecwu3v_vdu8x4vcohb">
+      <w:hyperlink w:history="1" r:id="rIdauplruf2cyepby4p3s3oh">
         <w:r>
           <w:rPr>
             <w:rStyle w:val="Hyperlink"/>
@@ -1293,7 +1293,7 @@
       <w:r>
         <w:t xml:space="preserve"> — modifié — </w:t>
       </w:r>
-      <w:hyperlink w:history="1" r:id="rIdskb4yqhjovne5ljq4oenx">
+      <w:hyperlink w:history="1" r:id="rId2zgnpawpbntce8nac7gyi">
         <w:r>
           <w:rPr>
             <w:rStyle w:val="Hyperlink"/>
@@ -1330,7 +1330,7 @@
       <w:r>
         <w:t xml:space="preserve"> — modifié — </w:t>
       </w:r>
-      <w:hyperlink w:history="1" r:id="rIdmtes9xkx8rth67ksxhhxu">
+      <w:hyperlink w:history="1" r:id="rIdnjmly30fq17ofxg8nabdw">
         <w:r>
           <w:rPr>
             <w:rStyle w:val="Hyperlink"/>
@@ -1359,7 +1359,7 @@
       <w:r>
         <w:t xml:space="preserve"> — modifié — </w:t>
       </w:r>
-      <w:hyperlink w:history="1" r:id="rIdergmdewamy3jeoz7ymllt">
+      <w:hyperlink w:history="1" r:id="rIdjryrm1oh_v4_vfilmsinr">
         <w:r>
           <w:rPr>
             <w:rStyle w:val="Hyperlink"/>

--- a/docs/developpement/phases/word/PHASE_09_EQUIPE_FICHES_PLANNING_MASSE_SALARIALE.docx
+++ b/docs/developpement/phases/word/PHASE_09_EQUIPE_FICHES_PLANNING_MASSE_SALARIALE.docx
@@ -20,7 +20,7 @@
       <w:r>
         <w:t xml:space="preserve">FlaiX Expert · dossier de développement · généré le 2026-10-04 depuis le dépôt </w:t>
       </w:r>
-      <w:hyperlink w:history="1" r:id="rIdaagx4yepfppkelzwlk6zh">
+      <w:hyperlink w:history="1" r:id="rIdmjgcfzaeewit2lvjdgpb0">
         <w:r>
           <w:rPr>
             <w:rStyle w:val="Hyperlink"/>
@@ -738,7 +738,7 @@
           <w:numId w:val="3"/>
         </w:numPr>
       </w:pPr>
-      <w:hyperlink w:history="1" r:id="rIdoat3sie-yx4vix25sublt">
+      <w:hyperlink w:history="1" r:id="rId_7gbt7-iuicbf8pr8wqdi">
         <w:r>
           <w:rPr>
             <w:rStyle w:val="Hyperlink"/>
@@ -758,7 +758,7 @@
           <w:numId w:val="3"/>
         </w:numPr>
       </w:pPr>
-      <w:hyperlink w:history="1" r:id="rIdz-upokquobzcps3y-ajow">
+      <w:hyperlink w:history="1" r:id="rIdiipezw6ihxqnpouqyfbqt">
         <w:r>
           <w:rPr>
             <w:rStyle w:val="Hyperlink"/>
@@ -778,7 +778,7 @@
           <w:numId w:val="3"/>
         </w:numPr>
       </w:pPr>
-      <w:hyperlink w:history="1" r:id="rId8j3gpt2x1nsmstotdcv67">
+      <w:hyperlink w:history="1" r:id="rIdg6pwo1jaebdoiv0aafguo">
         <w:r>
           <w:rPr>
             <w:rStyle w:val="Hyperlink"/>
@@ -826,7 +826,7 @@
       <w:r>
         <w:t xml:space="preserve"> — créé — </w:t>
       </w:r>
-      <w:hyperlink w:history="1" r:id="rId7tf7ws_r-qrsoceppev06">
+      <w:hyperlink w:history="1" r:id="rIdtip5lz1gvqhocfh2udydi">
         <w:r>
           <w:rPr>
             <w:rStyle w:val="Hyperlink"/>
@@ -863,7 +863,7 @@
       <w:r>
         <w:t xml:space="preserve"> — créé — </w:t>
       </w:r>
-      <w:hyperlink w:history="1" r:id="rId_m557cnibq4sfdkpyervp">
+      <w:hyperlink w:history="1" r:id="rIdmoyxpqdydgljbillsozhv">
         <w:r>
           <w:rPr>
             <w:rStyle w:val="Hyperlink"/>
@@ -892,7 +892,7 @@
       <w:r>
         <w:t xml:space="preserve"> — créé — </w:t>
       </w:r>
-      <w:hyperlink w:history="1" r:id="rIddmxdsaqjvodl37aj0qeb-">
+      <w:hyperlink w:history="1" r:id="rIdjtqtpx38_1up7bf0toeuu">
         <w:r>
           <w:rPr>
             <w:rStyle w:val="Hyperlink"/>
@@ -929,7 +929,7 @@
       <w:r>
         <w:t xml:space="preserve"> — modifié — </w:t>
       </w:r>
-      <w:hyperlink w:history="1" r:id="rId3vauaaoruca7tlgvtxjtp">
+      <w:hyperlink w:history="1" r:id="rId_yxizrak_cknszydfgazq">
         <w:r>
           <w:rPr>
             <w:rStyle w:val="Hyperlink"/>
@@ -958,7 +958,7 @@
       <w:r>
         <w:t xml:space="preserve"> — modifié — </w:t>
       </w:r>
-      <w:hyperlink w:history="1" r:id="rIdxnpk0hubzg0txqn-w-d48">
+      <w:hyperlink w:history="1" r:id="rIdsy7-gtxry695x7-gueyze">
         <w:r>
           <w:rPr>
             <w:rStyle w:val="Hyperlink"/>
@@ -987,7 +987,7 @@
       <w:r>
         <w:t xml:space="preserve"> — modifié — </w:t>
       </w:r>
-      <w:hyperlink w:history="1" r:id="rIdxoz4x5al4jla0o_-i_ybu">
+      <w:hyperlink w:history="1" r:id="rIdih3ds_zda8stzqw9oclh7">
         <w:r>
           <w:rPr>
             <w:rStyle w:val="Hyperlink"/>
@@ -1016,7 +1016,7 @@
       <w:r>
         <w:t xml:space="preserve"> — créé — </w:t>
       </w:r>
-      <w:hyperlink w:history="1" r:id="rIdflurf8cgcpw4g8j5iwjcp">
+      <w:hyperlink w:history="1" r:id="rId2fafagqaqb5ixq0sqppxz">
         <w:r>
           <w:rPr>
             <w:rStyle w:val="Hyperlink"/>
@@ -1053,7 +1053,7 @@
       <w:r>
         <w:t xml:space="preserve"> — modifié — </w:t>
       </w:r>
-      <w:hyperlink w:history="1" r:id="rIdhtmor2mp5ikf9tz9k2vfe">
+      <w:hyperlink w:history="1" r:id="rIdwcs6vj9wnj7tuo2361xcv">
         <w:r>
           <w:rPr>
             <w:rStyle w:val="Hyperlink"/>
@@ -1082,7 +1082,7 @@
       <w:r>
         <w:t xml:space="preserve"> — modifié — </w:t>
       </w:r>
-      <w:hyperlink w:history="1" r:id="rIdfg4mek9nrk-vrnnroil4j">
+      <w:hyperlink w:history="1" r:id="rIdxq897ivvzttimbazbbtmq">
         <w:r>
           <w:rPr>
             <w:rStyle w:val="Hyperlink"/>
@@ -1111,7 +1111,7 @@
       <w:r>
         <w:t xml:space="preserve"> — créé — </w:t>
       </w:r>
-      <w:hyperlink w:history="1" r:id="rIdloqms5cb5xkoiqbh77jbw">
+      <w:hyperlink w:history="1" r:id="rIdzjzmb0w5p2xm0tdcipj1r">
         <w:r>
           <w:rPr>
             <w:rStyle w:val="Hyperlink"/>
@@ -1140,7 +1140,7 @@
       <w:r>
         <w:t xml:space="preserve"> — modifié — </w:t>
       </w:r>
-      <w:hyperlink w:history="1" r:id="rIdyrpf9wxcntagfi8rpduwq">
+      <w:hyperlink w:history="1" r:id="rIdeqd4nywh-vnbi20bskpmd">
         <w:r>
           <w:rPr>
             <w:rStyle w:val="Hyperlink"/>
@@ -1169,7 +1169,7 @@
       <w:r>
         <w:t xml:space="preserve"> — modifié — </w:t>
       </w:r>
-      <w:hyperlink w:history="1" r:id="rId6vfcdsdrqhncx1zrtor6w">
+      <w:hyperlink w:history="1" r:id="rIda3a5ad1mg7ve1sn_6iysg">
         <w:r>
           <w:rPr>
             <w:rStyle w:val="Hyperlink"/>
@@ -1206,7 +1206,7 @@
       <w:r>
         <w:t xml:space="preserve"> — modifié — </w:t>
       </w:r>
-      <w:hyperlink w:history="1" r:id="rIdzjk88-cecrs60kzvpeahj">
+      <w:hyperlink w:history="1" r:id="rIdtgoxwtvnbjfqgs29zhesx">
         <w:r>
           <w:rPr>
             <w:rStyle w:val="Hyperlink"/>
@@ -1235,7 +1235,7 @@
       <w:r>
         <w:t xml:space="preserve"> — créé — </w:t>
       </w:r>
-      <w:hyperlink w:history="1" r:id="rIdfibk5vz6xiehsuhdhvgzu">
+      <w:hyperlink w:history="1" r:id="rId5tqzaasnoddzisqscg54w">
         <w:r>
           <w:rPr>
             <w:rStyle w:val="Hyperlink"/>
@@ -1264,7 +1264,7 @@
       <w:r>
         <w:t xml:space="preserve"> — modifié — </w:t>
       </w:r>
-      <w:hyperlink w:history="1" r:id="rIdauplruf2cyepby4p3s3oh">
+      <w:hyperlink w:history="1" r:id="rId-nbfyiuuwz4nrrf-tfclk">
         <w:r>
           <w:rPr>
             <w:rStyle w:val="Hyperlink"/>
@@ -1293,7 +1293,7 @@
       <w:r>
         <w:t xml:space="preserve"> — modifié — </w:t>
       </w:r>
-      <w:hyperlink w:history="1" r:id="rId2zgnpawpbntce8nac7gyi">
+      <w:hyperlink w:history="1" r:id="rIdfclfiutdxd2zx6-wq8q6y">
         <w:r>
           <w:rPr>
             <w:rStyle w:val="Hyperlink"/>
@@ -1330,7 +1330,7 @@
       <w:r>
         <w:t xml:space="preserve"> — modifié — </w:t>
       </w:r>
-      <w:hyperlink w:history="1" r:id="rIdnjmly30fq17ofxg8nabdw">
+      <w:hyperlink w:history="1" r:id="rIdvew5n3g4pt_ju0cbltyyh">
         <w:r>
           <w:rPr>
             <w:rStyle w:val="Hyperlink"/>
@@ -1359,7 +1359,7 @@
       <w:r>
         <w:t xml:space="preserve"> — modifié — </w:t>
       </w:r>
-      <w:hyperlink w:history="1" r:id="rIdjryrm1oh_v4_vfilmsinr">
+      <w:hyperlink w:history="1" r:id="rIdqaa5ogwpwvtm1umtwqc6u">
         <w:r>
           <w:rPr>
             <w:rStyle w:val="Hyperlink"/>

--- a/docs/developpement/phases/word/PHASE_09_EQUIPE_FICHES_PLANNING_MASSE_SALARIALE.docx
+++ b/docs/developpement/phases/word/PHASE_09_EQUIPE_FICHES_PLANNING_MASSE_SALARIALE.docx
@@ -20,7 +20,7 @@
       <w:r>
         <w:t xml:space="preserve">FlaiX Expert · dossier de développement · généré le 2026-10-04 depuis le dépôt </w:t>
       </w:r>
-      <w:hyperlink w:history="1" r:id="rIdmjgcfzaeewit2lvjdgpb0">
+      <w:hyperlink w:history="1" r:id="rIdugbnsy1aikj-icbli_h9n">
         <w:r>
           <w:rPr>
             <w:rStyle w:val="Hyperlink"/>
@@ -738,7 +738,7 @@
           <w:numId w:val="3"/>
         </w:numPr>
       </w:pPr>
-      <w:hyperlink w:history="1" r:id="rId_7gbt7-iuicbf8pr8wqdi">
+      <w:hyperlink w:history="1" r:id="rIdpsnoijjgtbouuxw7bsiva">
         <w:r>
           <w:rPr>
             <w:rStyle w:val="Hyperlink"/>
@@ -758,7 +758,7 @@
           <w:numId w:val="3"/>
         </w:numPr>
       </w:pPr>
-      <w:hyperlink w:history="1" r:id="rIdiipezw6ihxqnpouqyfbqt">
+      <w:hyperlink w:history="1" r:id="rIdihklojeuuud4dgm1qjhxm">
         <w:r>
           <w:rPr>
             <w:rStyle w:val="Hyperlink"/>
@@ -778,7 +778,7 @@
           <w:numId w:val="3"/>
         </w:numPr>
       </w:pPr>
-      <w:hyperlink w:history="1" r:id="rIdg6pwo1jaebdoiv0aafguo">
+      <w:hyperlink w:history="1" r:id="rIdsbsupkx0gz8vwbpvap4mp">
         <w:r>
           <w:rPr>
             <w:rStyle w:val="Hyperlink"/>
@@ -826,7 +826,7 @@
       <w:r>
         <w:t xml:space="preserve"> — créé — </w:t>
       </w:r>
-      <w:hyperlink w:history="1" r:id="rIdtip5lz1gvqhocfh2udydi">
+      <w:hyperlink w:history="1" r:id="rIdliwc3ccttc0ns1kzuiyss">
         <w:r>
           <w:rPr>
             <w:rStyle w:val="Hyperlink"/>
@@ -863,7 +863,7 @@
       <w:r>
         <w:t xml:space="preserve"> — créé — </w:t>
       </w:r>
-      <w:hyperlink w:history="1" r:id="rIdmoyxpqdydgljbillsozhv">
+      <w:hyperlink w:history="1" r:id="rIdg8zayrajy82_7h14bcsdd">
         <w:r>
           <w:rPr>
             <w:rStyle w:val="Hyperlink"/>
@@ -892,7 +892,7 @@
       <w:r>
         <w:t xml:space="preserve"> — créé — </w:t>
       </w:r>
-      <w:hyperlink w:history="1" r:id="rIdjtqtpx38_1up7bf0toeuu">
+      <w:hyperlink w:history="1" r:id="rIdnzbhe0gay2jmzj8iiqf14">
         <w:r>
           <w:rPr>
             <w:rStyle w:val="Hyperlink"/>
@@ -929,7 +929,7 @@
       <w:r>
         <w:t xml:space="preserve"> — modifié — </w:t>
       </w:r>
-      <w:hyperlink w:history="1" r:id="rId_yxizrak_cknszydfgazq">
+      <w:hyperlink w:history="1" r:id="rIdh7u-nx2kn_ypruqtgvnxt">
         <w:r>
           <w:rPr>
             <w:rStyle w:val="Hyperlink"/>
@@ -958,7 +958,7 @@
       <w:r>
         <w:t xml:space="preserve"> — modifié — </w:t>
       </w:r>
-      <w:hyperlink w:history="1" r:id="rIdsy7-gtxry695x7-gueyze">
+      <w:hyperlink w:history="1" r:id="rIdsplvuzmj84txwmmgdaf-f">
         <w:r>
           <w:rPr>
             <w:rStyle w:val="Hyperlink"/>
@@ -987,7 +987,7 @@
       <w:r>
         <w:t xml:space="preserve"> — modifié — </w:t>
       </w:r>
-      <w:hyperlink w:history="1" r:id="rIdih3ds_zda8stzqw9oclh7">
+      <w:hyperlink w:history="1" r:id="rIdufwq753ewryctfx6-oy8a">
         <w:r>
           <w:rPr>
             <w:rStyle w:val="Hyperlink"/>
@@ -1016,7 +1016,7 @@
       <w:r>
         <w:t xml:space="preserve"> — créé — </w:t>
       </w:r>
-      <w:hyperlink w:history="1" r:id="rId2fafagqaqb5ixq0sqppxz">
+      <w:hyperlink w:history="1" r:id="rId3s8bpa4fawjxznbryf4pr">
         <w:r>
           <w:rPr>
             <w:rStyle w:val="Hyperlink"/>
@@ -1053,7 +1053,7 @@
       <w:r>
         <w:t xml:space="preserve"> — modifié — </w:t>
       </w:r>
-      <w:hyperlink w:history="1" r:id="rIdwcs6vj9wnj7tuo2361xcv">
+      <w:hyperlink w:history="1" r:id="rIdgqyw8xu1x5nye46bz6d_d">
         <w:r>
           <w:rPr>
             <w:rStyle w:val="Hyperlink"/>
@@ -1082,7 +1082,7 @@
       <w:r>
         <w:t xml:space="preserve"> — modifié — </w:t>
       </w:r>
-      <w:hyperlink w:history="1" r:id="rIdxq897ivvzttimbazbbtmq">
+      <w:hyperlink w:history="1" r:id="rIdrraee4of-qxhws1tjdqpv">
         <w:r>
           <w:rPr>
             <w:rStyle w:val="Hyperlink"/>
@@ -1111,7 +1111,7 @@
       <w:r>
         <w:t xml:space="preserve"> — créé — </w:t>
       </w:r>
-      <w:hyperlink w:history="1" r:id="rIdzjzmb0w5p2xm0tdcipj1r">
+      <w:hyperlink w:history="1" r:id="rId2ohseikcbcosdx0fpjetp">
         <w:r>
           <w:rPr>
             <w:rStyle w:val="Hyperlink"/>
@@ -1140,7 +1140,7 @@
       <w:r>
         <w:t xml:space="preserve"> — modifié — </w:t>
       </w:r>
-      <w:hyperlink w:history="1" r:id="rIdeqd4nywh-vnbi20bskpmd">
+      <w:hyperlink w:history="1" r:id="rIdpbrozh1y2hsocfamdyssr">
         <w:r>
           <w:rPr>
             <w:rStyle w:val="Hyperlink"/>
@@ -1169,7 +1169,7 @@
       <w:r>
         <w:t xml:space="preserve"> — modifié — </w:t>
       </w:r>
-      <w:hyperlink w:history="1" r:id="rIda3a5ad1mg7ve1sn_6iysg">
+      <w:hyperlink w:history="1" r:id="rIdviynddvc74x_eeetuyt2d">
         <w:r>
           <w:rPr>
             <w:rStyle w:val="Hyperlink"/>
@@ -1206,7 +1206,7 @@
       <w:r>
         <w:t xml:space="preserve"> — modifié — </w:t>
       </w:r>
-      <w:hyperlink w:history="1" r:id="rIdtgoxwtvnbjfqgs29zhesx">
+      <w:hyperlink w:history="1" r:id="rId93j50speapraxuxofoi9x">
         <w:r>
           <w:rPr>
             <w:rStyle w:val="Hyperlink"/>
@@ -1235,7 +1235,7 @@
       <w:r>
         <w:t xml:space="preserve"> — créé — </w:t>
       </w:r>
-      <w:hyperlink w:history="1" r:id="rId5tqzaasnoddzisqscg54w">
+      <w:hyperlink w:history="1" r:id="rIdaorlxnkxphwlvuzjxnv6b">
         <w:r>
           <w:rPr>
             <w:rStyle w:val="Hyperlink"/>
@@ -1264,7 +1264,7 @@
       <w:r>
         <w:t xml:space="preserve"> — modifié — </w:t>
       </w:r>
-      <w:hyperlink w:history="1" r:id="rId-nbfyiuuwz4nrrf-tfclk">
+      <w:hyperlink w:history="1" r:id="rIdazmw2bwbalz8bw25syojg">
         <w:r>
           <w:rPr>
             <w:rStyle w:val="Hyperlink"/>
@@ -1293,7 +1293,7 @@
       <w:r>
         <w:t xml:space="preserve"> — modifié — </w:t>
       </w:r>
-      <w:hyperlink w:history="1" r:id="rIdfclfiutdxd2zx6-wq8q6y">
+      <w:hyperlink w:history="1" r:id="rIdijlyxqmiix6yquu6ff-xa">
         <w:r>
           <w:rPr>
             <w:rStyle w:val="Hyperlink"/>
@@ -1330,7 +1330,7 @@
       <w:r>
         <w:t xml:space="preserve"> — modifié — </w:t>
       </w:r>
-      <w:hyperlink w:history="1" r:id="rIdvew5n3g4pt_ju0cbltyyh">
+      <w:hyperlink w:history="1" r:id="rIdly9jjxxvzh11j_wk1h27q">
         <w:r>
           <w:rPr>
             <w:rStyle w:val="Hyperlink"/>
@@ -1359,7 +1359,7 @@
       <w:r>
         <w:t xml:space="preserve"> — modifié — </w:t>
       </w:r>
-      <w:hyperlink w:history="1" r:id="rIdqaa5ogwpwvtm1umtwqc6u">
+      <w:hyperlink w:history="1" r:id="rIdcgm2xgc58-fsr4tal-ogk">
         <w:r>
           <w:rPr>
             <w:rStyle w:val="Hyperlink"/>

--- a/docs/developpement/phases/word/PHASE_09_EQUIPE_FICHES_PLANNING_MASSE_SALARIALE.docx
+++ b/docs/developpement/phases/word/PHASE_09_EQUIPE_FICHES_PLANNING_MASSE_SALARIALE.docx
@@ -20,7 +20,7 @@
       <w:r>
         <w:t xml:space="preserve">FlaiX Expert · dossier de développement · généré le 2026-10-04 depuis le dépôt </w:t>
       </w:r>
-      <w:hyperlink w:history="1" r:id="rIdugbnsy1aikj-icbli_h9n">
+      <w:hyperlink w:history="1" r:id="rIdcswc_zpftasa6mw1_2zh2">
         <w:r>
           <w:rPr>
             <w:rStyle w:val="Hyperlink"/>
@@ -738,7 +738,7 @@
           <w:numId w:val="3"/>
         </w:numPr>
       </w:pPr>
-      <w:hyperlink w:history="1" r:id="rIdpsnoijjgtbouuxw7bsiva">
+      <w:hyperlink w:history="1" r:id="rIdvzuzuh_ghje-m72bzfb8b">
         <w:r>
           <w:rPr>
             <w:rStyle w:val="Hyperlink"/>
@@ -758,7 +758,7 @@
           <w:numId w:val="3"/>
         </w:numPr>
       </w:pPr>
-      <w:hyperlink w:history="1" r:id="rIdihklojeuuud4dgm1qjhxm">
+      <w:hyperlink w:history="1" r:id="rId5qk7pu4hco5rcqjoo8gtf">
         <w:r>
           <w:rPr>
             <w:rStyle w:val="Hyperlink"/>
@@ -778,7 +778,7 @@
           <w:numId w:val="3"/>
         </w:numPr>
       </w:pPr>
-      <w:hyperlink w:history="1" r:id="rIdsbsupkx0gz8vwbpvap4mp">
+      <w:hyperlink w:history="1" r:id="rIdxbabpw9vmktnfgib40fit">
         <w:r>
           <w:rPr>
             <w:rStyle w:val="Hyperlink"/>
@@ -826,7 +826,7 @@
       <w:r>
         <w:t xml:space="preserve"> — créé — </w:t>
       </w:r>
-      <w:hyperlink w:history="1" r:id="rIdliwc3ccttc0ns1kzuiyss">
+      <w:hyperlink w:history="1" r:id="rIdkztb7s3lbjy7ypmegssuy">
         <w:r>
           <w:rPr>
             <w:rStyle w:val="Hyperlink"/>
@@ -863,7 +863,7 @@
       <w:r>
         <w:t xml:space="preserve"> — créé — </w:t>
       </w:r>
-      <w:hyperlink w:history="1" r:id="rIdg8zayrajy82_7h14bcsdd">
+      <w:hyperlink w:history="1" r:id="rIdls-b3r3kycn_qlb8vi-cd">
         <w:r>
           <w:rPr>
             <w:rStyle w:val="Hyperlink"/>
@@ -892,7 +892,7 @@
       <w:r>
         <w:t xml:space="preserve"> — créé — </w:t>
       </w:r>
-      <w:hyperlink w:history="1" r:id="rIdnzbhe0gay2jmzj8iiqf14">
+      <w:hyperlink w:history="1" r:id="rId8o8ldahggdonmytyn6s8q">
         <w:r>
           <w:rPr>
             <w:rStyle w:val="Hyperlink"/>
@@ -929,7 +929,7 @@
       <w:r>
         <w:t xml:space="preserve"> — modifié — </w:t>
       </w:r>
-      <w:hyperlink w:history="1" r:id="rIdh7u-nx2kn_ypruqtgvnxt">
+      <w:hyperlink w:history="1" r:id="rIdpzrmtzq-n1jkqd4iyaq7j">
         <w:r>
           <w:rPr>
             <w:rStyle w:val="Hyperlink"/>
@@ -958,7 +958,7 @@
       <w:r>
         <w:t xml:space="preserve"> — modifié — </w:t>
       </w:r>
-      <w:hyperlink w:history="1" r:id="rIdsplvuzmj84txwmmgdaf-f">
+      <w:hyperlink w:history="1" r:id="rIdqfd9xe9xc3vpuirxjxjph">
         <w:r>
           <w:rPr>
             <w:rStyle w:val="Hyperlink"/>
@@ -987,7 +987,7 @@
       <w:r>
         <w:t xml:space="preserve"> — modifié — </w:t>
       </w:r>
-      <w:hyperlink w:history="1" r:id="rIdufwq753ewryctfx6-oy8a">
+      <w:hyperlink w:history="1" r:id="rIdbkbhoebabrkplvq57ebfo">
         <w:r>
           <w:rPr>
             <w:rStyle w:val="Hyperlink"/>
@@ -1016,7 +1016,7 @@
       <w:r>
         <w:t xml:space="preserve"> — créé — </w:t>
       </w:r>
-      <w:hyperlink w:history="1" r:id="rId3s8bpa4fawjxznbryf4pr">
+      <w:hyperlink w:history="1" r:id="rIdtmmu_jfqdj51tvnohbjbt">
         <w:r>
           <w:rPr>
             <w:rStyle w:val="Hyperlink"/>
@@ -1053,7 +1053,7 @@
       <w:r>
         <w:t xml:space="preserve"> — modifié — </w:t>
       </w:r>
-      <w:hyperlink w:history="1" r:id="rIdgqyw8xu1x5nye46bz6d_d">
+      <w:hyperlink w:history="1" r:id="rIdicg3yuqpcmz44yt7_67rs">
         <w:r>
           <w:rPr>
             <w:rStyle w:val="Hyperlink"/>
@@ -1082,7 +1082,7 @@
       <w:r>
         <w:t xml:space="preserve"> — modifié — </w:t>
       </w:r>
-      <w:hyperlink w:history="1" r:id="rIdrraee4of-qxhws1tjdqpv">
+      <w:hyperlink w:history="1" r:id="rIdqnx0sp3dpwtv4qdvrx_o3">
         <w:r>
           <w:rPr>
             <w:rStyle w:val="Hyperlink"/>
@@ -1111,7 +1111,7 @@
       <w:r>
         <w:t xml:space="preserve"> — créé — </w:t>
       </w:r>
-      <w:hyperlink w:history="1" r:id="rId2ohseikcbcosdx0fpjetp">
+      <w:hyperlink w:history="1" r:id="rIdpmgy3xozvhilwltpzxda5">
         <w:r>
           <w:rPr>
             <w:rStyle w:val="Hyperlink"/>
@@ -1140,7 +1140,7 @@
       <w:r>
         <w:t xml:space="preserve"> — modifié — </w:t>
       </w:r>
-      <w:hyperlink w:history="1" r:id="rIdpbrozh1y2hsocfamdyssr">
+      <w:hyperlink w:history="1" r:id="rIdguek_q--ykztfcj3z3d5d">
         <w:r>
           <w:rPr>
             <w:rStyle w:val="Hyperlink"/>
@@ -1169,7 +1169,7 @@
       <w:r>
         <w:t xml:space="preserve"> — modifié — </w:t>
       </w:r>
-      <w:hyperlink w:history="1" r:id="rIdviynddvc74x_eeetuyt2d">
+      <w:hyperlink w:history="1" r:id="rIdpbl7frj0ed1tehomr3ntn">
         <w:r>
           <w:rPr>
             <w:rStyle w:val="Hyperlink"/>
@@ -1206,7 +1206,7 @@
       <w:r>
         <w:t xml:space="preserve"> — modifié — </w:t>
       </w:r>
-      <w:hyperlink w:history="1" r:id="rId93j50speapraxuxofoi9x">
+      <w:hyperlink w:history="1" r:id="rIdiyoenhceua-8zz8eihxgr">
         <w:r>
           <w:rPr>
             <w:rStyle w:val="Hyperlink"/>
@@ -1235,7 +1235,7 @@
       <w:r>
         <w:t xml:space="preserve"> — créé — </w:t>
       </w:r>
-      <w:hyperlink w:history="1" r:id="rIdaorlxnkxphwlvuzjxnv6b">
+      <w:hyperlink w:history="1" r:id="rIdw2vq7me7lpnamnfrx6suf">
         <w:r>
           <w:rPr>
             <w:rStyle w:val="Hyperlink"/>
@@ -1264,7 +1264,7 @@
       <w:r>
         <w:t xml:space="preserve"> — modifié — </w:t>
       </w:r>
-      <w:hyperlink w:history="1" r:id="rIdazmw2bwbalz8bw25syojg">
+      <w:hyperlink w:history="1" r:id="rIda_htcu371g-kkzp2zuk55">
         <w:r>
           <w:rPr>
             <w:rStyle w:val="Hyperlink"/>
@@ -1293,7 +1293,7 @@
       <w:r>
         <w:t xml:space="preserve"> — modifié — </w:t>
       </w:r>
-      <w:hyperlink w:history="1" r:id="rIdijlyxqmiix6yquu6ff-xa">
+      <w:hyperlink w:history="1" r:id="rIdvzkmh-qufkvr_uhm-jyxc">
         <w:r>
           <w:rPr>
             <w:rStyle w:val="Hyperlink"/>
@@ -1330,7 +1330,7 @@
       <w:r>
         <w:t xml:space="preserve"> — modifié — </w:t>
       </w:r>
-      <w:hyperlink w:history="1" r:id="rIdly9jjxxvzh11j_wk1h27q">
+      <w:hyperlink w:history="1" r:id="rIdz-mdqbw0ryuuxm81hfw38">
         <w:r>
           <w:rPr>
             <w:rStyle w:val="Hyperlink"/>
@@ -1359,7 +1359,7 @@
       <w:r>
         <w:t xml:space="preserve"> — modifié — </w:t>
       </w:r>
-      <w:hyperlink w:history="1" r:id="rIdcgm2xgc58-fsr4tal-ogk">
+      <w:hyperlink w:history="1" r:id="rIdpzcpk0hqvf1wukuqz8kcn">
         <w:r>
           <w:rPr>
             <w:rStyle w:val="Hyperlink"/>
@@ -1455,7 +1455,7 @@
           <w:b/>
           <w:bCs/>
         </w:rPr>
-        <w:t xml:space="preserve">planning d'un match à venir, prévu puis réel</w:t>
+        <w:t xml:space="preserve">planning d'un événement à venir, prévu puis réel</w:t>
       </w:r>
     </w:p>
     <w:p>
@@ -1531,7 +1531,7 @@
         </w:numPr>
       </w:pPr>
       <w:r>
-        <w:t xml:space="preserve">masse salariale : par match, par statut, par rôle — la somme du planning, jamais un autre calcul</w:t>
+        <w:t xml:space="preserve">masse salariale : par événement, par statut, par rôle — la somme du planning, jamais un autre calcul</w:t>
       </w:r>
     </w:p>
     <w:p>
@@ -1543,7 +1543,7 @@
         </w:numPr>
       </w:pPr>
       <w:r>
-        <w:t xml:space="preserve">le personnel du planning est déduit dans Résultats → Finances une fois le match joué</w:t>
+        <w:t xml:space="preserve">le personnel du planning est déduit dans Résultats → Finances une fois l'événement joué</w:t>
       </w:r>
     </w:p>
     <w:p>

--- a/docs/developpement/phases/word/PHASE_09_EQUIPE_FICHES_PLANNING_MASSE_SALARIALE.docx
+++ b/docs/developpement/phases/word/PHASE_09_EQUIPE_FICHES_PLANNING_MASSE_SALARIALE.docx
@@ -20,7 +20,7 @@
       <w:r>
         <w:t xml:space="preserve">FlaiX Expert · dossier de développement · généré le 2026-10-04 depuis le dépôt </w:t>
       </w:r>
-      <w:hyperlink w:history="1" r:id="rIdcswc_zpftasa6mw1_2zh2">
+      <w:hyperlink w:history="1" r:id="rIdgupgh9x0zgoi-34jlasus">
         <w:r>
           <w:rPr>
             <w:rStyle w:val="Hyperlink"/>
@@ -738,7 +738,7 @@
           <w:numId w:val="3"/>
         </w:numPr>
       </w:pPr>
-      <w:hyperlink w:history="1" r:id="rIdvzuzuh_ghje-m72bzfb8b">
+      <w:hyperlink w:history="1" r:id="rIdebibvss3d4xpltx_khyu_">
         <w:r>
           <w:rPr>
             <w:rStyle w:val="Hyperlink"/>
@@ -758,7 +758,7 @@
           <w:numId w:val="3"/>
         </w:numPr>
       </w:pPr>
-      <w:hyperlink w:history="1" r:id="rId5qk7pu4hco5rcqjoo8gtf">
+      <w:hyperlink w:history="1" r:id="rId935truwqiemv7rw5ew9v_">
         <w:r>
           <w:rPr>
             <w:rStyle w:val="Hyperlink"/>
@@ -778,7 +778,7 @@
           <w:numId w:val="3"/>
         </w:numPr>
       </w:pPr>
-      <w:hyperlink w:history="1" r:id="rIdxbabpw9vmktnfgib40fit">
+      <w:hyperlink w:history="1" r:id="rIdfdyr1zp9wcts3cxtrefhd">
         <w:r>
           <w:rPr>
             <w:rStyle w:val="Hyperlink"/>
@@ -826,7 +826,7 @@
       <w:r>
         <w:t xml:space="preserve"> — créé — </w:t>
       </w:r>
-      <w:hyperlink w:history="1" r:id="rIdkztb7s3lbjy7ypmegssuy">
+      <w:hyperlink w:history="1" r:id="rIdhrqeq0l-hn6p5nge_cfql">
         <w:r>
           <w:rPr>
             <w:rStyle w:val="Hyperlink"/>
@@ -863,7 +863,7 @@
       <w:r>
         <w:t xml:space="preserve"> — créé — </w:t>
       </w:r>
-      <w:hyperlink w:history="1" r:id="rIdls-b3r3kycn_qlb8vi-cd">
+      <w:hyperlink w:history="1" r:id="rIdu3zfwiq8hvl_unbhvkko6">
         <w:r>
           <w:rPr>
             <w:rStyle w:val="Hyperlink"/>
@@ -892,7 +892,7 @@
       <w:r>
         <w:t xml:space="preserve"> — créé — </w:t>
       </w:r>
-      <w:hyperlink w:history="1" r:id="rId8o8ldahggdonmytyn6s8q">
+      <w:hyperlink w:history="1" r:id="rIdp-frd_f7o1zz0bzi4xorb">
         <w:r>
           <w:rPr>
             <w:rStyle w:val="Hyperlink"/>
@@ -929,7 +929,7 @@
       <w:r>
         <w:t xml:space="preserve"> — modifié — </w:t>
       </w:r>
-      <w:hyperlink w:history="1" r:id="rIdpzrmtzq-n1jkqd4iyaq7j">
+      <w:hyperlink w:history="1" r:id="rIdrghfgcmiixxkrrosuxzpx">
         <w:r>
           <w:rPr>
             <w:rStyle w:val="Hyperlink"/>
@@ -958,7 +958,7 @@
       <w:r>
         <w:t xml:space="preserve"> — modifié — </w:t>
       </w:r>
-      <w:hyperlink w:history="1" r:id="rIdqfd9xe9xc3vpuirxjxjph">
+      <w:hyperlink w:history="1" r:id="rId7b-eygsqyrdfdc1sx2vtx">
         <w:r>
           <w:rPr>
             <w:rStyle w:val="Hyperlink"/>
@@ -987,7 +987,7 @@
       <w:r>
         <w:t xml:space="preserve"> — modifié — </w:t>
       </w:r>
-      <w:hyperlink w:history="1" r:id="rIdbkbhoebabrkplvq57ebfo">
+      <w:hyperlink w:history="1" r:id="rIdgqwv_kme_mszqyx6yrzsx">
         <w:r>
           <w:rPr>
             <w:rStyle w:val="Hyperlink"/>
@@ -1016,7 +1016,7 @@
       <w:r>
         <w:t xml:space="preserve"> — créé — </w:t>
       </w:r>
-      <w:hyperlink w:history="1" r:id="rIdtmmu_jfqdj51tvnohbjbt">
+      <w:hyperlink w:history="1" r:id="rIddfckdc6j292sjsailamxq">
         <w:r>
           <w:rPr>
             <w:rStyle w:val="Hyperlink"/>
@@ -1053,7 +1053,7 @@
       <w:r>
         <w:t xml:space="preserve"> — modifié — </w:t>
       </w:r>
-      <w:hyperlink w:history="1" r:id="rIdicg3yuqpcmz44yt7_67rs">
+      <w:hyperlink w:history="1" r:id="rId7fcqc95snpwl2vxwwo05c">
         <w:r>
           <w:rPr>
             <w:rStyle w:val="Hyperlink"/>
@@ -1082,7 +1082,7 @@
       <w:r>
         <w:t xml:space="preserve"> — modifié — </w:t>
       </w:r>
-      <w:hyperlink w:history="1" r:id="rIdqnx0sp3dpwtv4qdvrx_o3">
+      <w:hyperlink w:history="1" r:id="rIdbpk2houtm_3s47h-w5e1u">
         <w:r>
           <w:rPr>
             <w:rStyle w:val="Hyperlink"/>
@@ -1111,7 +1111,7 @@
       <w:r>
         <w:t xml:space="preserve"> — créé — </w:t>
       </w:r>
-      <w:hyperlink w:history="1" r:id="rIdpmgy3xozvhilwltpzxda5">
+      <w:hyperlink w:history="1" r:id="rId5jelddpyejpxtvfvdudfj">
         <w:r>
           <w:rPr>
             <w:rStyle w:val="Hyperlink"/>
@@ -1140,7 +1140,7 @@
       <w:r>
         <w:t xml:space="preserve"> — modifié — </w:t>
       </w:r>
-      <w:hyperlink w:history="1" r:id="rIdguek_q--ykztfcj3z3d5d">
+      <w:hyperlink w:history="1" r:id="rIdn-wyha7qbepe66kkrpjeh">
         <w:r>
           <w:rPr>
             <w:rStyle w:val="Hyperlink"/>
@@ -1169,7 +1169,7 @@
       <w:r>
         <w:t xml:space="preserve"> — modifié — </w:t>
       </w:r>
-      <w:hyperlink w:history="1" r:id="rIdpbl7frj0ed1tehomr3ntn">
+      <w:hyperlink w:history="1" r:id="rIduk87-klkkdrihqbt5s3ge">
         <w:r>
           <w:rPr>
             <w:rStyle w:val="Hyperlink"/>
@@ -1206,7 +1206,7 @@
       <w:r>
         <w:t xml:space="preserve"> — modifié — </w:t>
       </w:r>
-      <w:hyperlink w:history="1" r:id="rIdiyoenhceua-8zz8eihxgr">
+      <w:hyperlink w:history="1" r:id="rIdkk9frdo2wxoeo-alb-6o2">
         <w:r>
           <w:rPr>
             <w:rStyle w:val="Hyperlink"/>
@@ -1235,7 +1235,7 @@
       <w:r>
         <w:t xml:space="preserve"> — créé — </w:t>
       </w:r>
-      <w:hyperlink w:history="1" r:id="rIdw2vq7me7lpnamnfrx6suf">
+      <w:hyperlink w:history="1" r:id="rIdmvujzvevj-xebooxhj9rr">
         <w:r>
           <w:rPr>
             <w:rStyle w:val="Hyperlink"/>
@@ -1264,7 +1264,7 @@
       <w:r>
         <w:t xml:space="preserve"> — modifié — </w:t>
       </w:r>
-      <w:hyperlink w:history="1" r:id="rIda_htcu371g-kkzp2zuk55">
+      <w:hyperlink w:history="1" r:id="rIdjtjp5pwlyin6hkvbgpd3b">
         <w:r>
           <w:rPr>
             <w:rStyle w:val="Hyperlink"/>
@@ -1293,7 +1293,7 @@
       <w:r>
         <w:t xml:space="preserve"> — modifié — </w:t>
       </w:r>
-      <w:hyperlink w:history="1" r:id="rIdvzkmh-qufkvr_uhm-jyxc">
+      <w:hyperlink w:history="1" r:id="rId2a2vrarf5dmedevibo0c1">
         <w:r>
           <w:rPr>
             <w:rStyle w:val="Hyperlink"/>
@@ -1330,7 +1330,7 @@
       <w:r>
         <w:t xml:space="preserve"> — modifié — </w:t>
       </w:r>
-      <w:hyperlink w:history="1" r:id="rIdz-mdqbw0ryuuxm81hfw38">
+      <w:hyperlink w:history="1" r:id="rIdec1hj0y2pnbz-bmjubel7">
         <w:r>
           <w:rPr>
             <w:rStyle w:val="Hyperlink"/>
@@ -1359,7 +1359,7 @@
       <w:r>
         <w:t xml:space="preserve"> — modifié — </w:t>
       </w:r>
-      <w:hyperlink w:history="1" r:id="rIdpzcpk0hqvf1wukuqz8kcn">
+      <w:hyperlink w:history="1" r:id="rIdtiddq2dms-xedcg4v_jfj">
         <w:r>
           <w:rPr>
             <w:rStyle w:val="Hyperlink"/>

--- a/docs/developpement/phases/word/PHASE_09_EQUIPE_FICHES_PLANNING_MASSE_SALARIALE.docx
+++ b/docs/developpement/phases/word/PHASE_09_EQUIPE_FICHES_PLANNING_MASSE_SALARIALE.docx
@@ -20,7 +20,7 @@
       <w:r>
         <w:t xml:space="preserve">FlaiX Expert · dossier de développement · généré le 2026-10-04 depuis le dépôt </w:t>
       </w:r>
-      <w:hyperlink w:history="1" r:id="rIdgupgh9x0zgoi-34jlasus">
+      <w:hyperlink w:history="1" r:id="rIdjfsko7757ybfnw1znor02">
         <w:r>
           <w:rPr>
             <w:rStyle w:val="Hyperlink"/>
@@ -738,7 +738,7 @@
           <w:numId w:val="3"/>
         </w:numPr>
       </w:pPr>
-      <w:hyperlink w:history="1" r:id="rIdebibvss3d4xpltx_khyu_">
+      <w:hyperlink w:history="1" r:id="rId3u4czho1kglz7jygvxzdd">
         <w:r>
           <w:rPr>
             <w:rStyle w:val="Hyperlink"/>
@@ -758,7 +758,7 @@
           <w:numId w:val="3"/>
         </w:numPr>
       </w:pPr>
-      <w:hyperlink w:history="1" r:id="rId935truwqiemv7rw5ew9v_">
+      <w:hyperlink w:history="1" r:id="rId8wwxvl_1ieqknwksjv-5d">
         <w:r>
           <w:rPr>
             <w:rStyle w:val="Hyperlink"/>
@@ -778,7 +778,7 @@
           <w:numId w:val="3"/>
         </w:numPr>
       </w:pPr>
-      <w:hyperlink w:history="1" r:id="rIdfdyr1zp9wcts3cxtrefhd">
+      <w:hyperlink w:history="1" r:id="rIdpoptzhwvmsbacvrj6wcmu">
         <w:r>
           <w:rPr>
             <w:rStyle w:val="Hyperlink"/>
@@ -826,7 +826,7 @@
       <w:r>
         <w:t xml:space="preserve"> — créé — </w:t>
       </w:r>
-      <w:hyperlink w:history="1" r:id="rIdhrqeq0l-hn6p5nge_cfql">
+      <w:hyperlink w:history="1" r:id="rIdzp2ecqlu4uzpugy-oxo7v">
         <w:r>
           <w:rPr>
             <w:rStyle w:val="Hyperlink"/>
@@ -863,7 +863,7 @@
       <w:r>
         <w:t xml:space="preserve"> — créé — </w:t>
       </w:r>
-      <w:hyperlink w:history="1" r:id="rIdu3zfwiq8hvl_unbhvkko6">
+      <w:hyperlink w:history="1" r:id="rIdcpihnp7t5on0nw3xv5io-">
         <w:r>
           <w:rPr>
             <w:rStyle w:val="Hyperlink"/>
@@ -892,7 +892,7 @@
       <w:r>
         <w:t xml:space="preserve"> — créé — </w:t>
       </w:r>
-      <w:hyperlink w:history="1" r:id="rIdp-frd_f7o1zz0bzi4xorb">
+      <w:hyperlink w:history="1" r:id="rIdrx5x8yzxm4gbscyyabgnw">
         <w:r>
           <w:rPr>
             <w:rStyle w:val="Hyperlink"/>
@@ -929,7 +929,7 @@
       <w:r>
         <w:t xml:space="preserve"> — modifié — </w:t>
       </w:r>
-      <w:hyperlink w:history="1" r:id="rIdrghfgcmiixxkrrosuxzpx">
+      <w:hyperlink w:history="1" r:id="rIdgaycha5oqjqllsbmg84wl">
         <w:r>
           <w:rPr>
             <w:rStyle w:val="Hyperlink"/>
@@ -958,7 +958,7 @@
       <w:r>
         <w:t xml:space="preserve"> — modifié — </w:t>
       </w:r>
-      <w:hyperlink w:history="1" r:id="rId7b-eygsqyrdfdc1sx2vtx">
+      <w:hyperlink w:history="1" r:id="rIdli1sgle3jjpfflfkgbqve">
         <w:r>
           <w:rPr>
             <w:rStyle w:val="Hyperlink"/>
@@ -987,7 +987,7 @@
       <w:r>
         <w:t xml:space="preserve"> — modifié — </w:t>
       </w:r>
-      <w:hyperlink w:history="1" r:id="rIdgqwv_kme_mszqyx6yrzsx">
+      <w:hyperlink w:history="1" r:id="rIdc1lyw6wjxguarlnxdab8f">
         <w:r>
           <w:rPr>
             <w:rStyle w:val="Hyperlink"/>
@@ -1016,7 +1016,7 @@
       <w:r>
         <w:t xml:space="preserve"> — créé — </w:t>
       </w:r>
-      <w:hyperlink w:history="1" r:id="rIddfckdc6j292sjsailamxq">
+      <w:hyperlink w:history="1" r:id="rIdp_998gto20dgsa2sgywfg">
         <w:r>
           <w:rPr>
             <w:rStyle w:val="Hyperlink"/>
@@ -1053,7 +1053,7 @@
       <w:r>
         <w:t xml:space="preserve"> — modifié — </w:t>
       </w:r>
-      <w:hyperlink w:history="1" r:id="rId7fcqc95snpwl2vxwwo05c">
+      <w:hyperlink w:history="1" r:id="rIdmjps3b50olovabyrii2kl">
         <w:r>
           <w:rPr>
             <w:rStyle w:val="Hyperlink"/>
@@ -1082,7 +1082,7 @@
       <w:r>
         <w:t xml:space="preserve"> — modifié — </w:t>
       </w:r>
-      <w:hyperlink w:history="1" r:id="rIdbpk2houtm_3s47h-w5e1u">
+      <w:hyperlink w:history="1" r:id="rIdhw_obseazf5d6czizvtrh">
         <w:r>
           <w:rPr>
             <w:rStyle w:val="Hyperlink"/>
@@ -1111,7 +1111,7 @@
       <w:r>
         <w:t xml:space="preserve"> — créé — </w:t>
       </w:r>
-      <w:hyperlink w:history="1" r:id="rId5jelddpyejpxtvfvdudfj">
+      <w:hyperlink w:history="1" r:id="rIdtcwux7q0hwjn32ayjnkjw">
         <w:r>
           <w:rPr>
             <w:rStyle w:val="Hyperlink"/>
@@ -1140,7 +1140,7 @@
       <w:r>
         <w:t xml:space="preserve"> — modifié — </w:t>
       </w:r>
-      <w:hyperlink w:history="1" r:id="rIdn-wyha7qbepe66kkrpjeh">
+      <w:hyperlink w:history="1" r:id="rIdybamahdwtm7n-e-sylp5e">
         <w:r>
           <w:rPr>
             <w:rStyle w:val="Hyperlink"/>
@@ -1169,7 +1169,7 @@
       <w:r>
         <w:t xml:space="preserve"> — modifié — </w:t>
       </w:r>
-      <w:hyperlink w:history="1" r:id="rIduk87-klkkdrihqbt5s3ge">
+      <w:hyperlink w:history="1" r:id="rIdp0yurqe2ysrfvx-yb8wgp">
         <w:r>
           <w:rPr>
             <w:rStyle w:val="Hyperlink"/>
@@ -1206,7 +1206,7 @@
       <w:r>
         <w:t xml:space="preserve"> — modifié — </w:t>
       </w:r>
-      <w:hyperlink w:history="1" r:id="rIdkk9frdo2wxoeo-alb-6o2">
+      <w:hyperlink w:history="1" r:id="rIdzlbqcmbmc89kkcetl1vjq">
         <w:r>
           <w:rPr>
             <w:rStyle w:val="Hyperlink"/>
@@ -1235,7 +1235,7 @@
       <w:r>
         <w:t xml:space="preserve"> — créé — </w:t>
       </w:r>
-      <w:hyperlink w:history="1" r:id="rIdmvujzvevj-xebooxhj9rr">
+      <w:hyperlink w:history="1" r:id="rId-joqizo8zi9_6so-2cjkq">
         <w:r>
           <w:rPr>
             <w:rStyle w:val="Hyperlink"/>
@@ -1264,7 +1264,7 @@
       <w:r>
         <w:t xml:space="preserve"> — modifié — </w:t>
       </w:r>
-      <w:hyperlink w:history="1" r:id="rIdjtjp5pwlyin6hkvbgpd3b">
+      <w:hyperlink w:history="1" r:id="rIdahvgmmptsvsjawv3r9qts">
         <w:r>
           <w:rPr>
             <w:rStyle w:val="Hyperlink"/>
@@ -1293,7 +1293,7 @@
       <w:r>
         <w:t xml:space="preserve"> — modifié — </w:t>
       </w:r>
-      <w:hyperlink w:history="1" r:id="rId2a2vrarf5dmedevibo0c1">
+      <w:hyperlink w:history="1" r:id="rIdxjbgwy-rz_hh71s5muelg">
         <w:r>
           <w:rPr>
             <w:rStyle w:val="Hyperlink"/>
@@ -1330,7 +1330,7 @@
       <w:r>
         <w:t xml:space="preserve"> — modifié — </w:t>
       </w:r>
-      <w:hyperlink w:history="1" r:id="rIdec1hj0y2pnbz-bmjubel7">
+      <w:hyperlink w:history="1" r:id="rIdq2ulw6tlgmsmbmj8zkjyk">
         <w:r>
           <w:rPr>
             <w:rStyle w:val="Hyperlink"/>
@@ -1359,7 +1359,7 @@
       <w:r>
         <w:t xml:space="preserve"> — modifié — </w:t>
       </w:r>
-      <w:hyperlink w:history="1" r:id="rIdtiddq2dms-xedcg4v_jfj">
+      <w:hyperlink w:history="1" r:id="rIdjez1bq7rsmjinhhjpcozc">
         <w:r>
           <w:rPr>
             <w:rStyle w:val="Hyperlink"/>

--- a/docs/developpement/phases/word/PHASE_09_EQUIPE_FICHES_PLANNING_MASSE_SALARIALE.docx
+++ b/docs/developpement/phases/word/PHASE_09_EQUIPE_FICHES_PLANNING_MASSE_SALARIALE.docx
@@ -20,7 +20,7 @@
       <w:r>
         <w:t xml:space="preserve">FlaiX Expert · dossier de développement · généré le 2026-10-04 depuis le dépôt </w:t>
       </w:r>
-      <w:hyperlink w:history="1" r:id="rIdjfsko7757ybfnw1znor02">
+      <w:hyperlink w:history="1" r:id="rId4ze6mwqsb2yczuyft5gfd">
         <w:r>
           <w:rPr>
             <w:rStyle w:val="Hyperlink"/>
@@ -738,7 +738,7 @@
           <w:numId w:val="3"/>
         </w:numPr>
       </w:pPr>
-      <w:hyperlink w:history="1" r:id="rId3u4czho1kglz7jygvxzdd">
+      <w:hyperlink w:history="1" r:id="rIdw3skpbobgkqnf_fnbs1qs">
         <w:r>
           <w:rPr>
             <w:rStyle w:val="Hyperlink"/>
@@ -758,7 +758,7 @@
           <w:numId w:val="3"/>
         </w:numPr>
       </w:pPr>
-      <w:hyperlink w:history="1" r:id="rId8wwxvl_1ieqknwksjv-5d">
+      <w:hyperlink w:history="1" r:id="rIdsxyurytf9dl-5wcwfcbyk">
         <w:r>
           <w:rPr>
             <w:rStyle w:val="Hyperlink"/>
@@ -778,7 +778,7 @@
           <w:numId w:val="3"/>
         </w:numPr>
       </w:pPr>
-      <w:hyperlink w:history="1" r:id="rIdpoptzhwvmsbacvrj6wcmu">
+      <w:hyperlink w:history="1" r:id="rIdlniqe-umf3e8pkub3gxwv">
         <w:r>
           <w:rPr>
             <w:rStyle w:val="Hyperlink"/>
@@ -826,7 +826,7 @@
       <w:r>
         <w:t xml:space="preserve"> — créé — </w:t>
       </w:r>
-      <w:hyperlink w:history="1" r:id="rIdzp2ecqlu4uzpugy-oxo7v">
+      <w:hyperlink w:history="1" r:id="rId9o2yelows5i92fjeni8j0">
         <w:r>
           <w:rPr>
             <w:rStyle w:val="Hyperlink"/>
@@ -863,7 +863,7 @@
       <w:r>
         <w:t xml:space="preserve"> — créé — </w:t>
       </w:r>
-      <w:hyperlink w:history="1" r:id="rIdcpihnp7t5on0nw3xv5io-">
+      <w:hyperlink w:history="1" r:id="rIdkwrwx3so5h5f7rtgmezrr">
         <w:r>
           <w:rPr>
             <w:rStyle w:val="Hyperlink"/>
@@ -892,7 +892,7 @@
       <w:r>
         <w:t xml:space="preserve"> — créé — </w:t>
       </w:r>
-      <w:hyperlink w:history="1" r:id="rIdrx5x8yzxm4gbscyyabgnw">
+      <w:hyperlink w:history="1" r:id="rId8eqlahmj62d2usamzbarp">
         <w:r>
           <w:rPr>
             <w:rStyle w:val="Hyperlink"/>
@@ -929,7 +929,7 @@
       <w:r>
         <w:t xml:space="preserve"> — modifié — </w:t>
       </w:r>
-      <w:hyperlink w:history="1" r:id="rIdgaycha5oqjqllsbmg84wl">
+      <w:hyperlink w:history="1" r:id="rId1kl7s6-ckso-f-cfgtp5t">
         <w:r>
           <w:rPr>
             <w:rStyle w:val="Hyperlink"/>
@@ -958,7 +958,7 @@
       <w:r>
         <w:t xml:space="preserve"> — modifié — </w:t>
       </w:r>
-      <w:hyperlink w:history="1" r:id="rIdli1sgle3jjpfflfkgbqve">
+      <w:hyperlink w:history="1" r:id="rIdacaryvdf7nmr-a32y76jw">
         <w:r>
           <w:rPr>
             <w:rStyle w:val="Hyperlink"/>
@@ -987,7 +987,7 @@
       <w:r>
         <w:t xml:space="preserve"> — modifié — </w:t>
       </w:r>
-      <w:hyperlink w:history="1" r:id="rIdc1lyw6wjxguarlnxdab8f">
+      <w:hyperlink w:history="1" r:id="rIdtljy2uhqdyliajhelyqzt">
         <w:r>
           <w:rPr>
             <w:rStyle w:val="Hyperlink"/>
@@ -1016,7 +1016,7 @@
       <w:r>
         <w:t xml:space="preserve"> — créé — </w:t>
       </w:r>
-      <w:hyperlink w:history="1" r:id="rIdp_998gto20dgsa2sgywfg">
+      <w:hyperlink w:history="1" r:id="rIdxn-lmslim12u_gxwhuz-d">
         <w:r>
           <w:rPr>
             <w:rStyle w:val="Hyperlink"/>
@@ -1053,7 +1053,7 @@
       <w:r>
         <w:t xml:space="preserve"> — modifié — </w:t>
       </w:r>
-      <w:hyperlink w:history="1" r:id="rIdmjps3b50olovabyrii2kl">
+      <w:hyperlink w:history="1" r:id="rIde-qojclhocydyzwnhbxfe">
         <w:r>
           <w:rPr>
             <w:rStyle w:val="Hyperlink"/>
@@ -1082,7 +1082,7 @@
       <w:r>
         <w:t xml:space="preserve"> — modifié — </w:t>
       </w:r>
-      <w:hyperlink w:history="1" r:id="rIdhw_obseazf5d6czizvtrh">
+      <w:hyperlink w:history="1" r:id="rIddpq4zdxbiqy7vjhv5cexa">
         <w:r>
           <w:rPr>
             <w:rStyle w:val="Hyperlink"/>
@@ -1111,7 +1111,7 @@
       <w:r>
         <w:t xml:space="preserve"> — créé — </w:t>
       </w:r>
-      <w:hyperlink w:history="1" r:id="rIdtcwux7q0hwjn32ayjnkjw">
+      <w:hyperlink w:history="1" r:id="rIdn6hxdcrah7r9lja10flhu">
         <w:r>
           <w:rPr>
             <w:rStyle w:val="Hyperlink"/>
@@ -1140,7 +1140,7 @@
       <w:r>
         <w:t xml:space="preserve"> — modifié — </w:t>
       </w:r>
-      <w:hyperlink w:history="1" r:id="rIdybamahdwtm7n-e-sylp5e">
+      <w:hyperlink w:history="1" r:id="rIdtnofcqxqvebrty6if2hzk">
         <w:r>
           <w:rPr>
             <w:rStyle w:val="Hyperlink"/>
@@ -1169,7 +1169,7 @@
       <w:r>
         <w:t xml:space="preserve"> — modifié — </w:t>
       </w:r>
-      <w:hyperlink w:history="1" r:id="rIdp0yurqe2ysrfvx-yb8wgp">
+      <w:hyperlink w:history="1" r:id="rIdl1mwusc4dkyqr2kqe2esd">
         <w:r>
           <w:rPr>
             <w:rStyle w:val="Hyperlink"/>
@@ -1206,7 +1206,7 @@
       <w:r>
         <w:t xml:space="preserve"> — modifié — </w:t>
       </w:r>
-      <w:hyperlink w:history="1" r:id="rIdzlbqcmbmc89kkcetl1vjq">
+      <w:hyperlink w:history="1" r:id="rId_x_nlq-z6mqlfxwtgo2jp">
         <w:r>
           <w:rPr>
             <w:rStyle w:val="Hyperlink"/>
@@ -1235,7 +1235,7 @@
       <w:r>
         <w:t xml:space="preserve"> — créé — </w:t>
       </w:r>
-      <w:hyperlink w:history="1" r:id="rId-joqizo8zi9_6so-2cjkq">
+      <w:hyperlink w:history="1" r:id="rIdggn-dochxovxn-96zdmys">
         <w:r>
           <w:rPr>
             <w:rStyle w:val="Hyperlink"/>
@@ -1264,7 +1264,7 @@
       <w:r>
         <w:t xml:space="preserve"> — modifié — </w:t>
       </w:r>
-      <w:hyperlink w:history="1" r:id="rIdahvgmmptsvsjawv3r9qts">
+      <w:hyperlink w:history="1" r:id="rIdy85ln1nusax9669cfq5px">
         <w:r>
           <w:rPr>
             <w:rStyle w:val="Hyperlink"/>
@@ -1293,7 +1293,7 @@
       <w:r>
         <w:t xml:space="preserve"> — modifié — </w:t>
       </w:r>
-      <w:hyperlink w:history="1" r:id="rIdxjbgwy-rz_hh71s5muelg">
+      <w:hyperlink w:history="1" r:id="rId3kubmqjxx8mkr6qut5ckn">
         <w:r>
           <w:rPr>
             <w:rStyle w:val="Hyperlink"/>
@@ -1330,7 +1330,7 @@
       <w:r>
         <w:t xml:space="preserve"> — modifié — </w:t>
       </w:r>
-      <w:hyperlink w:history="1" r:id="rIdq2ulw6tlgmsmbmj8zkjyk">
+      <w:hyperlink w:history="1" r:id="rIdptg6hdomayuqhrmjuysxk">
         <w:r>
           <w:rPr>
             <w:rStyle w:val="Hyperlink"/>
@@ -1359,7 +1359,7 @@
       <w:r>
         <w:t xml:space="preserve"> — modifié — </w:t>
       </w:r>
-      <w:hyperlink w:history="1" r:id="rIdjez1bq7rsmjinhhjpcozc">
+      <w:hyperlink w:history="1" r:id="rIdsf5cxb_vxqlvwjxdp1-iz">
         <w:r>
           <w:rPr>
             <w:rStyle w:val="Hyperlink"/>

--- a/docs/developpement/phases/word/PHASE_09_EQUIPE_FICHES_PLANNING_MASSE_SALARIALE.docx
+++ b/docs/developpement/phases/word/PHASE_09_EQUIPE_FICHES_PLANNING_MASSE_SALARIALE.docx
@@ -20,7 +20,7 @@
       <w:r>
         <w:t xml:space="preserve">FlaiX Expert · dossier de développement · généré le 2026-10-04 depuis le dépôt </w:t>
       </w:r>
-      <w:hyperlink w:history="1" r:id="rId4ze6mwqsb2yczuyft5gfd">
+      <w:hyperlink w:history="1" r:id="rIdz1zo-eeojhwh--aaydosb">
         <w:r>
           <w:rPr>
             <w:rStyle w:val="Hyperlink"/>
@@ -738,7 +738,7 @@
           <w:numId w:val="3"/>
         </w:numPr>
       </w:pPr>
-      <w:hyperlink w:history="1" r:id="rIdw3skpbobgkqnf_fnbs1qs">
+      <w:hyperlink w:history="1" r:id="rIdp3a6xnbq-t4mfgvcbmppk">
         <w:r>
           <w:rPr>
             <w:rStyle w:val="Hyperlink"/>
@@ -758,7 +758,7 @@
           <w:numId w:val="3"/>
         </w:numPr>
       </w:pPr>
-      <w:hyperlink w:history="1" r:id="rIdsxyurytf9dl-5wcwfcbyk">
+      <w:hyperlink w:history="1" r:id="rIdfwv-62ifwakrhn0bvzzne">
         <w:r>
           <w:rPr>
             <w:rStyle w:val="Hyperlink"/>
@@ -778,7 +778,7 @@
           <w:numId w:val="3"/>
         </w:numPr>
       </w:pPr>
-      <w:hyperlink w:history="1" r:id="rIdlniqe-umf3e8pkub3gxwv">
+      <w:hyperlink w:history="1" r:id="rIdv7kozea252ou8i8jotzal">
         <w:r>
           <w:rPr>
             <w:rStyle w:val="Hyperlink"/>
@@ -826,7 +826,7 @@
       <w:r>
         <w:t xml:space="preserve"> — créé — </w:t>
       </w:r>
-      <w:hyperlink w:history="1" r:id="rId9o2yelows5i92fjeni8j0">
+      <w:hyperlink w:history="1" r:id="rIdsfz6rd02niu9rfl7j9xaq">
         <w:r>
           <w:rPr>
             <w:rStyle w:val="Hyperlink"/>
@@ -863,7 +863,7 @@
       <w:r>
         <w:t xml:space="preserve"> — créé — </w:t>
       </w:r>
-      <w:hyperlink w:history="1" r:id="rIdkwrwx3so5h5f7rtgmezrr">
+      <w:hyperlink w:history="1" r:id="rIdeqw5vvbbigjvh5qxsm3q0">
         <w:r>
           <w:rPr>
             <w:rStyle w:val="Hyperlink"/>
@@ -892,7 +892,7 @@
       <w:r>
         <w:t xml:space="preserve"> — créé — </w:t>
       </w:r>
-      <w:hyperlink w:history="1" r:id="rId8eqlahmj62d2usamzbarp">
+      <w:hyperlink w:history="1" r:id="rIdokdtzozurhtol1khwyirs">
         <w:r>
           <w:rPr>
             <w:rStyle w:val="Hyperlink"/>
@@ -929,7 +929,7 @@
       <w:r>
         <w:t xml:space="preserve"> — modifié — </w:t>
       </w:r>
-      <w:hyperlink w:history="1" r:id="rId1kl7s6-ckso-f-cfgtp5t">
+      <w:hyperlink w:history="1" r:id="rIdjpwl6sgf3esd65xo_nl-x">
         <w:r>
           <w:rPr>
             <w:rStyle w:val="Hyperlink"/>
@@ -958,7 +958,7 @@
       <w:r>
         <w:t xml:space="preserve"> — modifié — </w:t>
       </w:r>
-      <w:hyperlink w:history="1" r:id="rIdacaryvdf7nmr-a32y76jw">
+      <w:hyperlink w:history="1" r:id="rIdssq_kc6kisrjyqdgface_">
         <w:r>
           <w:rPr>
             <w:rStyle w:val="Hyperlink"/>
@@ -987,7 +987,7 @@
       <w:r>
         <w:t xml:space="preserve"> — modifié — </w:t>
       </w:r>
-      <w:hyperlink w:history="1" r:id="rIdtljy2uhqdyliajhelyqzt">
+      <w:hyperlink w:history="1" r:id="rIdp0ax5zlqxheax8ylo7yvl">
         <w:r>
           <w:rPr>
             <w:rStyle w:val="Hyperlink"/>
@@ -1016,7 +1016,7 @@
       <w:r>
         <w:t xml:space="preserve"> — créé — </w:t>
       </w:r>
-      <w:hyperlink w:history="1" r:id="rIdxn-lmslim12u_gxwhuz-d">
+      <w:hyperlink w:history="1" r:id="rIdod0it4imbgpbvettp0yay">
         <w:r>
           <w:rPr>
             <w:rStyle w:val="Hyperlink"/>
@@ -1053,7 +1053,7 @@
       <w:r>
         <w:t xml:space="preserve"> — modifié — </w:t>
       </w:r>
-      <w:hyperlink w:history="1" r:id="rIde-qojclhocydyzwnhbxfe">
+      <w:hyperlink w:history="1" r:id="rIduqqng6sj5xwzzv1fru-q9">
         <w:r>
           <w:rPr>
             <w:rStyle w:val="Hyperlink"/>
@@ -1082,7 +1082,7 @@
       <w:r>
         <w:t xml:space="preserve"> — modifié — </w:t>
       </w:r>
-      <w:hyperlink w:history="1" r:id="rIddpq4zdxbiqy7vjhv5cexa">
+      <w:hyperlink w:history="1" r:id="rIdahgwqtigqvg-aodqmdf6_">
         <w:r>
           <w:rPr>
             <w:rStyle w:val="Hyperlink"/>
@@ -1111,7 +1111,7 @@
       <w:r>
         <w:t xml:space="preserve"> — créé — </w:t>
       </w:r>
-      <w:hyperlink w:history="1" r:id="rIdn6hxdcrah7r9lja10flhu">
+      <w:hyperlink w:history="1" r:id="rIdbif7dcu_gtuj_ui-u-jwc">
         <w:r>
           <w:rPr>
             <w:rStyle w:val="Hyperlink"/>
@@ -1140,7 +1140,7 @@
       <w:r>
         <w:t xml:space="preserve"> — modifié — </w:t>
       </w:r>
-      <w:hyperlink w:history="1" r:id="rIdtnofcqxqvebrty6if2hzk">
+      <w:hyperlink w:history="1" r:id="rIdqqy4ylxdx1-upr7ku6wqw">
         <w:r>
           <w:rPr>
             <w:rStyle w:val="Hyperlink"/>
@@ -1169,7 +1169,7 @@
       <w:r>
         <w:t xml:space="preserve"> — modifié — </w:t>
       </w:r>
-      <w:hyperlink w:history="1" r:id="rIdl1mwusc4dkyqr2kqe2esd">
+      <w:hyperlink w:history="1" r:id="rIdi3x18zw41ecdzeobioya-">
         <w:r>
           <w:rPr>
             <w:rStyle w:val="Hyperlink"/>
@@ -1206,7 +1206,7 @@
       <w:r>
         <w:t xml:space="preserve"> — modifié — </w:t>
       </w:r>
-      <w:hyperlink w:history="1" r:id="rId_x_nlq-z6mqlfxwtgo2jp">
+      <w:hyperlink w:history="1" r:id="rIdpp79akh2llm6wfhvwz9pk">
         <w:r>
           <w:rPr>
             <w:rStyle w:val="Hyperlink"/>
@@ -1235,7 +1235,7 @@
       <w:r>
         <w:t xml:space="preserve"> — créé — </w:t>
       </w:r>
-      <w:hyperlink w:history="1" r:id="rIdggn-dochxovxn-96zdmys">
+      <w:hyperlink w:history="1" r:id="rIdxws2howwewrxk2aptuknh">
         <w:r>
           <w:rPr>
             <w:rStyle w:val="Hyperlink"/>
@@ -1264,7 +1264,7 @@
       <w:r>
         <w:t xml:space="preserve"> — modifié — </w:t>
       </w:r>
-      <w:hyperlink w:history="1" r:id="rIdy85ln1nusax9669cfq5px">
+      <w:hyperlink w:history="1" r:id="rIdynmxzglpdrfmebhzxs7xt">
         <w:r>
           <w:rPr>
             <w:rStyle w:val="Hyperlink"/>
@@ -1293,7 +1293,7 @@
       <w:r>
         <w:t xml:space="preserve"> — modifié — </w:t>
       </w:r>
-      <w:hyperlink w:history="1" r:id="rId3kubmqjxx8mkr6qut5ckn">
+      <w:hyperlink w:history="1" r:id="rIdvbknqkbuy_bcdidk0rruz">
         <w:r>
           <w:rPr>
             <w:rStyle w:val="Hyperlink"/>
@@ -1330,7 +1330,7 @@
       <w:r>
         <w:t xml:space="preserve"> — modifié — </w:t>
       </w:r>
-      <w:hyperlink w:history="1" r:id="rIdptg6hdomayuqhrmjuysxk">
+      <w:hyperlink w:history="1" r:id="rIdk7imt4yeluzv8wbrbxud5">
         <w:r>
           <w:rPr>
             <w:rStyle w:val="Hyperlink"/>
@@ -1359,7 +1359,7 @@
       <w:r>
         <w:t xml:space="preserve"> — modifié — </w:t>
       </w:r>
-      <w:hyperlink w:history="1" r:id="rIdsf5cxb_vxqlvwjxdp1-iz">
+      <w:hyperlink w:history="1" r:id="rIdv-hyf15wrhmsde5iw9rsq">
         <w:r>
           <w:rPr>
             <w:rStyle w:val="Hyperlink"/>

--- a/docs/developpement/phases/word/PHASE_09_EQUIPE_FICHES_PLANNING_MASSE_SALARIALE.docx
+++ b/docs/developpement/phases/word/PHASE_09_EQUIPE_FICHES_PLANNING_MASSE_SALARIALE.docx
@@ -20,7 +20,7 @@
       <w:r>
         <w:t xml:space="preserve">FlaiX Expert · dossier de développement · généré le 2026-10-04 depuis le dépôt </w:t>
       </w:r>
-      <w:hyperlink w:history="1" r:id="rIdz1zo-eeojhwh--aaydosb">
+      <w:hyperlink w:history="1" r:id="rIdl4ve3qnugjyywqmkdb3na">
         <w:r>
           <w:rPr>
             <w:rStyle w:val="Hyperlink"/>
@@ -738,7 +738,7 @@
           <w:numId w:val="3"/>
         </w:numPr>
       </w:pPr>
-      <w:hyperlink w:history="1" r:id="rIdp3a6xnbq-t4mfgvcbmppk">
+      <w:hyperlink w:history="1" r:id="rIdq-pttwpxhvjbajmgldbni">
         <w:r>
           <w:rPr>
             <w:rStyle w:val="Hyperlink"/>
@@ -758,7 +758,7 @@
           <w:numId w:val="3"/>
         </w:numPr>
       </w:pPr>
-      <w:hyperlink w:history="1" r:id="rIdfwv-62ifwakrhn0bvzzne">
+      <w:hyperlink w:history="1" r:id="rId4zslwdqptpspydwopggex">
         <w:r>
           <w:rPr>
             <w:rStyle w:val="Hyperlink"/>
@@ -778,7 +778,7 @@
           <w:numId w:val="3"/>
         </w:numPr>
       </w:pPr>
-      <w:hyperlink w:history="1" r:id="rIdv7kozea252ou8i8jotzal">
+      <w:hyperlink w:history="1" r:id="rIdel5jr-qulghn39pgjkbba">
         <w:r>
           <w:rPr>
             <w:rStyle w:val="Hyperlink"/>
@@ -826,7 +826,7 @@
       <w:r>
         <w:t xml:space="preserve"> — créé — </w:t>
       </w:r>
-      <w:hyperlink w:history="1" r:id="rIdsfz6rd02niu9rfl7j9xaq">
+      <w:hyperlink w:history="1" r:id="rId0dq3bwjsra2-jziya8g1b">
         <w:r>
           <w:rPr>
             <w:rStyle w:val="Hyperlink"/>
@@ -863,7 +863,7 @@
       <w:r>
         <w:t xml:space="preserve"> — créé — </w:t>
       </w:r>
-      <w:hyperlink w:history="1" r:id="rIdeqw5vvbbigjvh5qxsm3q0">
+      <w:hyperlink w:history="1" r:id="rIdevuzn_4j6265wnuva5mcr">
         <w:r>
           <w:rPr>
             <w:rStyle w:val="Hyperlink"/>
@@ -892,7 +892,7 @@
       <w:r>
         <w:t xml:space="preserve"> — créé — </w:t>
       </w:r>
-      <w:hyperlink w:history="1" r:id="rIdokdtzozurhtol1khwyirs">
+      <w:hyperlink w:history="1" r:id="rIdaeo2qmadoa2-bwxav0qyz">
         <w:r>
           <w:rPr>
             <w:rStyle w:val="Hyperlink"/>
@@ -929,7 +929,7 @@
       <w:r>
         <w:t xml:space="preserve"> — modifié — </w:t>
       </w:r>
-      <w:hyperlink w:history="1" r:id="rIdjpwl6sgf3esd65xo_nl-x">
+      <w:hyperlink w:history="1" r:id="rIdmcnc09kb4dtt9flw2ibfu">
         <w:r>
           <w:rPr>
             <w:rStyle w:val="Hyperlink"/>
@@ -958,7 +958,7 @@
       <w:r>
         <w:t xml:space="preserve"> — modifié — </w:t>
       </w:r>
-      <w:hyperlink w:history="1" r:id="rIdssq_kc6kisrjyqdgface_">
+      <w:hyperlink w:history="1" r:id="rId-klyb-mae0dpidroi11dv">
         <w:r>
           <w:rPr>
             <w:rStyle w:val="Hyperlink"/>
@@ -987,7 +987,7 @@
       <w:r>
         <w:t xml:space="preserve"> — modifié — </w:t>
       </w:r>
-      <w:hyperlink w:history="1" r:id="rIdp0ax5zlqxheax8ylo7yvl">
+      <w:hyperlink w:history="1" r:id="rId41zt14aiih-fvf1ysrclg">
         <w:r>
           <w:rPr>
             <w:rStyle w:val="Hyperlink"/>
@@ -1016,7 +1016,7 @@
       <w:r>
         <w:t xml:space="preserve"> — créé — </w:t>
       </w:r>
-      <w:hyperlink w:history="1" r:id="rIdod0it4imbgpbvettp0yay">
+      <w:hyperlink w:history="1" r:id="rIdddgbpymuglo6v38m7lnjs">
         <w:r>
           <w:rPr>
             <w:rStyle w:val="Hyperlink"/>
@@ -1053,7 +1053,7 @@
       <w:r>
         <w:t xml:space="preserve"> — modifié — </w:t>
       </w:r>
-      <w:hyperlink w:history="1" r:id="rIduqqng6sj5xwzzv1fru-q9">
+      <w:hyperlink w:history="1" r:id="rIdrl5_3oh930o1i2h9pwgcp">
         <w:r>
           <w:rPr>
             <w:rStyle w:val="Hyperlink"/>
@@ -1082,7 +1082,7 @@
       <w:r>
         <w:t xml:space="preserve"> — modifié — </w:t>
       </w:r>
-      <w:hyperlink w:history="1" r:id="rIdahgwqtigqvg-aodqmdf6_">
+      <w:hyperlink w:history="1" r:id="rIdmhiqo-n6b0hdccmrkpkhr">
         <w:r>
           <w:rPr>
             <w:rStyle w:val="Hyperlink"/>
@@ -1111,7 +1111,7 @@
       <w:r>
         <w:t xml:space="preserve"> — créé — </w:t>
       </w:r>
-      <w:hyperlink w:history="1" r:id="rIdbif7dcu_gtuj_ui-u-jwc">
+      <w:hyperlink w:history="1" r:id="rId2w4v8dq4r-lxjos0obood">
         <w:r>
           <w:rPr>
             <w:rStyle w:val="Hyperlink"/>
@@ -1140,7 +1140,7 @@
       <w:r>
         <w:t xml:space="preserve"> — modifié — </w:t>
       </w:r>
-      <w:hyperlink w:history="1" r:id="rIdqqy4ylxdx1-upr7ku6wqw">
+      <w:hyperlink w:history="1" r:id="rIda_l4ljjmjfmtbp6jbqzd1">
         <w:r>
           <w:rPr>
             <w:rStyle w:val="Hyperlink"/>
@@ -1169,7 +1169,7 @@
       <w:r>
         <w:t xml:space="preserve"> — modifié — </w:t>
       </w:r>
-      <w:hyperlink w:history="1" r:id="rIdi3x18zw41ecdzeobioya-">
+      <w:hyperlink w:history="1" r:id="rId5n9q3vjarmmzdsdoalizs">
         <w:r>
           <w:rPr>
             <w:rStyle w:val="Hyperlink"/>
@@ -1206,7 +1206,7 @@
       <w:r>
         <w:t xml:space="preserve"> — modifié — </w:t>
       </w:r>
-      <w:hyperlink w:history="1" r:id="rIdpp79akh2llm6wfhvwz9pk">
+      <w:hyperlink w:history="1" r:id="rIdp_h3bcrcbmzhhqiolrup4">
         <w:r>
           <w:rPr>
             <w:rStyle w:val="Hyperlink"/>
@@ -1235,7 +1235,7 @@
       <w:r>
         <w:t xml:space="preserve"> — créé — </w:t>
       </w:r>
-      <w:hyperlink w:history="1" r:id="rIdxws2howwewrxk2aptuknh">
+      <w:hyperlink w:history="1" r:id="rId5igvmrqr2ebrq8n3qylid">
         <w:r>
           <w:rPr>
             <w:rStyle w:val="Hyperlink"/>
@@ -1264,7 +1264,7 @@
       <w:r>
         <w:t xml:space="preserve"> — modifié — </w:t>
       </w:r>
-      <w:hyperlink w:history="1" r:id="rIdynmxzglpdrfmebhzxs7xt">
+      <w:hyperlink w:history="1" r:id="rIdvzfertiqywbpu6hp-c2zl">
         <w:r>
           <w:rPr>
             <w:rStyle w:val="Hyperlink"/>
@@ -1293,7 +1293,7 @@
       <w:r>
         <w:t xml:space="preserve"> — modifié — </w:t>
       </w:r>
-      <w:hyperlink w:history="1" r:id="rIdvbknqkbuy_bcdidk0rruz">
+      <w:hyperlink w:history="1" r:id="rIdhg8bo9m_9_bd9bcdi8dzu">
         <w:r>
           <w:rPr>
             <w:rStyle w:val="Hyperlink"/>
@@ -1330,7 +1330,7 @@
       <w:r>
         <w:t xml:space="preserve"> — modifié — </w:t>
       </w:r>
-      <w:hyperlink w:history="1" r:id="rIdk7imt4yeluzv8wbrbxud5">
+      <w:hyperlink w:history="1" r:id="rIdeezbiqbxbietbfie6xlph">
         <w:r>
           <w:rPr>
             <w:rStyle w:val="Hyperlink"/>
@@ -1359,7 +1359,7 @@
       <w:r>
         <w:t xml:space="preserve"> — modifié — </w:t>
       </w:r>
-      <w:hyperlink w:history="1" r:id="rIdv-hyf15wrhmsde5iw9rsq">
+      <w:hyperlink w:history="1" r:id="rIdwyxy8602fmucbuswyuu7b">
         <w:r>
           <w:rPr>
             <w:rStyle w:val="Hyperlink"/>

--- a/docs/developpement/phases/word/PHASE_09_EQUIPE_FICHES_PLANNING_MASSE_SALARIALE.docx
+++ b/docs/developpement/phases/word/PHASE_09_EQUIPE_FICHES_PLANNING_MASSE_SALARIALE.docx
@@ -20,7 +20,7 @@
       <w:r>
         <w:t xml:space="preserve">FlaiX Expert · dossier de développement · généré le 2026-10-04 depuis le dépôt </w:t>
       </w:r>
-      <w:hyperlink w:history="1" r:id="rIdl4ve3qnugjyywqmkdb3na">
+      <w:hyperlink w:history="1" r:id="rIdj2dq5p1hnn5xoxh7fg1qu">
         <w:r>
           <w:rPr>
             <w:rStyle w:val="Hyperlink"/>
@@ -738,7 +738,7 @@
           <w:numId w:val="3"/>
         </w:numPr>
       </w:pPr>
-      <w:hyperlink w:history="1" r:id="rIdq-pttwpxhvjbajmgldbni">
+      <w:hyperlink w:history="1" r:id="rIdl-9du2oebdko2c-_6u1e9">
         <w:r>
           <w:rPr>
             <w:rStyle w:val="Hyperlink"/>
@@ -758,7 +758,7 @@
           <w:numId w:val="3"/>
         </w:numPr>
       </w:pPr>
-      <w:hyperlink w:history="1" r:id="rId4zslwdqptpspydwopggex">
+      <w:hyperlink w:history="1" r:id="rIdoxmv70gyepo5j0_z8p57s">
         <w:r>
           <w:rPr>
             <w:rStyle w:val="Hyperlink"/>
@@ -778,7 +778,7 @@
           <w:numId w:val="3"/>
         </w:numPr>
       </w:pPr>
-      <w:hyperlink w:history="1" r:id="rIdel5jr-qulghn39pgjkbba">
+      <w:hyperlink w:history="1" r:id="rId0gmgnpikssd7lutlviolp">
         <w:r>
           <w:rPr>
             <w:rStyle w:val="Hyperlink"/>
@@ -826,7 +826,7 @@
       <w:r>
         <w:t xml:space="preserve"> — créé — </w:t>
       </w:r>
-      <w:hyperlink w:history="1" r:id="rId0dq3bwjsra2-jziya8g1b">
+      <w:hyperlink w:history="1" r:id="rId8tk0gmn01jn3rpp2l8sdz">
         <w:r>
           <w:rPr>
             <w:rStyle w:val="Hyperlink"/>
@@ -863,7 +863,7 @@
       <w:r>
         <w:t xml:space="preserve"> — créé — </w:t>
       </w:r>
-      <w:hyperlink w:history="1" r:id="rIdevuzn_4j6265wnuva5mcr">
+      <w:hyperlink w:history="1" r:id="rId82hvtdauxonhao_a8llk9">
         <w:r>
           <w:rPr>
             <w:rStyle w:val="Hyperlink"/>
@@ -892,7 +892,7 @@
       <w:r>
         <w:t xml:space="preserve"> — créé — </w:t>
       </w:r>
-      <w:hyperlink w:history="1" r:id="rIdaeo2qmadoa2-bwxav0qyz">
+      <w:hyperlink w:history="1" r:id="rIdirgv5w1fgkzy3vi97mq3j">
         <w:r>
           <w:rPr>
             <w:rStyle w:val="Hyperlink"/>
@@ -929,7 +929,7 @@
       <w:r>
         <w:t xml:space="preserve"> — modifié — </w:t>
       </w:r>
-      <w:hyperlink w:history="1" r:id="rIdmcnc09kb4dtt9flw2ibfu">
+      <w:hyperlink w:history="1" r:id="rIdlsvdys16ttk0zw6flktfi">
         <w:r>
           <w:rPr>
             <w:rStyle w:val="Hyperlink"/>
@@ -958,7 +958,7 @@
       <w:r>
         <w:t xml:space="preserve"> — modifié — </w:t>
       </w:r>
-      <w:hyperlink w:history="1" r:id="rId-klyb-mae0dpidroi11dv">
+      <w:hyperlink w:history="1" r:id="rIdfg7tqemvwsvtsnzvf9zya">
         <w:r>
           <w:rPr>
             <w:rStyle w:val="Hyperlink"/>
@@ -987,7 +987,7 @@
       <w:r>
         <w:t xml:space="preserve"> — modifié — </w:t>
       </w:r>
-      <w:hyperlink w:history="1" r:id="rId41zt14aiih-fvf1ysrclg">
+      <w:hyperlink w:history="1" r:id="rIdunb8k9cybbdkvwcucyplb">
         <w:r>
           <w:rPr>
             <w:rStyle w:val="Hyperlink"/>
@@ -1016,7 +1016,7 @@
       <w:r>
         <w:t xml:space="preserve"> — créé — </w:t>
       </w:r>
-      <w:hyperlink w:history="1" r:id="rIdddgbpymuglo6v38m7lnjs">
+      <w:hyperlink w:history="1" r:id="rIdcwgr6niad4ctxcmmrkti6">
         <w:r>
           <w:rPr>
             <w:rStyle w:val="Hyperlink"/>
@@ -1053,7 +1053,7 @@
       <w:r>
         <w:t xml:space="preserve"> — modifié — </w:t>
       </w:r>
-      <w:hyperlink w:history="1" r:id="rIdrl5_3oh930o1i2h9pwgcp">
+      <w:hyperlink w:history="1" r:id="rIdkfs2vcch9lmp7xex7peoo">
         <w:r>
           <w:rPr>
             <w:rStyle w:val="Hyperlink"/>
@@ -1082,7 +1082,7 @@
       <w:r>
         <w:t xml:space="preserve"> — modifié — </w:t>
       </w:r>
-      <w:hyperlink w:history="1" r:id="rIdmhiqo-n6b0hdccmrkpkhr">
+      <w:hyperlink w:history="1" r:id="rId__fcijau7qzsgx5tzgbfb">
         <w:r>
           <w:rPr>
             <w:rStyle w:val="Hyperlink"/>
@@ -1111,7 +1111,7 @@
       <w:r>
         <w:t xml:space="preserve"> — créé — </w:t>
       </w:r>
-      <w:hyperlink w:history="1" r:id="rId2w4v8dq4r-lxjos0obood">
+      <w:hyperlink w:history="1" r:id="rIditkcyrpeizme8tw9f9kk_">
         <w:r>
           <w:rPr>
             <w:rStyle w:val="Hyperlink"/>
@@ -1140,7 +1140,7 @@
       <w:r>
         <w:t xml:space="preserve"> — modifié — </w:t>
       </w:r>
-      <w:hyperlink w:history="1" r:id="rIda_l4ljjmjfmtbp6jbqzd1">
+      <w:hyperlink w:history="1" r:id="rIdxrwoczzbpooe9t7smfflm">
         <w:r>
           <w:rPr>
             <w:rStyle w:val="Hyperlink"/>
@@ -1169,7 +1169,7 @@
       <w:r>
         <w:t xml:space="preserve"> — modifié — </w:t>
       </w:r>
-      <w:hyperlink w:history="1" r:id="rId5n9q3vjarmmzdsdoalizs">
+      <w:hyperlink w:history="1" r:id="rIdfgsfzwvzxsct_hsqvle1l">
         <w:r>
           <w:rPr>
             <w:rStyle w:val="Hyperlink"/>
@@ -1206,7 +1206,7 @@
       <w:r>
         <w:t xml:space="preserve"> — modifié — </w:t>
       </w:r>
-      <w:hyperlink w:history="1" r:id="rIdp_h3bcrcbmzhhqiolrup4">
+      <w:hyperlink w:history="1" r:id="rIdhgdepz0v3rlvagbixsimy">
         <w:r>
           <w:rPr>
             <w:rStyle w:val="Hyperlink"/>
@@ -1235,7 +1235,7 @@
       <w:r>
         <w:t xml:space="preserve"> — créé — </w:t>
       </w:r>
-      <w:hyperlink w:history="1" r:id="rId5igvmrqr2ebrq8n3qylid">
+      <w:hyperlink w:history="1" r:id="rIdh6eaiehvhgy1xjci63zt7">
         <w:r>
           <w:rPr>
             <w:rStyle w:val="Hyperlink"/>
@@ -1264,7 +1264,7 @@
       <w:r>
         <w:t xml:space="preserve"> — modifié — </w:t>
       </w:r>
-      <w:hyperlink w:history="1" r:id="rIdvzfertiqywbpu6hp-c2zl">
+      <w:hyperlink w:history="1" r:id="rIdq7m4mgzwhtyzyogf8_mlz">
         <w:r>
           <w:rPr>
             <w:rStyle w:val="Hyperlink"/>
@@ -1293,7 +1293,7 @@
       <w:r>
         <w:t xml:space="preserve"> — modifié — </w:t>
       </w:r>
-      <w:hyperlink w:history="1" r:id="rIdhg8bo9m_9_bd9bcdi8dzu">
+      <w:hyperlink w:history="1" r:id="rIduytovgtxwfbfo36ory-zu">
         <w:r>
           <w:rPr>
             <w:rStyle w:val="Hyperlink"/>
@@ -1330,7 +1330,7 @@
       <w:r>
         <w:t xml:space="preserve"> — modifié — </w:t>
       </w:r>
-      <w:hyperlink w:history="1" r:id="rIdeezbiqbxbietbfie6xlph">
+      <w:hyperlink w:history="1" r:id="rIdblu-hlwdasifssd7pzjap">
         <w:r>
           <w:rPr>
             <w:rStyle w:val="Hyperlink"/>
@@ -1359,7 +1359,7 @@
       <w:r>
         <w:t xml:space="preserve"> — modifié — </w:t>
       </w:r>
-      <w:hyperlink w:history="1" r:id="rIdwyxy8602fmucbuswyuu7b">
+      <w:hyperlink w:history="1" r:id="rIddox4inuoilybgr_op7wgu">
         <w:r>
           <w:rPr>
             <w:rStyle w:val="Hyperlink"/>

--- a/docs/developpement/phases/word/PHASE_09_EQUIPE_FICHES_PLANNING_MASSE_SALARIALE.docx
+++ b/docs/developpement/phases/word/PHASE_09_EQUIPE_FICHES_PLANNING_MASSE_SALARIALE.docx
@@ -18,9 +18,9 @@
         <w:shd w:fill="F6F3FF" w:color="auto" w:val="clear"/>
       </w:pPr>
       <w:r>
-        <w:t xml:space="preserve">FlaiX Expert · dossier de développement · généré le 2026-10-04 depuis le dépôt </w:t>
-      </w:r>
-      <w:hyperlink w:history="1" r:id="rIdj2dq5p1hnn5xoxh7fg1qu">
+        <w:t xml:space="preserve">FlaiX Expert · dossier de développement · généré le 2026-10-19 depuis le dépôt </w:t>
+      </w:r>
+      <w:hyperlink w:history="1" r:id="rId67cwgzidhs5ghcrpxo2zc">
         <w:r>
           <w:rPr>
             <w:rStyle w:val="Hyperlink"/>
@@ -738,7 +738,7 @@
           <w:numId w:val="3"/>
         </w:numPr>
       </w:pPr>
-      <w:hyperlink w:history="1" r:id="rIdl-9du2oebdko2c-_6u1e9">
+      <w:hyperlink w:history="1" r:id="rIddxlosuvy2tv0etzj2mn4q">
         <w:r>
           <w:rPr>
             <w:rStyle w:val="Hyperlink"/>
@@ -758,7 +758,7 @@
           <w:numId w:val="3"/>
         </w:numPr>
       </w:pPr>
-      <w:hyperlink w:history="1" r:id="rIdoxmv70gyepo5j0_z8p57s">
+      <w:hyperlink w:history="1" r:id="rId7vsoqnso9uvmgzqun9zio">
         <w:r>
           <w:rPr>
             <w:rStyle w:val="Hyperlink"/>
@@ -778,7 +778,7 @@
           <w:numId w:val="3"/>
         </w:numPr>
       </w:pPr>
-      <w:hyperlink w:history="1" r:id="rId0gmgnpikssd7lutlviolp">
+      <w:hyperlink w:history="1" r:id="rIdjvtu4hzu2y_tlaenzomwn">
         <w:r>
           <w:rPr>
             <w:rStyle w:val="Hyperlink"/>
@@ -826,7 +826,7 @@
       <w:r>
         <w:t xml:space="preserve"> — créé — </w:t>
       </w:r>
-      <w:hyperlink w:history="1" r:id="rId8tk0gmn01jn3rpp2l8sdz">
+      <w:hyperlink w:history="1" r:id="rIdwsy7af8mmfjx2mcagiw4o">
         <w:r>
           <w:rPr>
             <w:rStyle w:val="Hyperlink"/>
@@ -863,7 +863,7 @@
       <w:r>
         <w:t xml:space="preserve"> — créé — </w:t>
       </w:r>
-      <w:hyperlink w:history="1" r:id="rId82hvtdauxonhao_a8llk9">
+      <w:hyperlink w:history="1" r:id="rIdbh2cut7srjpym_k5wikbl">
         <w:r>
           <w:rPr>
             <w:rStyle w:val="Hyperlink"/>
@@ -892,7 +892,7 @@
       <w:r>
         <w:t xml:space="preserve"> — créé — </w:t>
       </w:r>
-      <w:hyperlink w:history="1" r:id="rIdirgv5w1fgkzy3vi97mq3j">
+      <w:hyperlink w:history="1" r:id="rIdkq7o8pfg9quzrczhy43vd">
         <w:r>
           <w:rPr>
             <w:rStyle w:val="Hyperlink"/>
@@ -929,7 +929,7 @@
       <w:r>
         <w:t xml:space="preserve"> — modifié — </w:t>
       </w:r>
-      <w:hyperlink w:history="1" r:id="rIdlsvdys16ttk0zw6flktfi">
+      <w:hyperlink w:history="1" r:id="rIdq8-wlorx1mdvegp4t2ksg">
         <w:r>
           <w:rPr>
             <w:rStyle w:val="Hyperlink"/>
@@ -958,7 +958,7 @@
       <w:r>
         <w:t xml:space="preserve"> — modifié — </w:t>
       </w:r>
-      <w:hyperlink w:history="1" r:id="rIdfg7tqemvwsvtsnzvf9zya">
+      <w:hyperlink w:history="1" r:id="rIdwkvoikcxa5tgoibjgabpm">
         <w:r>
           <w:rPr>
             <w:rStyle w:val="Hyperlink"/>
@@ -987,7 +987,7 @@
       <w:r>
         <w:t xml:space="preserve"> — modifié — </w:t>
       </w:r>
-      <w:hyperlink w:history="1" r:id="rIdunb8k9cybbdkvwcucyplb">
+      <w:hyperlink w:history="1" r:id="rIdvwzodhbck1wpavgjp1pth">
         <w:r>
           <w:rPr>
             <w:rStyle w:val="Hyperlink"/>
@@ -1016,7 +1016,7 @@
       <w:r>
         <w:t xml:space="preserve"> — créé — </w:t>
       </w:r>
-      <w:hyperlink w:history="1" r:id="rIdcwgr6niad4ctxcmmrkti6">
+      <w:hyperlink w:history="1" r:id="rIdmisk4qeqtwmcxhmhwxt7v">
         <w:r>
           <w:rPr>
             <w:rStyle w:val="Hyperlink"/>
@@ -1053,7 +1053,7 @@
       <w:r>
         <w:t xml:space="preserve"> — modifié — </w:t>
       </w:r>
-      <w:hyperlink w:history="1" r:id="rIdkfs2vcch9lmp7xex7peoo">
+      <w:hyperlink w:history="1" r:id="rIdovkqfrklll15v0psa-x_h">
         <w:r>
           <w:rPr>
             <w:rStyle w:val="Hyperlink"/>
@@ -1082,7 +1082,7 @@
       <w:r>
         <w:t xml:space="preserve"> — modifié — </w:t>
       </w:r>
-      <w:hyperlink w:history="1" r:id="rId__fcijau7qzsgx5tzgbfb">
+      <w:hyperlink w:history="1" r:id="rIdpg6hscdbu-kojlymgdhno">
         <w:r>
           <w:rPr>
             <w:rStyle w:val="Hyperlink"/>
@@ -1111,7 +1111,7 @@
       <w:r>
         <w:t xml:space="preserve"> — créé — </w:t>
       </w:r>
-      <w:hyperlink w:history="1" r:id="rIditkcyrpeizme8tw9f9kk_">
+      <w:hyperlink w:history="1" r:id="rIdjygugqih0ixznzwh6ezvw">
         <w:r>
           <w:rPr>
             <w:rStyle w:val="Hyperlink"/>
@@ -1140,7 +1140,7 @@
       <w:r>
         <w:t xml:space="preserve"> — modifié — </w:t>
       </w:r>
-      <w:hyperlink w:history="1" r:id="rIdxrwoczzbpooe9t7smfflm">
+      <w:hyperlink w:history="1" r:id="rIdzescddq6bohnz0myhijwd">
         <w:r>
           <w:rPr>
             <w:rStyle w:val="Hyperlink"/>
@@ -1169,7 +1169,7 @@
       <w:r>
         <w:t xml:space="preserve"> — modifié — </w:t>
       </w:r>
-      <w:hyperlink w:history="1" r:id="rIdfgsfzwvzxsct_hsqvle1l">
+      <w:hyperlink w:history="1" r:id="rIdrz_2dxuioiafq7kjayb58">
         <w:r>
           <w:rPr>
             <w:rStyle w:val="Hyperlink"/>
@@ -1206,7 +1206,7 @@
       <w:r>
         <w:t xml:space="preserve"> — modifié — </w:t>
       </w:r>
-      <w:hyperlink w:history="1" r:id="rIdhgdepz0v3rlvagbixsimy">
+      <w:hyperlink w:history="1" r:id="rIdmmpihtax7i1rxxrsqb0u6">
         <w:r>
           <w:rPr>
             <w:rStyle w:val="Hyperlink"/>
@@ -1235,7 +1235,7 @@
       <w:r>
         <w:t xml:space="preserve"> — créé — </w:t>
       </w:r>
-      <w:hyperlink w:history="1" r:id="rIdh6eaiehvhgy1xjci63zt7">
+      <w:hyperlink w:history="1" r:id="rIdwfe5wubgi6n7fbax7b8wd">
         <w:r>
           <w:rPr>
             <w:rStyle w:val="Hyperlink"/>
@@ -1264,7 +1264,7 @@
       <w:r>
         <w:t xml:space="preserve"> — modifié — </w:t>
       </w:r>
-      <w:hyperlink w:history="1" r:id="rIdq7m4mgzwhtyzyogf8_mlz">
+      <w:hyperlink w:history="1" r:id="rIdtolotorwtg-a0djzhsfy2">
         <w:r>
           <w:rPr>
             <w:rStyle w:val="Hyperlink"/>
@@ -1293,7 +1293,7 @@
       <w:r>
         <w:t xml:space="preserve"> — modifié — </w:t>
       </w:r>
-      <w:hyperlink w:history="1" r:id="rIduytovgtxwfbfo36ory-zu">
+      <w:hyperlink w:history="1" r:id="rIdcnwguavs0biu15hj1a6lo">
         <w:r>
           <w:rPr>
             <w:rStyle w:val="Hyperlink"/>
@@ -1330,7 +1330,7 @@
       <w:r>
         <w:t xml:space="preserve"> — modifié — </w:t>
       </w:r>
-      <w:hyperlink w:history="1" r:id="rIdblu-hlwdasifssd7pzjap">
+      <w:hyperlink w:history="1" r:id="rIdwmoywrystofc24zzhug4t">
         <w:r>
           <w:rPr>
             <w:rStyle w:val="Hyperlink"/>
@@ -1359,7 +1359,7 @@
       <w:r>
         <w:t xml:space="preserve"> — modifié — </w:t>
       </w:r>
-      <w:hyperlink w:history="1" r:id="rIddox4inuoilybgr_op7wgu">
+      <w:hyperlink w:history="1" r:id="rIdhpv9hadzsdc56yqtsrujz">
         <w:r>
           <w:rPr>
             <w:rStyle w:val="Hyperlink"/>

--- a/docs/developpement/phases/word/PHASE_09_EQUIPE_FICHES_PLANNING_MASSE_SALARIALE.docx
+++ b/docs/developpement/phases/word/PHASE_09_EQUIPE_FICHES_PLANNING_MASSE_SALARIALE.docx
@@ -20,7 +20,7 @@
       <w:r>
         <w:t xml:space="preserve">FlaiX Expert · dossier de développement · généré le 2026-10-19 depuis le dépôt </w:t>
       </w:r>
-      <w:hyperlink w:history="1" r:id="rId67cwgzidhs5ghcrpxo2zc">
+      <w:hyperlink w:history="1" r:id="rIdxnnyml3epwmhcz2f5pvce">
         <w:r>
           <w:rPr>
             <w:rStyle w:val="Hyperlink"/>
@@ -738,7 +738,7 @@
           <w:numId w:val="3"/>
         </w:numPr>
       </w:pPr>
-      <w:hyperlink w:history="1" r:id="rIddxlosuvy2tv0etzj2mn4q">
+      <w:hyperlink w:history="1" r:id="rIdgqheabjzr7jlfpxhfkyhx">
         <w:r>
           <w:rPr>
             <w:rStyle w:val="Hyperlink"/>
@@ -758,7 +758,7 @@
           <w:numId w:val="3"/>
         </w:numPr>
       </w:pPr>
-      <w:hyperlink w:history="1" r:id="rId7vsoqnso9uvmgzqun9zio">
+      <w:hyperlink w:history="1" r:id="rIdajdfgjry9uy8brphzudva">
         <w:r>
           <w:rPr>
             <w:rStyle w:val="Hyperlink"/>
@@ -778,7 +778,7 @@
           <w:numId w:val="3"/>
         </w:numPr>
       </w:pPr>
-      <w:hyperlink w:history="1" r:id="rIdjvtu4hzu2y_tlaenzomwn">
+      <w:hyperlink w:history="1" r:id="rIdxew7vqxay_v-pafkwydbn">
         <w:r>
           <w:rPr>
             <w:rStyle w:val="Hyperlink"/>
@@ -826,7 +826,7 @@
       <w:r>
         <w:t xml:space="preserve"> — créé — </w:t>
       </w:r>
-      <w:hyperlink w:history="1" r:id="rIdwsy7af8mmfjx2mcagiw4o">
+      <w:hyperlink w:history="1" r:id="rIdup4qahzsbjl9ye3otq5en">
         <w:r>
           <w:rPr>
             <w:rStyle w:val="Hyperlink"/>
@@ -863,7 +863,7 @@
       <w:r>
         <w:t xml:space="preserve"> — créé — </w:t>
       </w:r>
-      <w:hyperlink w:history="1" r:id="rIdbh2cut7srjpym_k5wikbl">
+      <w:hyperlink w:history="1" r:id="rIdvcg8r7i9inq2-f-bsc3pd">
         <w:r>
           <w:rPr>
             <w:rStyle w:val="Hyperlink"/>
@@ -892,7 +892,7 @@
       <w:r>
         <w:t xml:space="preserve"> — créé — </w:t>
       </w:r>
-      <w:hyperlink w:history="1" r:id="rIdkq7o8pfg9quzrczhy43vd">
+      <w:hyperlink w:history="1" r:id="rIdsc0rxsvdposjbmrom0mkn">
         <w:r>
           <w:rPr>
             <w:rStyle w:val="Hyperlink"/>
@@ -929,7 +929,7 @@
       <w:r>
         <w:t xml:space="preserve"> — modifié — </w:t>
       </w:r>
-      <w:hyperlink w:history="1" r:id="rIdq8-wlorx1mdvegp4t2ksg">
+      <w:hyperlink w:history="1" r:id="rIdb101bxpc4rlykz4hlubzi">
         <w:r>
           <w:rPr>
             <w:rStyle w:val="Hyperlink"/>
@@ -958,7 +958,7 @@
       <w:r>
         <w:t xml:space="preserve"> — modifié — </w:t>
       </w:r>
-      <w:hyperlink w:history="1" r:id="rIdwkvoikcxa5tgoibjgabpm">
+      <w:hyperlink w:history="1" r:id="rId_zn2khq05u6acqbwyqwxi">
         <w:r>
           <w:rPr>
             <w:rStyle w:val="Hyperlink"/>
@@ -987,7 +987,7 @@
       <w:r>
         <w:t xml:space="preserve"> — modifié — </w:t>
       </w:r>
-      <w:hyperlink w:history="1" r:id="rIdvwzodhbck1wpavgjp1pth">
+      <w:hyperlink w:history="1" r:id="rIdgwemeoscoolp9jsdrwvoa">
         <w:r>
           <w:rPr>
             <w:rStyle w:val="Hyperlink"/>
@@ -1016,7 +1016,7 @@
       <w:r>
         <w:t xml:space="preserve"> — créé — </w:t>
       </w:r>
-      <w:hyperlink w:history="1" r:id="rIdmisk4qeqtwmcxhmhwxt7v">
+      <w:hyperlink w:history="1" r:id="rIdwyp_e595hxykygfiq9hsn">
         <w:r>
           <w:rPr>
             <w:rStyle w:val="Hyperlink"/>
@@ -1053,7 +1053,7 @@
       <w:r>
         <w:t xml:space="preserve"> — modifié — </w:t>
       </w:r>
-      <w:hyperlink w:history="1" r:id="rIdovkqfrklll15v0psa-x_h">
+      <w:hyperlink w:history="1" r:id="rIdh46jhfoplbk5zlo9hbmmk">
         <w:r>
           <w:rPr>
             <w:rStyle w:val="Hyperlink"/>
@@ -1082,7 +1082,7 @@
       <w:r>
         <w:t xml:space="preserve"> — modifié — </w:t>
       </w:r>
-      <w:hyperlink w:history="1" r:id="rIdpg6hscdbu-kojlymgdhno">
+      <w:hyperlink w:history="1" r:id="rIdpb7gioiu5i2qayrjz5mzb">
         <w:r>
           <w:rPr>
             <w:rStyle w:val="Hyperlink"/>
@@ -1111,7 +1111,7 @@
       <w:r>
         <w:t xml:space="preserve"> — créé — </w:t>
       </w:r>
-      <w:hyperlink w:history="1" r:id="rIdjygugqih0ixznzwh6ezvw">
+      <w:hyperlink w:history="1" r:id="rIds9fxhu1m-wqd_irtglxss">
         <w:r>
           <w:rPr>
             <w:rStyle w:val="Hyperlink"/>
@@ -1140,7 +1140,7 @@
       <w:r>
         <w:t xml:space="preserve"> — modifié — </w:t>
       </w:r>
-      <w:hyperlink w:history="1" r:id="rIdzescddq6bohnz0myhijwd">
+      <w:hyperlink w:history="1" r:id="rId0jebhs088k5x2d7rlndja">
         <w:r>
           <w:rPr>
             <w:rStyle w:val="Hyperlink"/>
@@ -1169,7 +1169,7 @@
       <w:r>
         <w:t xml:space="preserve"> — modifié — </w:t>
       </w:r>
-      <w:hyperlink w:history="1" r:id="rIdrz_2dxuioiafq7kjayb58">
+      <w:hyperlink w:history="1" r:id="rIdwqsda9gobnwr57wgo6l1m">
         <w:r>
           <w:rPr>
             <w:rStyle w:val="Hyperlink"/>
@@ -1206,7 +1206,7 @@
       <w:r>
         <w:t xml:space="preserve"> — modifié — </w:t>
       </w:r>
-      <w:hyperlink w:history="1" r:id="rIdmmpihtax7i1rxxrsqb0u6">
+      <w:hyperlink w:history="1" r:id="rIdkeh6t1g2vsfjekpkfazjz">
         <w:r>
           <w:rPr>
             <w:rStyle w:val="Hyperlink"/>
@@ -1235,7 +1235,7 @@
       <w:r>
         <w:t xml:space="preserve"> — créé — </w:t>
       </w:r>
-      <w:hyperlink w:history="1" r:id="rIdwfe5wubgi6n7fbax7b8wd">
+      <w:hyperlink w:history="1" r:id="rIdzy_zr9cmpcvfpd37sn1_4">
         <w:r>
           <w:rPr>
             <w:rStyle w:val="Hyperlink"/>
@@ -1264,7 +1264,7 @@
       <w:r>
         <w:t xml:space="preserve"> — modifié — </w:t>
       </w:r>
-      <w:hyperlink w:history="1" r:id="rIdtolotorwtg-a0djzhsfy2">
+      <w:hyperlink w:history="1" r:id="rIdxyfoopvebew550hksnmss">
         <w:r>
           <w:rPr>
             <w:rStyle w:val="Hyperlink"/>
@@ -1293,7 +1293,7 @@
       <w:r>
         <w:t xml:space="preserve"> — modifié — </w:t>
       </w:r>
-      <w:hyperlink w:history="1" r:id="rIdcnwguavs0biu15hj1a6lo">
+      <w:hyperlink w:history="1" r:id="rId5cnru2a7lk3rm5tzdmxte">
         <w:r>
           <w:rPr>
             <w:rStyle w:val="Hyperlink"/>
@@ -1330,7 +1330,7 @@
       <w:r>
         <w:t xml:space="preserve"> — modifié — </w:t>
       </w:r>
-      <w:hyperlink w:history="1" r:id="rIdwmoywrystofc24zzhug4t">
+      <w:hyperlink w:history="1" r:id="rIdp2znyvjquhlngasd1dbts">
         <w:r>
           <w:rPr>
             <w:rStyle w:val="Hyperlink"/>
@@ -1359,7 +1359,7 @@
       <w:r>
         <w:t xml:space="preserve"> — modifié — </w:t>
       </w:r>
-      <w:hyperlink w:history="1" r:id="rIdhpv9hadzsdc56yqtsrujz">
+      <w:hyperlink w:history="1" r:id="rIdfreacjwrw0zymycrfiawm">
         <w:r>
           <w:rPr>
             <w:rStyle w:val="Hyperlink"/>

--- a/docs/developpement/phases/word/PHASE_09_EQUIPE_FICHES_PLANNING_MASSE_SALARIALE.docx
+++ b/docs/developpement/phases/word/PHASE_09_EQUIPE_FICHES_PLANNING_MASSE_SALARIALE.docx
@@ -20,7 +20,7 @@
       <w:r>
         <w:t xml:space="preserve">FlaiX Expert · dossier de développement · généré le 2026-10-19 depuis le dépôt </w:t>
       </w:r>
-      <w:hyperlink w:history="1" r:id="rIdxnnyml3epwmhcz2f5pvce">
+      <w:hyperlink w:history="1" r:id="rIdnptw_cmcaxjjecc3mnf8n">
         <w:r>
           <w:rPr>
             <w:rStyle w:val="Hyperlink"/>
@@ -738,7 +738,7 @@
           <w:numId w:val="3"/>
         </w:numPr>
       </w:pPr>
-      <w:hyperlink w:history="1" r:id="rIdgqheabjzr7jlfpxhfkyhx">
+      <w:hyperlink w:history="1" r:id="rId6-s5sq3suyg_izeoy56z3">
         <w:r>
           <w:rPr>
             <w:rStyle w:val="Hyperlink"/>
@@ -758,7 +758,7 @@
           <w:numId w:val="3"/>
         </w:numPr>
       </w:pPr>
-      <w:hyperlink w:history="1" r:id="rIdajdfgjry9uy8brphzudva">
+      <w:hyperlink w:history="1" r:id="rId7chxcubajnekjtblllex8">
         <w:r>
           <w:rPr>
             <w:rStyle w:val="Hyperlink"/>
@@ -778,7 +778,7 @@
           <w:numId w:val="3"/>
         </w:numPr>
       </w:pPr>
-      <w:hyperlink w:history="1" r:id="rIdxew7vqxay_v-pafkwydbn">
+      <w:hyperlink w:history="1" r:id="rIdhdp7ijblpvtwnftwzup9r">
         <w:r>
           <w:rPr>
             <w:rStyle w:val="Hyperlink"/>
@@ -826,7 +826,7 @@
       <w:r>
         <w:t xml:space="preserve"> — créé — </w:t>
       </w:r>
-      <w:hyperlink w:history="1" r:id="rIdup4qahzsbjl9ye3otq5en">
+      <w:hyperlink w:history="1" r:id="rIdnsw-n3-enen7fiirwomeh">
         <w:r>
           <w:rPr>
             <w:rStyle w:val="Hyperlink"/>
@@ -863,7 +863,7 @@
       <w:r>
         <w:t xml:space="preserve"> — créé — </w:t>
       </w:r>
-      <w:hyperlink w:history="1" r:id="rIdvcg8r7i9inq2-f-bsc3pd">
+      <w:hyperlink w:history="1" r:id="rIdqevs-v5k65r3uwyulxmsy">
         <w:r>
           <w:rPr>
             <w:rStyle w:val="Hyperlink"/>
@@ -892,7 +892,7 @@
       <w:r>
         <w:t xml:space="preserve"> — créé — </w:t>
       </w:r>
-      <w:hyperlink w:history="1" r:id="rIdsc0rxsvdposjbmrom0mkn">
+      <w:hyperlink w:history="1" r:id="rIdosqys680znmclkt1pj4hh">
         <w:r>
           <w:rPr>
             <w:rStyle w:val="Hyperlink"/>
@@ -929,7 +929,7 @@
       <w:r>
         <w:t xml:space="preserve"> — modifié — </w:t>
       </w:r>
-      <w:hyperlink w:history="1" r:id="rIdb101bxpc4rlykz4hlubzi">
+      <w:hyperlink w:history="1" r:id="rIdthzglaxcqjqp59b1-b1gx">
         <w:r>
           <w:rPr>
             <w:rStyle w:val="Hyperlink"/>
@@ -958,7 +958,7 @@
       <w:r>
         <w:t xml:space="preserve"> — modifié — </w:t>
       </w:r>
-      <w:hyperlink w:history="1" r:id="rId_zn2khq05u6acqbwyqwxi">
+      <w:hyperlink w:history="1" r:id="rIdbifudcbpkuz6_mmnnlwpb">
         <w:r>
           <w:rPr>
             <w:rStyle w:val="Hyperlink"/>
@@ -987,7 +987,7 @@
       <w:r>
         <w:t xml:space="preserve"> — modifié — </w:t>
       </w:r>
-      <w:hyperlink w:history="1" r:id="rIdgwemeoscoolp9jsdrwvoa">
+      <w:hyperlink w:history="1" r:id="rIdao7zdbn8k3jswqkt5tfsp">
         <w:r>
           <w:rPr>
             <w:rStyle w:val="Hyperlink"/>
@@ -1016,7 +1016,7 @@
       <w:r>
         <w:t xml:space="preserve"> — créé — </w:t>
       </w:r>
-      <w:hyperlink w:history="1" r:id="rIdwyp_e595hxykygfiq9hsn">
+      <w:hyperlink w:history="1" r:id="rIdiujfgx6x9zzjk1e-jqk9p">
         <w:r>
           <w:rPr>
             <w:rStyle w:val="Hyperlink"/>
@@ -1053,7 +1053,7 @@
       <w:r>
         <w:t xml:space="preserve"> — modifié — </w:t>
       </w:r>
-      <w:hyperlink w:history="1" r:id="rIdh46jhfoplbk5zlo9hbmmk">
+      <w:hyperlink w:history="1" r:id="rIdihzbyouzkegrjeb4n37_e">
         <w:r>
           <w:rPr>
             <w:rStyle w:val="Hyperlink"/>
@@ -1082,7 +1082,7 @@
       <w:r>
         <w:t xml:space="preserve"> — modifié — </w:t>
       </w:r>
-      <w:hyperlink w:history="1" r:id="rIdpb7gioiu5i2qayrjz5mzb">
+      <w:hyperlink w:history="1" r:id="rIdeudp4fyelh1i4zq-chcu5">
         <w:r>
           <w:rPr>
             <w:rStyle w:val="Hyperlink"/>
@@ -1111,7 +1111,7 @@
       <w:r>
         <w:t xml:space="preserve"> — créé — </w:t>
       </w:r>
-      <w:hyperlink w:history="1" r:id="rIds9fxhu1m-wqd_irtglxss">
+      <w:hyperlink w:history="1" r:id="rIdiidj_y1liftmz_oacmuw6">
         <w:r>
           <w:rPr>
             <w:rStyle w:val="Hyperlink"/>
@@ -1140,7 +1140,7 @@
       <w:r>
         <w:t xml:space="preserve"> — modifié — </w:t>
       </w:r>
-      <w:hyperlink w:history="1" r:id="rId0jebhs088k5x2d7rlndja">
+      <w:hyperlink w:history="1" r:id="rIdg0jimxichqjzp7b4ncm7l">
         <w:r>
           <w:rPr>
             <w:rStyle w:val="Hyperlink"/>
@@ -1169,7 +1169,7 @@
       <w:r>
         <w:t xml:space="preserve"> — modifié — </w:t>
       </w:r>
-      <w:hyperlink w:history="1" r:id="rIdwqsda9gobnwr57wgo6l1m">
+      <w:hyperlink w:history="1" r:id="rIdibmxlhdcklosuwz0mh8xg">
         <w:r>
           <w:rPr>
             <w:rStyle w:val="Hyperlink"/>
@@ -1206,7 +1206,7 @@
       <w:r>
         <w:t xml:space="preserve"> — modifié — </w:t>
       </w:r>
-      <w:hyperlink w:history="1" r:id="rIdkeh6t1g2vsfjekpkfazjz">
+      <w:hyperlink w:history="1" r:id="rIdditexlbzeuf_knkkpt-ez">
         <w:r>
           <w:rPr>
             <w:rStyle w:val="Hyperlink"/>
@@ -1235,7 +1235,7 @@
       <w:r>
         <w:t xml:space="preserve"> — créé — </w:t>
       </w:r>
-      <w:hyperlink w:history="1" r:id="rIdzy_zr9cmpcvfpd37sn1_4">
+      <w:hyperlink w:history="1" r:id="rIdplehj3398oj2q5fhw2emy">
         <w:r>
           <w:rPr>
             <w:rStyle w:val="Hyperlink"/>
@@ -1264,7 +1264,7 @@
       <w:r>
         <w:t xml:space="preserve"> — modifié — </w:t>
       </w:r>
-      <w:hyperlink w:history="1" r:id="rIdxyfoopvebew550hksnmss">
+      <w:hyperlink w:history="1" r:id="rIdns8nai8gtgbabi2hipvec">
         <w:r>
           <w:rPr>
             <w:rStyle w:val="Hyperlink"/>
@@ -1293,7 +1293,7 @@
       <w:r>
         <w:t xml:space="preserve"> — modifié — </w:t>
       </w:r>
-      <w:hyperlink w:history="1" r:id="rId5cnru2a7lk3rm5tzdmxte">
+      <w:hyperlink w:history="1" r:id="rIdzqcmojaasl_mfedjezhkm">
         <w:r>
           <w:rPr>
             <w:rStyle w:val="Hyperlink"/>
@@ -1330,7 +1330,7 @@
       <w:r>
         <w:t xml:space="preserve"> — modifié — </w:t>
       </w:r>
-      <w:hyperlink w:history="1" r:id="rIdp2znyvjquhlngasd1dbts">
+      <w:hyperlink w:history="1" r:id="rId8xr6zyc08mlqarskoj_ul">
         <w:r>
           <w:rPr>
             <w:rStyle w:val="Hyperlink"/>
@@ -1359,7 +1359,7 @@
       <w:r>
         <w:t xml:space="preserve"> — modifié — </w:t>
       </w:r>
-      <w:hyperlink w:history="1" r:id="rIdfreacjwrw0zymycrfiawm">
+      <w:hyperlink w:history="1" r:id="rId3xr1d_zun8no5zh-kimz-">
         <w:r>
           <w:rPr>
             <w:rStyle w:val="Hyperlink"/>

--- a/docs/developpement/phases/word/PHASE_09_EQUIPE_FICHES_PLANNING_MASSE_SALARIALE.docx
+++ b/docs/developpement/phases/word/PHASE_09_EQUIPE_FICHES_PLANNING_MASSE_SALARIALE.docx
@@ -20,7 +20,7 @@
       <w:r>
         <w:t xml:space="preserve">FlaiX Expert · dossier de développement · généré le 2026-10-19 depuis le dépôt </w:t>
       </w:r>
-      <w:hyperlink w:history="1" r:id="rIdnptw_cmcaxjjecc3mnf8n">
+      <w:hyperlink w:history="1" r:id="rIdew1g7iok0f9-msla8iexj">
         <w:r>
           <w:rPr>
             <w:rStyle w:val="Hyperlink"/>
@@ -738,7 +738,7 @@
           <w:numId w:val="3"/>
         </w:numPr>
       </w:pPr>
-      <w:hyperlink w:history="1" r:id="rId6-s5sq3suyg_izeoy56z3">
+      <w:hyperlink w:history="1" r:id="rIdpsj0j1ukyrinw6dutivkl">
         <w:r>
           <w:rPr>
             <w:rStyle w:val="Hyperlink"/>
@@ -758,7 +758,7 @@
           <w:numId w:val="3"/>
         </w:numPr>
       </w:pPr>
-      <w:hyperlink w:history="1" r:id="rId7chxcubajnekjtblllex8">
+      <w:hyperlink w:history="1" r:id="rIdpqdaxurpb94rujzieu0ou">
         <w:r>
           <w:rPr>
             <w:rStyle w:val="Hyperlink"/>
@@ -778,7 +778,7 @@
           <w:numId w:val="3"/>
         </w:numPr>
       </w:pPr>
-      <w:hyperlink w:history="1" r:id="rIdhdp7ijblpvtwnftwzup9r">
+      <w:hyperlink w:history="1" r:id="rId2wbblgkztbf4tj6zoiz4s">
         <w:r>
           <w:rPr>
             <w:rStyle w:val="Hyperlink"/>
@@ -826,7 +826,7 @@
       <w:r>
         <w:t xml:space="preserve"> — créé — </w:t>
       </w:r>
-      <w:hyperlink w:history="1" r:id="rIdnsw-n3-enen7fiirwomeh">
+      <w:hyperlink w:history="1" r:id="rIdmngfghbahzxbpzn4ohk7-">
         <w:r>
           <w:rPr>
             <w:rStyle w:val="Hyperlink"/>
@@ -863,7 +863,7 @@
       <w:r>
         <w:t xml:space="preserve"> — créé — </w:t>
       </w:r>
-      <w:hyperlink w:history="1" r:id="rIdqevs-v5k65r3uwyulxmsy">
+      <w:hyperlink w:history="1" r:id="rId_-dqxk9vtjqqucxvzdueu">
         <w:r>
           <w:rPr>
             <w:rStyle w:val="Hyperlink"/>
@@ -892,7 +892,7 @@
       <w:r>
         <w:t xml:space="preserve"> — créé — </w:t>
       </w:r>
-      <w:hyperlink w:history="1" r:id="rIdosqys680znmclkt1pj4hh">
+      <w:hyperlink w:history="1" r:id="rIdxxkgf9qqmihthuyyxvgmd">
         <w:r>
           <w:rPr>
             <w:rStyle w:val="Hyperlink"/>
@@ -929,7 +929,7 @@
       <w:r>
         <w:t xml:space="preserve"> — modifié — </w:t>
       </w:r>
-      <w:hyperlink w:history="1" r:id="rIdthzglaxcqjqp59b1-b1gx">
+      <w:hyperlink w:history="1" r:id="rIdyrad9fj5jmmct2y1sia_q">
         <w:r>
           <w:rPr>
             <w:rStyle w:val="Hyperlink"/>
@@ -958,7 +958,7 @@
       <w:r>
         <w:t xml:space="preserve"> — modifié — </w:t>
       </w:r>
-      <w:hyperlink w:history="1" r:id="rIdbifudcbpkuz6_mmnnlwpb">
+      <w:hyperlink w:history="1" r:id="rIdvojp-rjc7z6gt65x-itwl">
         <w:r>
           <w:rPr>
             <w:rStyle w:val="Hyperlink"/>
@@ -987,7 +987,7 @@
       <w:r>
         <w:t xml:space="preserve"> — modifié — </w:t>
       </w:r>
-      <w:hyperlink w:history="1" r:id="rIdao7zdbn8k3jswqkt5tfsp">
+      <w:hyperlink w:history="1" r:id="rIdqgxan7313qtxddsp69jfw">
         <w:r>
           <w:rPr>
             <w:rStyle w:val="Hyperlink"/>
@@ -1016,7 +1016,7 @@
       <w:r>
         <w:t xml:space="preserve"> — créé — </w:t>
       </w:r>
-      <w:hyperlink w:history="1" r:id="rIdiujfgx6x9zzjk1e-jqk9p">
+      <w:hyperlink w:history="1" r:id="rIdbfvzgvlt_o370r9lqf_el">
         <w:r>
           <w:rPr>
             <w:rStyle w:val="Hyperlink"/>
@@ -1053,7 +1053,7 @@
       <w:r>
         <w:t xml:space="preserve"> — modifié — </w:t>
       </w:r>
-      <w:hyperlink w:history="1" r:id="rIdihzbyouzkegrjeb4n37_e">
+      <w:hyperlink w:history="1" r:id="rIdbimwei0ovj9t61impjv8g">
         <w:r>
           <w:rPr>
             <w:rStyle w:val="Hyperlink"/>
@@ -1082,7 +1082,7 @@
       <w:r>
         <w:t xml:space="preserve"> — modifié — </w:t>
       </w:r>
-      <w:hyperlink w:history="1" r:id="rIdeudp4fyelh1i4zq-chcu5">
+      <w:hyperlink w:history="1" r:id="rIdfufyljbylijtndxez_uzn">
         <w:r>
           <w:rPr>
             <w:rStyle w:val="Hyperlink"/>
@@ -1111,7 +1111,7 @@
       <w:r>
         <w:t xml:space="preserve"> — créé — </w:t>
       </w:r>
-      <w:hyperlink w:history="1" r:id="rIdiidj_y1liftmz_oacmuw6">
+      <w:hyperlink w:history="1" r:id="rIdcdrkjkzbspjjuv08enxte">
         <w:r>
           <w:rPr>
             <w:rStyle w:val="Hyperlink"/>
@@ -1140,7 +1140,7 @@
       <w:r>
         <w:t xml:space="preserve"> — modifié — </w:t>
       </w:r>
-      <w:hyperlink w:history="1" r:id="rIdg0jimxichqjzp7b4ncm7l">
+      <w:hyperlink w:history="1" r:id="rIdg71rfk16_26gwignha6vw">
         <w:r>
           <w:rPr>
             <w:rStyle w:val="Hyperlink"/>
@@ -1169,7 +1169,7 @@
       <w:r>
         <w:t xml:space="preserve"> — modifié — </w:t>
       </w:r>
-      <w:hyperlink w:history="1" r:id="rIdibmxlhdcklosuwz0mh8xg">
+      <w:hyperlink w:history="1" r:id="rIdfpv-022xhf-ngct7st7o4">
         <w:r>
           <w:rPr>
             <w:rStyle w:val="Hyperlink"/>
@@ -1206,7 +1206,7 @@
       <w:r>
         <w:t xml:space="preserve"> — modifié — </w:t>
       </w:r>
-      <w:hyperlink w:history="1" r:id="rIdditexlbzeuf_knkkpt-ez">
+      <w:hyperlink w:history="1" r:id="rIdzrpy9xchdisj6neqobkot">
         <w:r>
           <w:rPr>
             <w:rStyle w:val="Hyperlink"/>
@@ -1235,7 +1235,7 @@
       <w:r>
         <w:t xml:space="preserve"> — créé — </w:t>
       </w:r>
-      <w:hyperlink w:history="1" r:id="rIdplehj3398oj2q5fhw2emy">
+      <w:hyperlink w:history="1" r:id="rIdk7orw5ctuxkwpkhaxdsxo">
         <w:r>
           <w:rPr>
             <w:rStyle w:val="Hyperlink"/>
@@ -1264,7 +1264,7 @@
       <w:r>
         <w:t xml:space="preserve"> — modifié — </w:t>
       </w:r>
-      <w:hyperlink w:history="1" r:id="rIdns8nai8gtgbabi2hipvec">
+      <w:hyperlink w:history="1" r:id="rIdo52g1fatkotumk12pyn-9">
         <w:r>
           <w:rPr>
             <w:rStyle w:val="Hyperlink"/>
@@ -1293,7 +1293,7 @@
       <w:r>
         <w:t xml:space="preserve"> — modifié — </w:t>
       </w:r>
-      <w:hyperlink w:history="1" r:id="rIdzqcmojaasl_mfedjezhkm">
+      <w:hyperlink w:history="1" r:id="rId2l7ycrnm5syxkjig1bfek">
         <w:r>
           <w:rPr>
             <w:rStyle w:val="Hyperlink"/>
@@ -1330,7 +1330,7 @@
       <w:r>
         <w:t xml:space="preserve"> — modifié — </w:t>
       </w:r>
-      <w:hyperlink w:history="1" r:id="rId8xr6zyc08mlqarskoj_ul">
+      <w:hyperlink w:history="1" r:id="rIdoth31cmeu81nov51vj3od">
         <w:r>
           <w:rPr>
             <w:rStyle w:val="Hyperlink"/>
@@ -1359,7 +1359,7 @@
       <w:r>
         <w:t xml:space="preserve"> — modifié — </w:t>
       </w:r>
-      <w:hyperlink w:history="1" r:id="rId3xr1d_zun8no5zh-kimz-">
+      <w:hyperlink w:history="1" r:id="rIdnb7puplfg3i7l9kumqwj7">
         <w:r>
           <w:rPr>
             <w:rStyle w:val="Hyperlink"/>

--- a/docs/developpement/phases/word/PHASE_09_EQUIPE_FICHES_PLANNING_MASSE_SALARIALE.docx
+++ b/docs/developpement/phases/word/PHASE_09_EQUIPE_FICHES_PLANNING_MASSE_SALARIALE.docx
@@ -20,7 +20,7 @@
       <w:r>
         <w:t xml:space="preserve">FlaiX Expert · dossier de développement · généré le 2026-10-19 depuis le dépôt </w:t>
       </w:r>
-      <w:hyperlink w:history="1" r:id="rIdew1g7iok0f9-msla8iexj">
+      <w:hyperlink w:history="1" r:id="rIdsdwwx1sxgrfnb047hyjqh">
         <w:r>
           <w:rPr>
             <w:rStyle w:val="Hyperlink"/>
@@ -738,7 +738,7 @@
           <w:numId w:val="3"/>
         </w:numPr>
       </w:pPr>
-      <w:hyperlink w:history="1" r:id="rIdpsj0j1ukyrinw6dutivkl">
+      <w:hyperlink w:history="1" r:id="rIdnd_rmd_fwepba4fqh4g4n">
         <w:r>
           <w:rPr>
             <w:rStyle w:val="Hyperlink"/>
@@ -758,7 +758,7 @@
           <w:numId w:val="3"/>
         </w:numPr>
       </w:pPr>
-      <w:hyperlink w:history="1" r:id="rIdpqdaxurpb94rujzieu0ou">
+      <w:hyperlink w:history="1" r:id="rIdr8rqq2ow9sl-zvqp6wraa">
         <w:r>
           <w:rPr>
             <w:rStyle w:val="Hyperlink"/>
@@ -778,7 +778,7 @@
           <w:numId w:val="3"/>
         </w:numPr>
       </w:pPr>
-      <w:hyperlink w:history="1" r:id="rId2wbblgkztbf4tj6zoiz4s">
+      <w:hyperlink w:history="1" r:id="rIdpki1ofrmj7-fdxdkuvafo">
         <w:r>
           <w:rPr>
             <w:rStyle w:val="Hyperlink"/>
@@ -826,7 +826,7 @@
       <w:r>
         <w:t xml:space="preserve"> — créé — </w:t>
       </w:r>
-      <w:hyperlink w:history="1" r:id="rIdmngfghbahzxbpzn4ohk7-">
+      <w:hyperlink w:history="1" r:id="rIdt0zo4pgejj-w-0cfjdnrn">
         <w:r>
           <w:rPr>
             <w:rStyle w:val="Hyperlink"/>
@@ -863,7 +863,7 @@
       <w:r>
         <w:t xml:space="preserve"> — créé — </w:t>
       </w:r>
-      <w:hyperlink w:history="1" r:id="rId_-dqxk9vtjqqucxvzdueu">
+      <w:hyperlink w:history="1" r:id="rIdi9dntztv-3crmgdjdpkih">
         <w:r>
           <w:rPr>
             <w:rStyle w:val="Hyperlink"/>
@@ -892,7 +892,7 @@
       <w:r>
         <w:t xml:space="preserve"> — créé — </w:t>
       </w:r>
-      <w:hyperlink w:history="1" r:id="rIdxxkgf9qqmihthuyyxvgmd">
+      <w:hyperlink w:history="1" r:id="rIdme3yk32dqgmmsxx33h2nf">
         <w:r>
           <w:rPr>
             <w:rStyle w:val="Hyperlink"/>
@@ -929,7 +929,7 @@
       <w:r>
         <w:t xml:space="preserve"> — modifié — </w:t>
       </w:r>
-      <w:hyperlink w:history="1" r:id="rIdyrad9fj5jmmct2y1sia_q">
+      <w:hyperlink w:history="1" r:id="rId3ztgfkpci4xvnskpowctw">
         <w:r>
           <w:rPr>
             <w:rStyle w:val="Hyperlink"/>
@@ -958,7 +958,7 @@
       <w:r>
         <w:t xml:space="preserve"> — modifié — </w:t>
       </w:r>
-      <w:hyperlink w:history="1" r:id="rIdvojp-rjc7z6gt65x-itwl">
+      <w:hyperlink w:history="1" r:id="rIdliwg3lkv_uiqztjbyxmzc">
         <w:r>
           <w:rPr>
             <w:rStyle w:val="Hyperlink"/>
@@ -987,7 +987,7 @@
       <w:r>
         <w:t xml:space="preserve"> — modifié — </w:t>
       </w:r>
-      <w:hyperlink w:history="1" r:id="rIdqgxan7313qtxddsp69jfw">
+      <w:hyperlink w:history="1" r:id="rId2ht1kl9wkmt-h2mvlrcxl">
         <w:r>
           <w:rPr>
             <w:rStyle w:val="Hyperlink"/>
@@ -1016,7 +1016,7 @@
       <w:r>
         <w:t xml:space="preserve"> — créé — </w:t>
       </w:r>
-      <w:hyperlink w:history="1" r:id="rIdbfvzgvlt_o370r9lqf_el">
+      <w:hyperlink w:history="1" r:id="rIdryz8dok-wjafucle9gtl4">
         <w:r>
           <w:rPr>
             <w:rStyle w:val="Hyperlink"/>
@@ -1053,7 +1053,7 @@
       <w:r>
         <w:t xml:space="preserve"> — modifié — </w:t>
       </w:r>
-      <w:hyperlink w:history="1" r:id="rIdbimwei0ovj9t61impjv8g">
+      <w:hyperlink w:history="1" r:id="rIdbs79a9dgzdk2z9_ccyldk">
         <w:r>
           <w:rPr>
             <w:rStyle w:val="Hyperlink"/>
@@ -1082,7 +1082,7 @@
       <w:r>
         <w:t xml:space="preserve"> — modifié — </w:t>
       </w:r>
-      <w:hyperlink w:history="1" r:id="rIdfufyljbylijtndxez_uzn">
+      <w:hyperlink w:history="1" r:id="rId7xw2fwi-duz9okiqsxhhg">
         <w:r>
           <w:rPr>
             <w:rStyle w:val="Hyperlink"/>
@@ -1111,7 +1111,7 @@
       <w:r>
         <w:t xml:space="preserve"> — créé — </w:t>
       </w:r>
-      <w:hyperlink w:history="1" r:id="rIdcdrkjkzbspjjuv08enxte">
+      <w:hyperlink w:history="1" r:id="rIdd4vzf6co7uuujja1ish4r">
         <w:r>
           <w:rPr>
             <w:rStyle w:val="Hyperlink"/>
@@ -1140,7 +1140,7 @@
       <w:r>
         <w:t xml:space="preserve"> — modifié — </w:t>
       </w:r>
-      <w:hyperlink w:history="1" r:id="rIdg71rfk16_26gwignha6vw">
+      <w:hyperlink w:history="1" r:id="rIdjhmtxft6laxz-ivxjj_9r">
         <w:r>
           <w:rPr>
             <w:rStyle w:val="Hyperlink"/>
@@ -1169,7 +1169,7 @@
       <w:r>
         <w:t xml:space="preserve"> — modifié — </w:t>
       </w:r>
-      <w:hyperlink w:history="1" r:id="rIdfpv-022xhf-ngct7st7o4">
+      <w:hyperlink w:history="1" r:id="rIdghjuscjfl0ph9w8mttgc2">
         <w:r>
           <w:rPr>
             <w:rStyle w:val="Hyperlink"/>
@@ -1206,7 +1206,7 @@
       <w:r>
         <w:t xml:space="preserve"> — modifié — </w:t>
       </w:r>
-      <w:hyperlink w:history="1" r:id="rIdzrpy9xchdisj6neqobkot">
+      <w:hyperlink w:history="1" r:id="rIdxrn0n75qkua-b56dxursl">
         <w:r>
           <w:rPr>
             <w:rStyle w:val="Hyperlink"/>
@@ -1235,7 +1235,7 @@
       <w:r>
         <w:t xml:space="preserve"> — créé — </w:t>
       </w:r>
-      <w:hyperlink w:history="1" r:id="rIdk7orw5ctuxkwpkhaxdsxo">
+      <w:hyperlink w:history="1" r:id="rId6mpns7cxn1ywv0mpx84oe">
         <w:r>
           <w:rPr>
             <w:rStyle w:val="Hyperlink"/>
@@ -1264,7 +1264,7 @@
       <w:r>
         <w:t xml:space="preserve"> — modifié — </w:t>
       </w:r>
-      <w:hyperlink w:history="1" r:id="rIdo52g1fatkotumk12pyn-9">
+      <w:hyperlink w:history="1" r:id="rIdc6i_xszy3raebddr_qoui">
         <w:r>
           <w:rPr>
             <w:rStyle w:val="Hyperlink"/>
@@ -1293,7 +1293,7 @@
       <w:r>
         <w:t xml:space="preserve"> — modifié — </w:t>
       </w:r>
-      <w:hyperlink w:history="1" r:id="rId2l7ycrnm5syxkjig1bfek">
+      <w:hyperlink w:history="1" r:id="rId2_m0iv9xnkotxcroiuemz">
         <w:r>
           <w:rPr>
             <w:rStyle w:val="Hyperlink"/>
@@ -1330,7 +1330,7 @@
       <w:r>
         <w:t xml:space="preserve"> — modifié — </w:t>
       </w:r>
-      <w:hyperlink w:history="1" r:id="rIdoth31cmeu81nov51vj3od">
+      <w:hyperlink w:history="1" r:id="rIde-mxr_dmshnemejpcbitg">
         <w:r>
           <w:rPr>
             <w:rStyle w:val="Hyperlink"/>
@@ -1359,7 +1359,7 @@
       <w:r>
         <w:t xml:space="preserve"> — modifié — </w:t>
       </w:r>
-      <w:hyperlink w:history="1" r:id="rIdnb7puplfg3i7l9kumqwj7">
+      <w:hyperlink w:history="1" r:id="rIda90h7l3dlkyktxoh8pkvm">
         <w:r>
           <w:rPr>
             <w:rStyle w:val="Hyperlink"/>

--- a/docs/developpement/phases/word/PHASE_09_EQUIPE_FICHES_PLANNING_MASSE_SALARIALE.docx
+++ b/docs/developpement/phases/word/PHASE_09_EQUIPE_FICHES_PLANNING_MASSE_SALARIALE.docx
@@ -18,9 +18,9 @@
         <w:shd w:fill="F6F3FF" w:color="auto" w:val="clear"/>
       </w:pPr>
       <w:r>
-        <w:t xml:space="preserve">FlaiX Expert · dossier de développement · généré le 2026-10-19 depuis le dépôt </w:t>
-      </w:r>
-      <w:hyperlink w:history="1" r:id="rIdsdwwx1sxgrfnb047hyjqh">
+        <w:t xml:space="preserve">FlaiX Expert · dossier de développement · généré le 2026-10-21 depuis le dépôt </w:t>
+      </w:r>
+      <w:hyperlink w:history="1" r:id="rIdsb-rpemjfflrmxn_1sme2">
         <w:r>
           <w:rPr>
             <w:rStyle w:val="Hyperlink"/>
@@ -738,7 +738,7 @@
           <w:numId w:val="3"/>
         </w:numPr>
       </w:pPr>
-      <w:hyperlink w:history="1" r:id="rIdnd_rmd_fwepba4fqh4g4n">
+      <w:hyperlink w:history="1" r:id="rIdymrphd1uxd7dqdfznkpet">
         <w:r>
           <w:rPr>
             <w:rStyle w:val="Hyperlink"/>
@@ -758,7 +758,7 @@
           <w:numId w:val="3"/>
         </w:numPr>
       </w:pPr>
-      <w:hyperlink w:history="1" r:id="rIdr8rqq2ow9sl-zvqp6wraa">
+      <w:hyperlink w:history="1" r:id="rIdc_-t8qk4-lg8nlzpmvx_0">
         <w:r>
           <w:rPr>
             <w:rStyle w:val="Hyperlink"/>
@@ -778,7 +778,7 @@
           <w:numId w:val="3"/>
         </w:numPr>
       </w:pPr>
-      <w:hyperlink w:history="1" r:id="rIdpki1ofrmj7-fdxdkuvafo">
+      <w:hyperlink w:history="1" r:id="rId7xkgfbd6_-yem1ffpl1vo">
         <w:r>
           <w:rPr>
             <w:rStyle w:val="Hyperlink"/>
@@ -826,7 +826,7 @@
       <w:r>
         <w:t xml:space="preserve"> — créé — </w:t>
       </w:r>
-      <w:hyperlink w:history="1" r:id="rIdt0zo4pgejj-w-0cfjdnrn">
+      <w:hyperlink w:history="1" r:id="rIdcri3pc04ft2qm2zo-gl0m">
         <w:r>
           <w:rPr>
             <w:rStyle w:val="Hyperlink"/>
@@ -863,7 +863,7 @@
       <w:r>
         <w:t xml:space="preserve"> — créé — </w:t>
       </w:r>
-      <w:hyperlink w:history="1" r:id="rIdi9dntztv-3crmgdjdpkih">
+      <w:hyperlink w:history="1" r:id="rIds_0brldrfgbdpznc4eb1l">
         <w:r>
           <w:rPr>
             <w:rStyle w:val="Hyperlink"/>
@@ -892,7 +892,7 @@
       <w:r>
         <w:t xml:space="preserve"> — créé — </w:t>
       </w:r>
-      <w:hyperlink w:history="1" r:id="rIdme3yk32dqgmmsxx33h2nf">
+      <w:hyperlink w:history="1" r:id="rIdtw3aohz49ua3c1v3wstkd">
         <w:r>
           <w:rPr>
             <w:rStyle w:val="Hyperlink"/>
@@ -929,7 +929,7 @@
       <w:r>
         <w:t xml:space="preserve"> — modifié — </w:t>
       </w:r>
-      <w:hyperlink w:history="1" r:id="rId3ztgfkpci4xvnskpowctw">
+      <w:hyperlink w:history="1" r:id="rId2upi0jfjdy_orpe_3-009">
         <w:r>
           <w:rPr>
             <w:rStyle w:val="Hyperlink"/>
@@ -958,7 +958,7 @@
       <w:r>
         <w:t xml:space="preserve"> — modifié — </w:t>
       </w:r>
-      <w:hyperlink w:history="1" r:id="rIdliwg3lkv_uiqztjbyxmzc">
+      <w:hyperlink w:history="1" r:id="rIdmv3jbs-emdhd-5cvnwqar">
         <w:r>
           <w:rPr>
             <w:rStyle w:val="Hyperlink"/>
@@ -987,7 +987,7 @@
       <w:r>
         <w:t xml:space="preserve"> — modifié — </w:t>
       </w:r>
-      <w:hyperlink w:history="1" r:id="rId2ht1kl9wkmt-h2mvlrcxl">
+      <w:hyperlink w:history="1" r:id="rIdmekjyfucwoz6v166pxza5">
         <w:r>
           <w:rPr>
             <w:rStyle w:val="Hyperlink"/>
@@ -1016,7 +1016,7 @@
       <w:r>
         <w:t xml:space="preserve"> — créé — </w:t>
       </w:r>
-      <w:hyperlink w:history="1" r:id="rIdryz8dok-wjafucle9gtl4">
+      <w:hyperlink w:history="1" r:id="rIdl8iha-r0oyns_5upo-xty">
         <w:r>
           <w:rPr>
             <w:rStyle w:val="Hyperlink"/>
@@ -1053,7 +1053,7 @@
       <w:r>
         <w:t xml:space="preserve"> — modifié — </w:t>
       </w:r>
-      <w:hyperlink w:history="1" r:id="rIdbs79a9dgzdk2z9_ccyldk">
+      <w:hyperlink w:history="1" r:id="rIdnlhzqgndvpemgcb9q5fdv">
         <w:r>
           <w:rPr>
             <w:rStyle w:val="Hyperlink"/>
@@ -1082,7 +1082,7 @@
       <w:r>
         <w:t xml:space="preserve"> — modifié — </w:t>
       </w:r>
-      <w:hyperlink w:history="1" r:id="rId7xw2fwi-duz9okiqsxhhg">
+      <w:hyperlink w:history="1" r:id="rIdxmrbktpva0baevmpw4nud">
         <w:r>
           <w:rPr>
             <w:rStyle w:val="Hyperlink"/>
@@ -1111,7 +1111,7 @@
       <w:r>
         <w:t xml:space="preserve"> — créé — </w:t>
       </w:r>
-      <w:hyperlink w:history="1" r:id="rIdd4vzf6co7uuujja1ish4r">
+      <w:hyperlink w:history="1" r:id="rIdnz2na-5lvd55waeaf9usr">
         <w:r>
           <w:rPr>
             <w:rStyle w:val="Hyperlink"/>
@@ -1140,7 +1140,7 @@
       <w:r>
         <w:t xml:space="preserve"> — modifié — </w:t>
       </w:r>
-      <w:hyperlink w:history="1" r:id="rIdjhmtxft6laxz-ivxjj_9r">
+      <w:hyperlink w:history="1" r:id="rIdpyvcnilw4rmxqg05ft3uf">
         <w:r>
           <w:rPr>
             <w:rStyle w:val="Hyperlink"/>
@@ -1169,7 +1169,7 @@
       <w:r>
         <w:t xml:space="preserve"> — modifié — </w:t>
       </w:r>
-      <w:hyperlink w:history="1" r:id="rIdghjuscjfl0ph9w8mttgc2">
+      <w:hyperlink w:history="1" r:id="rIdrt-i9k6zzkvlmztuyoyjx">
         <w:r>
           <w:rPr>
             <w:rStyle w:val="Hyperlink"/>
@@ -1206,7 +1206,7 @@
       <w:r>
         <w:t xml:space="preserve"> — modifié — </w:t>
       </w:r>
-      <w:hyperlink w:history="1" r:id="rIdxrn0n75qkua-b56dxursl">
+      <w:hyperlink w:history="1" r:id="rIdx_sfhbhqmxsq6-3gzmxow">
         <w:r>
           <w:rPr>
             <w:rStyle w:val="Hyperlink"/>
@@ -1235,7 +1235,7 @@
       <w:r>
         <w:t xml:space="preserve"> — créé — </w:t>
       </w:r>
-      <w:hyperlink w:history="1" r:id="rId6mpns7cxn1ywv0mpx84oe">
+      <w:hyperlink w:history="1" r:id="rId1wof9yxqcxkgguj85wnoi">
         <w:r>
           <w:rPr>
             <w:rStyle w:val="Hyperlink"/>
@@ -1264,7 +1264,7 @@
       <w:r>
         <w:t xml:space="preserve"> — modifié — </w:t>
       </w:r>
-      <w:hyperlink w:history="1" r:id="rIdc6i_xszy3raebddr_qoui">
+      <w:hyperlink w:history="1" r:id="rId-q24jfgij3hfodtyvvtrn">
         <w:r>
           <w:rPr>
             <w:rStyle w:val="Hyperlink"/>
@@ -1293,7 +1293,7 @@
       <w:r>
         <w:t xml:space="preserve"> — modifié — </w:t>
       </w:r>
-      <w:hyperlink w:history="1" r:id="rId2_m0iv9xnkotxcroiuemz">
+      <w:hyperlink w:history="1" r:id="rId9_fasvhlus6-n7xyahz79">
         <w:r>
           <w:rPr>
             <w:rStyle w:val="Hyperlink"/>
@@ -1330,7 +1330,7 @@
       <w:r>
         <w:t xml:space="preserve"> — modifié — </w:t>
       </w:r>
-      <w:hyperlink w:history="1" r:id="rIde-mxr_dmshnemejpcbitg">
+      <w:hyperlink w:history="1" r:id="rIdlonh4uqmsaa7t5oqatsfn">
         <w:r>
           <w:rPr>
             <w:rStyle w:val="Hyperlink"/>
@@ -1359,7 +1359,7 @@
       <w:r>
         <w:t xml:space="preserve"> — modifié — </w:t>
       </w:r>
-      <w:hyperlink w:history="1" r:id="rIda90h7l3dlkyktxoh8pkvm">
+      <w:hyperlink w:history="1" r:id="rIdrawer--fsegat3mv8ap9x">
         <w:r>
           <w:rPr>
             <w:rStyle w:val="Hyperlink"/>

--- a/docs/developpement/phases/word/PHASE_09_EQUIPE_FICHES_PLANNING_MASSE_SALARIALE.docx
+++ b/docs/developpement/phases/word/PHASE_09_EQUIPE_FICHES_PLANNING_MASSE_SALARIALE.docx
@@ -20,7 +20,7 @@
       <w:r>
         <w:t xml:space="preserve">FlaiX Expert · dossier de développement · généré le 2026-10-21 depuis le dépôt </w:t>
       </w:r>
-      <w:hyperlink w:history="1" r:id="rIdsb-rpemjfflrmxn_1sme2">
+      <w:hyperlink w:history="1" r:id="rIdktw00njms0pujl8rogwtu">
         <w:r>
           <w:rPr>
             <w:rStyle w:val="Hyperlink"/>
@@ -738,7 +738,7 @@
           <w:numId w:val="3"/>
         </w:numPr>
       </w:pPr>
-      <w:hyperlink w:history="1" r:id="rIdymrphd1uxd7dqdfznkpet">
+      <w:hyperlink w:history="1" r:id="rId3rmwr6wx8hybfihpovnt7">
         <w:r>
           <w:rPr>
             <w:rStyle w:val="Hyperlink"/>
@@ -758,7 +758,7 @@
           <w:numId w:val="3"/>
         </w:numPr>
       </w:pPr>
-      <w:hyperlink w:history="1" r:id="rIdc_-t8qk4-lg8nlzpmvx_0">
+      <w:hyperlink w:history="1" r:id="rIdejsia_qwyspo5elmb5p2d">
         <w:r>
           <w:rPr>
             <w:rStyle w:val="Hyperlink"/>
@@ -778,7 +778,7 @@
           <w:numId w:val="3"/>
         </w:numPr>
       </w:pPr>
-      <w:hyperlink w:history="1" r:id="rId7xkgfbd6_-yem1ffpl1vo">
+      <w:hyperlink w:history="1" r:id="rIdr7sqwrcqzr2h8sl2anjrl">
         <w:r>
           <w:rPr>
             <w:rStyle w:val="Hyperlink"/>
@@ -826,7 +826,7 @@
       <w:r>
         <w:t xml:space="preserve"> — créé — </w:t>
       </w:r>
-      <w:hyperlink w:history="1" r:id="rIdcri3pc04ft2qm2zo-gl0m">
+      <w:hyperlink w:history="1" r:id="rIdchojva6dbabd9f1brr8z7">
         <w:r>
           <w:rPr>
             <w:rStyle w:val="Hyperlink"/>
@@ -863,7 +863,7 @@
       <w:r>
         <w:t xml:space="preserve"> — créé — </w:t>
       </w:r>
-      <w:hyperlink w:history="1" r:id="rIds_0brldrfgbdpznc4eb1l">
+      <w:hyperlink w:history="1" r:id="rIdoolvq2ste_-jz09qgb-5r">
         <w:r>
           <w:rPr>
             <w:rStyle w:val="Hyperlink"/>
@@ -892,7 +892,7 @@
       <w:r>
         <w:t xml:space="preserve"> — créé — </w:t>
       </w:r>
-      <w:hyperlink w:history="1" r:id="rIdtw3aohz49ua3c1v3wstkd">
+      <w:hyperlink w:history="1" r:id="rId5ilg7d8c2ujv0hjjvftuq">
         <w:r>
           <w:rPr>
             <w:rStyle w:val="Hyperlink"/>
@@ -929,7 +929,7 @@
       <w:r>
         <w:t xml:space="preserve"> — modifié — </w:t>
       </w:r>
-      <w:hyperlink w:history="1" r:id="rId2upi0jfjdy_orpe_3-009">
+      <w:hyperlink w:history="1" r:id="rId7c6sxwxgshfyx5xgml3ib">
         <w:r>
           <w:rPr>
             <w:rStyle w:val="Hyperlink"/>
@@ -958,7 +958,7 @@
       <w:r>
         <w:t xml:space="preserve"> — modifié — </w:t>
       </w:r>
-      <w:hyperlink w:history="1" r:id="rIdmv3jbs-emdhd-5cvnwqar">
+      <w:hyperlink w:history="1" r:id="rId5gbe5s_pv_2miy2upkkml">
         <w:r>
           <w:rPr>
             <w:rStyle w:val="Hyperlink"/>
@@ -987,7 +987,7 @@
       <w:r>
         <w:t xml:space="preserve"> — modifié — </w:t>
       </w:r>
-      <w:hyperlink w:history="1" r:id="rIdmekjyfucwoz6v166pxza5">
+      <w:hyperlink w:history="1" r:id="rIduxfdqbhsdeo1a_ciwzta4">
         <w:r>
           <w:rPr>
             <w:rStyle w:val="Hyperlink"/>
@@ -1016,7 +1016,7 @@
       <w:r>
         <w:t xml:space="preserve"> — créé — </w:t>
       </w:r>
-      <w:hyperlink w:history="1" r:id="rIdl8iha-r0oyns_5upo-xty">
+      <w:hyperlink w:history="1" r:id="rIdd9wrv_xbu4zetg_odeyxq">
         <w:r>
           <w:rPr>
             <w:rStyle w:val="Hyperlink"/>
@@ -1053,7 +1053,7 @@
       <w:r>
         <w:t xml:space="preserve"> — modifié — </w:t>
       </w:r>
-      <w:hyperlink w:history="1" r:id="rIdnlhzqgndvpemgcb9q5fdv">
+      <w:hyperlink w:history="1" r:id="rIdwkdxfkmlom0zsmltpstaa">
         <w:r>
           <w:rPr>
             <w:rStyle w:val="Hyperlink"/>
@@ -1082,7 +1082,7 @@
       <w:r>
         <w:t xml:space="preserve"> — modifié — </w:t>
       </w:r>
-      <w:hyperlink w:history="1" r:id="rIdxmrbktpva0baevmpw4nud">
+      <w:hyperlink w:history="1" r:id="rIdlaf90f2uzgivkr0ieyt6c">
         <w:r>
           <w:rPr>
             <w:rStyle w:val="Hyperlink"/>
@@ -1111,7 +1111,7 @@
       <w:r>
         <w:t xml:space="preserve"> — créé — </w:t>
       </w:r>
-      <w:hyperlink w:history="1" r:id="rIdnz2na-5lvd55waeaf9usr">
+      <w:hyperlink w:history="1" r:id="rIdc9004s5shuiicsxrhfz8e">
         <w:r>
           <w:rPr>
             <w:rStyle w:val="Hyperlink"/>
@@ -1140,7 +1140,7 @@
       <w:r>
         <w:t xml:space="preserve"> — modifié — </w:t>
       </w:r>
-      <w:hyperlink w:history="1" r:id="rIdpyvcnilw4rmxqg05ft3uf">
+      <w:hyperlink w:history="1" r:id="rIdwcuvnb0uw-hmtwmwt6fgv">
         <w:r>
           <w:rPr>
             <w:rStyle w:val="Hyperlink"/>
@@ -1169,7 +1169,7 @@
       <w:r>
         <w:t xml:space="preserve"> — modifié — </w:t>
       </w:r>
-      <w:hyperlink w:history="1" r:id="rIdrt-i9k6zzkvlmztuyoyjx">
+      <w:hyperlink w:history="1" r:id="rId6lskv_tmcohj2mfh3peau">
         <w:r>
           <w:rPr>
             <w:rStyle w:val="Hyperlink"/>
@@ -1206,7 +1206,7 @@
       <w:r>
         <w:t xml:space="preserve"> — modifié — </w:t>
       </w:r>
-      <w:hyperlink w:history="1" r:id="rIdx_sfhbhqmxsq6-3gzmxow">
+      <w:hyperlink w:history="1" r:id="rId4mdhy6ftccje9lyyw_vjk">
         <w:r>
           <w:rPr>
             <w:rStyle w:val="Hyperlink"/>
@@ -1235,7 +1235,7 @@
       <w:r>
         <w:t xml:space="preserve"> — créé — </w:t>
       </w:r>
-      <w:hyperlink w:history="1" r:id="rId1wof9yxqcxkgguj85wnoi">
+      <w:hyperlink w:history="1" r:id="rIdtu3hxkv0uybs0ahrtxhkg">
         <w:r>
           <w:rPr>
             <w:rStyle w:val="Hyperlink"/>
@@ -1264,7 +1264,7 @@
       <w:r>
         <w:t xml:space="preserve"> — modifié — </w:t>
       </w:r>
-      <w:hyperlink w:history="1" r:id="rId-q24jfgij3hfodtyvvtrn">
+      <w:hyperlink w:history="1" r:id="rId05whiazl-sir4mfcvkfk2">
         <w:r>
           <w:rPr>
             <w:rStyle w:val="Hyperlink"/>
@@ -1293,7 +1293,7 @@
       <w:r>
         <w:t xml:space="preserve"> — modifié — </w:t>
       </w:r>
-      <w:hyperlink w:history="1" r:id="rId9_fasvhlus6-n7xyahz79">
+      <w:hyperlink w:history="1" r:id="rIdghbwew_swvqzutxz3k7td">
         <w:r>
           <w:rPr>
             <w:rStyle w:val="Hyperlink"/>
@@ -1330,7 +1330,7 @@
       <w:r>
         <w:t xml:space="preserve"> — modifié — </w:t>
       </w:r>
-      <w:hyperlink w:history="1" r:id="rIdlonh4uqmsaa7t5oqatsfn">
+      <w:hyperlink w:history="1" r:id="rId3klpr34birjzajfxbhv2m">
         <w:r>
           <w:rPr>
             <w:rStyle w:val="Hyperlink"/>
@@ -1359,7 +1359,7 @@
       <w:r>
         <w:t xml:space="preserve"> — modifié — </w:t>
       </w:r>
-      <w:hyperlink w:history="1" r:id="rIdrawer--fsegat3mv8ap9x">
+      <w:hyperlink w:history="1" r:id="rId2lntf-luxtplp4mpztkdm">
         <w:r>
           <w:rPr>
             <w:rStyle w:val="Hyperlink"/>

--- a/docs/developpement/phases/word/PHASE_09_EQUIPE_FICHES_PLANNING_MASSE_SALARIALE.docx
+++ b/docs/developpement/phases/word/PHASE_09_EQUIPE_FICHES_PLANNING_MASSE_SALARIALE.docx
@@ -18,9 +18,9 @@
         <w:shd w:fill="F6F3FF" w:color="auto" w:val="clear"/>
       </w:pPr>
       <w:r>
-        <w:t xml:space="preserve">FlaiX Expert · dossier de développement · généré le 2026-10-21 depuis le dépôt </w:t>
-      </w:r>
-      <w:hyperlink w:history="1" r:id="rIdktw00njms0pujl8rogwtu">
+        <w:t xml:space="preserve">FlaiX Expert · dossier de développement · généré le 2026-10-23 depuis le dépôt </w:t>
+      </w:r>
+      <w:hyperlink w:history="1" r:id="rIda03k9ymfgbfoorbf0qopf">
         <w:r>
           <w:rPr>
             <w:rStyle w:val="Hyperlink"/>
@@ -738,7 +738,7 @@
           <w:numId w:val="3"/>
         </w:numPr>
       </w:pPr>
-      <w:hyperlink w:history="1" r:id="rId3rmwr6wx8hybfihpovnt7">
+      <w:hyperlink w:history="1" r:id="rIdilg-snxoyhr2swqvvydj6">
         <w:r>
           <w:rPr>
             <w:rStyle w:val="Hyperlink"/>
@@ -758,7 +758,7 @@
           <w:numId w:val="3"/>
         </w:numPr>
       </w:pPr>
-      <w:hyperlink w:history="1" r:id="rIdejsia_qwyspo5elmb5p2d">
+      <w:hyperlink w:history="1" r:id="rIdgsh6bx1z1b3ssvhlgbozc">
         <w:r>
           <w:rPr>
             <w:rStyle w:val="Hyperlink"/>
@@ -778,7 +778,7 @@
           <w:numId w:val="3"/>
         </w:numPr>
       </w:pPr>
-      <w:hyperlink w:history="1" r:id="rIdr7sqwrcqzr2h8sl2anjrl">
+      <w:hyperlink w:history="1" r:id="rIdtugducqulpwspqjxw_hxc">
         <w:r>
           <w:rPr>
             <w:rStyle w:val="Hyperlink"/>
@@ -826,7 +826,7 @@
       <w:r>
         <w:t xml:space="preserve"> — créé — </w:t>
       </w:r>
-      <w:hyperlink w:history="1" r:id="rIdchojva6dbabd9f1brr8z7">
+      <w:hyperlink w:history="1" r:id="rId1nkiytghuv7wim0wq4l4-">
         <w:r>
           <w:rPr>
             <w:rStyle w:val="Hyperlink"/>
@@ -863,7 +863,7 @@
       <w:r>
         <w:t xml:space="preserve"> — créé — </w:t>
       </w:r>
-      <w:hyperlink w:history="1" r:id="rIdoolvq2ste_-jz09qgb-5r">
+      <w:hyperlink w:history="1" r:id="rId3eghz3jz6zm4shdk_76w4">
         <w:r>
           <w:rPr>
             <w:rStyle w:val="Hyperlink"/>
@@ -892,7 +892,7 @@
       <w:r>
         <w:t xml:space="preserve"> — créé — </w:t>
       </w:r>
-      <w:hyperlink w:history="1" r:id="rId5ilg7d8c2ujv0hjjvftuq">
+      <w:hyperlink w:history="1" r:id="rIdpthpuh6uf-29_latyw8iz">
         <w:r>
           <w:rPr>
             <w:rStyle w:val="Hyperlink"/>
@@ -929,7 +929,7 @@
       <w:r>
         <w:t xml:space="preserve"> — modifié — </w:t>
       </w:r>
-      <w:hyperlink w:history="1" r:id="rId7c6sxwxgshfyx5xgml3ib">
+      <w:hyperlink w:history="1" r:id="rIdf1q_hhavsp1neyee1tzts">
         <w:r>
           <w:rPr>
             <w:rStyle w:val="Hyperlink"/>
@@ -958,7 +958,7 @@
       <w:r>
         <w:t xml:space="preserve"> — modifié — </w:t>
       </w:r>
-      <w:hyperlink w:history="1" r:id="rId5gbe5s_pv_2miy2upkkml">
+      <w:hyperlink w:history="1" r:id="rIdhggs05pfazcqwdlxzluqi">
         <w:r>
           <w:rPr>
             <w:rStyle w:val="Hyperlink"/>
@@ -987,7 +987,7 @@
       <w:r>
         <w:t xml:space="preserve"> — modifié — </w:t>
       </w:r>
-      <w:hyperlink w:history="1" r:id="rIduxfdqbhsdeo1a_ciwzta4">
+      <w:hyperlink w:history="1" r:id="rId5utpdfaw8sqgaph8dxphd">
         <w:r>
           <w:rPr>
             <w:rStyle w:val="Hyperlink"/>
@@ -1016,7 +1016,7 @@
       <w:r>
         <w:t xml:space="preserve"> — créé — </w:t>
       </w:r>
-      <w:hyperlink w:history="1" r:id="rIdd9wrv_xbu4zetg_odeyxq">
+      <w:hyperlink w:history="1" r:id="rIdmtcl846djvuivsxmlqm7z">
         <w:r>
           <w:rPr>
             <w:rStyle w:val="Hyperlink"/>
@@ -1053,7 +1053,7 @@
       <w:r>
         <w:t xml:space="preserve"> — modifié — </w:t>
       </w:r>
-      <w:hyperlink w:history="1" r:id="rIdwkdxfkmlom0zsmltpstaa">
+      <w:hyperlink w:history="1" r:id="rIdakhd-wwzersxpmbxtfkok">
         <w:r>
           <w:rPr>
             <w:rStyle w:val="Hyperlink"/>
@@ -1082,7 +1082,7 @@
       <w:r>
         <w:t xml:space="preserve"> — modifié — </w:t>
       </w:r>
-      <w:hyperlink w:history="1" r:id="rIdlaf90f2uzgivkr0ieyt6c">
+      <w:hyperlink w:history="1" r:id="rIdow2mzatdwfm73t-nygtaz">
         <w:r>
           <w:rPr>
             <w:rStyle w:val="Hyperlink"/>
@@ -1111,7 +1111,7 @@
       <w:r>
         <w:t xml:space="preserve"> — créé — </w:t>
       </w:r>
-      <w:hyperlink w:history="1" r:id="rIdc9004s5shuiicsxrhfz8e">
+      <w:hyperlink w:history="1" r:id="rIdqz1ljv0f4at-e1cbe5e5q">
         <w:r>
           <w:rPr>
             <w:rStyle w:val="Hyperlink"/>
@@ -1140,7 +1140,7 @@
       <w:r>
         <w:t xml:space="preserve"> — modifié — </w:t>
       </w:r>
-      <w:hyperlink w:history="1" r:id="rIdwcuvnb0uw-hmtwmwt6fgv">
+      <w:hyperlink w:history="1" r:id="rIdaapqieicw1ksevzevje0g">
         <w:r>
           <w:rPr>
             <w:rStyle w:val="Hyperlink"/>
@@ -1169,7 +1169,7 @@
       <w:r>
         <w:t xml:space="preserve"> — modifié — </w:t>
       </w:r>
-      <w:hyperlink w:history="1" r:id="rId6lskv_tmcohj2mfh3peau">
+      <w:hyperlink w:history="1" r:id="rIdlke5kf-w5w4ujlpw4wnsw">
         <w:r>
           <w:rPr>
             <w:rStyle w:val="Hyperlink"/>
@@ -1206,7 +1206,7 @@
       <w:r>
         <w:t xml:space="preserve"> — modifié — </w:t>
       </w:r>
-      <w:hyperlink w:history="1" r:id="rId4mdhy6ftccje9lyyw_vjk">
+      <w:hyperlink w:history="1" r:id="rIdipasf3qwbjhf6og_dzy4v">
         <w:r>
           <w:rPr>
             <w:rStyle w:val="Hyperlink"/>
@@ -1235,7 +1235,7 @@
       <w:r>
         <w:t xml:space="preserve"> — créé — </w:t>
       </w:r>
-      <w:hyperlink w:history="1" r:id="rIdtu3hxkv0uybs0ahrtxhkg">
+      <w:hyperlink w:history="1" r:id="rIdmlqz5byajxqedn36wvilh">
         <w:r>
           <w:rPr>
             <w:rStyle w:val="Hyperlink"/>
@@ -1264,7 +1264,7 @@
       <w:r>
         <w:t xml:space="preserve"> — modifié — </w:t>
       </w:r>
-      <w:hyperlink w:history="1" r:id="rId05whiazl-sir4mfcvkfk2">
+      <w:hyperlink w:history="1" r:id="rIdqxcnhtq3kpywvxhd5zhg_">
         <w:r>
           <w:rPr>
             <w:rStyle w:val="Hyperlink"/>
@@ -1293,7 +1293,7 @@
       <w:r>
         <w:t xml:space="preserve"> — modifié — </w:t>
       </w:r>
-      <w:hyperlink w:history="1" r:id="rIdghbwew_swvqzutxz3k7td">
+      <w:hyperlink w:history="1" r:id="rIdsrkrd8glpgsichcwty7yf">
         <w:r>
           <w:rPr>
             <w:rStyle w:val="Hyperlink"/>
@@ -1330,7 +1330,7 @@
       <w:r>
         <w:t xml:space="preserve"> — modifié — </w:t>
       </w:r>
-      <w:hyperlink w:history="1" r:id="rId3klpr34birjzajfxbhv2m">
+      <w:hyperlink w:history="1" r:id="rIddagak6bsasfhbytq-ngez">
         <w:r>
           <w:rPr>
             <w:rStyle w:val="Hyperlink"/>
@@ -1359,7 +1359,7 @@
       <w:r>
         <w:t xml:space="preserve"> — modifié — </w:t>
       </w:r>
-      <w:hyperlink w:history="1" r:id="rId2lntf-luxtplp4mpztkdm">
+      <w:hyperlink w:history="1" r:id="rIdnfrmarfhpszsybiemwaiv">
         <w:r>
           <w:rPr>
             <w:rStyle w:val="Hyperlink"/>

--- a/docs/developpement/phases/word/PHASE_09_EQUIPE_FICHES_PLANNING_MASSE_SALARIALE.docx
+++ b/docs/developpement/phases/word/PHASE_09_EQUIPE_FICHES_PLANNING_MASSE_SALARIALE.docx
@@ -18,9 +18,9 @@
         <w:shd w:fill="F6F3FF" w:color="auto" w:val="clear"/>
       </w:pPr>
       <w:r>
-        <w:t xml:space="preserve">FlaiX Expert · dossier de développement · généré le 2026-10-23 depuis le dépôt </w:t>
-      </w:r>
-      <w:hyperlink w:history="1" r:id="rIda03k9ymfgbfoorbf0qopf">
+        <w:t xml:space="preserve">FlaiX Expert · dossier de développement · généré le 2026-10-24 depuis le dépôt </w:t>
+      </w:r>
+      <w:hyperlink w:history="1" r:id="rIdzzw8knwivwxy8kvgezi5h">
         <w:r>
           <w:rPr>
             <w:rStyle w:val="Hyperlink"/>
@@ -738,7 +738,7 @@
           <w:numId w:val="3"/>
         </w:numPr>
       </w:pPr>
-      <w:hyperlink w:history="1" r:id="rIdilg-snxoyhr2swqvvydj6">
+      <w:hyperlink w:history="1" r:id="rIdrn0uvewy9-vbasocha6hx">
         <w:r>
           <w:rPr>
             <w:rStyle w:val="Hyperlink"/>
@@ -758,7 +758,7 @@
           <w:numId w:val="3"/>
         </w:numPr>
       </w:pPr>
-      <w:hyperlink w:history="1" r:id="rIdgsh6bx1z1b3ssvhlgbozc">
+      <w:hyperlink w:history="1" r:id="rIdlr__p0hd-p6njx0ag3bvc">
         <w:r>
           <w:rPr>
             <w:rStyle w:val="Hyperlink"/>
@@ -778,7 +778,7 @@
           <w:numId w:val="3"/>
         </w:numPr>
       </w:pPr>
-      <w:hyperlink w:history="1" r:id="rIdtugducqulpwspqjxw_hxc">
+      <w:hyperlink w:history="1" r:id="rIdah5ynj7szi6zc0_dbjj-r">
         <w:r>
           <w:rPr>
             <w:rStyle w:val="Hyperlink"/>
@@ -826,7 +826,7 @@
       <w:r>
         <w:t xml:space="preserve"> — créé — </w:t>
       </w:r>
-      <w:hyperlink w:history="1" r:id="rId1nkiytghuv7wim0wq4l4-">
+      <w:hyperlink w:history="1" r:id="rIdcxefo74lhpixrg74osram">
         <w:r>
           <w:rPr>
             <w:rStyle w:val="Hyperlink"/>
@@ -863,7 +863,7 @@
       <w:r>
         <w:t xml:space="preserve"> — créé — </w:t>
       </w:r>
-      <w:hyperlink w:history="1" r:id="rId3eghz3jz6zm4shdk_76w4">
+      <w:hyperlink w:history="1" r:id="rIdhwka7socixnc-bocopuza">
         <w:r>
           <w:rPr>
             <w:rStyle w:val="Hyperlink"/>
@@ -892,7 +892,7 @@
       <w:r>
         <w:t xml:space="preserve"> — créé — </w:t>
       </w:r>
-      <w:hyperlink w:history="1" r:id="rIdpthpuh6uf-29_latyw8iz">
+      <w:hyperlink w:history="1" r:id="rIdsot3ttoizwqj1peo3qlbn">
         <w:r>
           <w:rPr>
             <w:rStyle w:val="Hyperlink"/>
@@ -929,7 +929,7 @@
       <w:r>
         <w:t xml:space="preserve"> — modifié — </w:t>
       </w:r>
-      <w:hyperlink w:history="1" r:id="rIdf1q_hhavsp1neyee1tzts">
+      <w:hyperlink w:history="1" r:id="rIdatrpsubjcsklhn51ty1vg">
         <w:r>
           <w:rPr>
             <w:rStyle w:val="Hyperlink"/>
@@ -958,7 +958,7 @@
       <w:r>
         <w:t xml:space="preserve"> — modifié — </w:t>
       </w:r>
-      <w:hyperlink w:history="1" r:id="rIdhggs05pfazcqwdlxzluqi">
+      <w:hyperlink w:history="1" r:id="rIdwofxpdstgz6vc-qpxfrbk">
         <w:r>
           <w:rPr>
             <w:rStyle w:val="Hyperlink"/>
@@ -987,7 +987,7 @@
       <w:r>
         <w:t xml:space="preserve"> — modifié — </w:t>
       </w:r>
-      <w:hyperlink w:history="1" r:id="rId5utpdfaw8sqgaph8dxphd">
+      <w:hyperlink w:history="1" r:id="rId0nqkbkslhodokvuriskso">
         <w:r>
           <w:rPr>
             <w:rStyle w:val="Hyperlink"/>
@@ -1016,7 +1016,7 @@
       <w:r>
         <w:t xml:space="preserve"> — créé — </w:t>
       </w:r>
-      <w:hyperlink w:history="1" r:id="rIdmtcl846djvuivsxmlqm7z">
+      <w:hyperlink w:history="1" r:id="rIdetyrpcegq36he65q356k5">
         <w:r>
           <w:rPr>
             <w:rStyle w:val="Hyperlink"/>
@@ -1053,7 +1053,7 @@
       <w:r>
         <w:t xml:space="preserve"> — modifié — </w:t>
       </w:r>
-      <w:hyperlink w:history="1" r:id="rIdakhd-wwzersxpmbxtfkok">
+      <w:hyperlink w:history="1" r:id="rIdjzav5ikdrzyahn1fhbrzb">
         <w:r>
           <w:rPr>
             <w:rStyle w:val="Hyperlink"/>
@@ -1082,7 +1082,7 @@
       <w:r>
         <w:t xml:space="preserve"> — modifié — </w:t>
       </w:r>
-      <w:hyperlink w:history="1" r:id="rIdow2mzatdwfm73t-nygtaz">
+      <w:hyperlink w:history="1" r:id="rId8p8alawpmm662_iueosp3">
         <w:r>
           <w:rPr>
             <w:rStyle w:val="Hyperlink"/>
@@ -1111,7 +1111,7 @@
       <w:r>
         <w:t xml:space="preserve"> — créé — </w:t>
       </w:r>
-      <w:hyperlink w:history="1" r:id="rIdqz1ljv0f4at-e1cbe5e5q">
+      <w:hyperlink w:history="1" r:id="rIdrdzdxwbizhtve3pnqux6j">
         <w:r>
           <w:rPr>
             <w:rStyle w:val="Hyperlink"/>
@@ -1140,7 +1140,7 @@
       <w:r>
         <w:t xml:space="preserve"> — modifié — </w:t>
       </w:r>
-      <w:hyperlink w:history="1" r:id="rIdaapqieicw1ksevzevje0g">
+      <w:hyperlink w:history="1" r:id="rIdsyj2bnm-op1ythfqembe-">
         <w:r>
           <w:rPr>
             <w:rStyle w:val="Hyperlink"/>
@@ -1169,7 +1169,7 @@
       <w:r>
         <w:t xml:space="preserve"> — modifié — </w:t>
       </w:r>
-      <w:hyperlink w:history="1" r:id="rIdlke5kf-w5w4ujlpw4wnsw">
+      <w:hyperlink w:history="1" r:id="rIdaw5ehqwljkxoaxmlu7iko">
         <w:r>
           <w:rPr>
             <w:rStyle w:val="Hyperlink"/>
@@ -1206,7 +1206,7 @@
       <w:r>
         <w:t xml:space="preserve"> — modifié — </w:t>
       </w:r>
-      <w:hyperlink w:history="1" r:id="rIdipasf3qwbjhf6og_dzy4v">
+      <w:hyperlink w:history="1" r:id="rIdrzzjtr_6-t86c23vvflia">
         <w:r>
           <w:rPr>
             <w:rStyle w:val="Hyperlink"/>
@@ -1235,7 +1235,7 @@
       <w:r>
         <w:t xml:space="preserve"> — créé — </w:t>
       </w:r>
-      <w:hyperlink w:history="1" r:id="rIdmlqz5byajxqedn36wvilh">
+      <w:hyperlink w:history="1" r:id="rId5uuzomwsfhh5acefh2nmz">
         <w:r>
           <w:rPr>
             <w:rStyle w:val="Hyperlink"/>
@@ -1264,7 +1264,7 @@
       <w:r>
         <w:t xml:space="preserve"> — modifié — </w:t>
       </w:r>
-      <w:hyperlink w:history="1" r:id="rIdqxcnhtq3kpywvxhd5zhg_">
+      <w:hyperlink w:history="1" r:id="rIdkz0zvtc9fcysillutvkj-">
         <w:r>
           <w:rPr>
             <w:rStyle w:val="Hyperlink"/>
@@ -1293,7 +1293,7 @@
       <w:r>
         <w:t xml:space="preserve"> — modifié — </w:t>
       </w:r>
-      <w:hyperlink w:history="1" r:id="rIdsrkrd8glpgsichcwty7yf">
+      <w:hyperlink w:history="1" r:id="rIdhrj5ttf5jceqxsm4c6ujo">
         <w:r>
           <w:rPr>
             <w:rStyle w:val="Hyperlink"/>
@@ -1330,7 +1330,7 @@
       <w:r>
         <w:t xml:space="preserve"> — modifié — </w:t>
       </w:r>
-      <w:hyperlink w:history="1" r:id="rIddagak6bsasfhbytq-ngez">
+      <w:hyperlink w:history="1" r:id="rIdqehglropcnajlngpujgh0">
         <w:r>
           <w:rPr>
             <w:rStyle w:val="Hyperlink"/>
@@ -1359,7 +1359,7 @@
       <w:r>
         <w:t xml:space="preserve"> — modifié — </w:t>
       </w:r>
-      <w:hyperlink w:history="1" r:id="rIdnfrmarfhpszsybiemwaiv">
+      <w:hyperlink w:history="1" r:id="rId56ylnl-35jx_eeishlmdk">
         <w:r>
           <w:rPr>
             <w:rStyle w:val="Hyperlink"/>

--- a/docs/developpement/phases/word/PHASE_09_EQUIPE_FICHES_PLANNING_MASSE_SALARIALE.docx
+++ b/docs/developpement/phases/word/PHASE_09_EQUIPE_FICHES_PLANNING_MASSE_SALARIALE.docx
@@ -18,9 +18,9 @@
         <w:shd w:fill="F6F3FF" w:color="auto" w:val="clear"/>
       </w:pPr>
       <w:r>
-        <w:t xml:space="preserve">FlaiX Expert · dossier de développement · généré le 2026-10-24 depuis le dépôt </w:t>
-      </w:r>
-      <w:hyperlink w:history="1" r:id="rIdzzw8knwivwxy8kvgezi5h">
+        <w:t xml:space="preserve">FlaiX Expert · dossier de développement · généré le 2026-10-25 depuis le dépôt </w:t>
+      </w:r>
+      <w:hyperlink w:history="1" r:id="rIdvcs6xf-c3qec33q6ytjap">
         <w:r>
           <w:rPr>
             <w:rStyle w:val="Hyperlink"/>
@@ -738,7 +738,7 @@
           <w:numId w:val="3"/>
         </w:numPr>
       </w:pPr>
-      <w:hyperlink w:history="1" r:id="rIdrn0uvewy9-vbasocha6hx">
+      <w:hyperlink w:history="1" r:id="rId9oaunqrjzozkvzhz_3078">
         <w:r>
           <w:rPr>
             <w:rStyle w:val="Hyperlink"/>
@@ -758,7 +758,7 @@
           <w:numId w:val="3"/>
         </w:numPr>
       </w:pPr>
-      <w:hyperlink w:history="1" r:id="rIdlr__p0hd-p6njx0ag3bvc">
+      <w:hyperlink w:history="1" r:id="rIdj7p60uyw4jss6ft5mh77-">
         <w:r>
           <w:rPr>
             <w:rStyle w:val="Hyperlink"/>
@@ -778,7 +778,7 @@
           <w:numId w:val="3"/>
         </w:numPr>
       </w:pPr>
-      <w:hyperlink w:history="1" r:id="rIdah5ynj7szi6zc0_dbjj-r">
+      <w:hyperlink w:history="1" r:id="rIdyn2orpnn4txjfw9uxq8vf">
         <w:r>
           <w:rPr>
             <w:rStyle w:val="Hyperlink"/>
@@ -826,7 +826,7 @@
       <w:r>
         <w:t xml:space="preserve"> — créé — </w:t>
       </w:r>
-      <w:hyperlink w:history="1" r:id="rIdcxefo74lhpixrg74osram">
+      <w:hyperlink w:history="1" r:id="rIdydccjllzvhx9jr88-6sac">
         <w:r>
           <w:rPr>
             <w:rStyle w:val="Hyperlink"/>
@@ -863,7 +863,7 @@
       <w:r>
         <w:t xml:space="preserve"> — créé — </w:t>
       </w:r>
-      <w:hyperlink w:history="1" r:id="rIdhwka7socixnc-bocopuza">
+      <w:hyperlink w:history="1" r:id="rIdcusln8gs2nnxg6jzo1ajb">
         <w:r>
           <w:rPr>
             <w:rStyle w:val="Hyperlink"/>
@@ -892,7 +892,7 @@
       <w:r>
         <w:t xml:space="preserve"> — créé — </w:t>
       </w:r>
-      <w:hyperlink w:history="1" r:id="rIdsot3ttoizwqj1peo3qlbn">
+      <w:hyperlink w:history="1" r:id="rIdmao0klb6bxurgec-sius_">
         <w:r>
           <w:rPr>
             <w:rStyle w:val="Hyperlink"/>
@@ -929,7 +929,7 @@
       <w:r>
         <w:t xml:space="preserve"> — modifié — </w:t>
       </w:r>
-      <w:hyperlink w:history="1" r:id="rIdatrpsubjcsklhn51ty1vg">
+      <w:hyperlink w:history="1" r:id="rIdfumx1ktptii5l5j4mqojb">
         <w:r>
           <w:rPr>
             <w:rStyle w:val="Hyperlink"/>
@@ -958,7 +958,7 @@
       <w:r>
         <w:t xml:space="preserve"> — modifié — </w:t>
       </w:r>
-      <w:hyperlink w:history="1" r:id="rIdwofxpdstgz6vc-qpxfrbk">
+      <w:hyperlink w:history="1" r:id="rId5etwi6jalg3taxq97sogf">
         <w:r>
           <w:rPr>
             <w:rStyle w:val="Hyperlink"/>
@@ -987,7 +987,7 @@
       <w:r>
         <w:t xml:space="preserve"> — modifié — </w:t>
       </w:r>
-      <w:hyperlink w:history="1" r:id="rId0nqkbkslhodokvuriskso">
+      <w:hyperlink w:history="1" r:id="rId7kisqutkrqw5arceva_6l">
         <w:r>
           <w:rPr>
             <w:rStyle w:val="Hyperlink"/>
@@ -1016,7 +1016,7 @@
       <w:r>
         <w:t xml:space="preserve"> — créé — </w:t>
       </w:r>
-      <w:hyperlink w:history="1" r:id="rIdetyrpcegq36he65q356k5">
+      <w:hyperlink w:history="1" r:id="rIdg97ahmgd95x3xrfjqjmif">
         <w:r>
           <w:rPr>
             <w:rStyle w:val="Hyperlink"/>
@@ -1053,7 +1053,7 @@
       <w:r>
         <w:t xml:space="preserve"> — modifié — </w:t>
       </w:r>
-      <w:hyperlink w:history="1" r:id="rIdjzav5ikdrzyahn1fhbrzb">
+      <w:hyperlink w:history="1" r:id="rIdvzlbu0xviqzxwh4wrp5i_">
         <w:r>
           <w:rPr>
             <w:rStyle w:val="Hyperlink"/>
@@ -1082,7 +1082,7 @@
       <w:r>
         <w:t xml:space="preserve"> — modifié — </w:t>
       </w:r>
-      <w:hyperlink w:history="1" r:id="rId8p8alawpmm662_iueosp3">
+      <w:hyperlink w:history="1" r:id="rIdkjtmyvlqvjkw3ge09angk">
         <w:r>
           <w:rPr>
             <w:rStyle w:val="Hyperlink"/>
@@ -1111,7 +1111,7 @@
       <w:r>
         <w:t xml:space="preserve"> — créé — </w:t>
       </w:r>
-      <w:hyperlink w:history="1" r:id="rIdrdzdxwbizhtve3pnqux6j">
+      <w:hyperlink w:history="1" r:id="rId0v1h-36klb2eqtbe6hled">
         <w:r>
           <w:rPr>
             <w:rStyle w:val="Hyperlink"/>
@@ -1140,7 +1140,7 @@
       <w:r>
         <w:t xml:space="preserve"> — modifié — </w:t>
       </w:r>
-      <w:hyperlink w:history="1" r:id="rIdsyj2bnm-op1ythfqembe-">
+      <w:hyperlink w:history="1" r:id="rIdfkv2ia2d1u4h4czdsbhvj">
         <w:r>
           <w:rPr>
             <w:rStyle w:val="Hyperlink"/>
@@ -1169,7 +1169,7 @@
       <w:r>
         <w:t xml:space="preserve"> — modifié — </w:t>
       </w:r>
-      <w:hyperlink w:history="1" r:id="rIdaw5ehqwljkxoaxmlu7iko">
+      <w:hyperlink w:history="1" r:id="rIdopdgnfvzeu686k9teowpy">
         <w:r>
           <w:rPr>
             <w:rStyle w:val="Hyperlink"/>
@@ -1206,7 +1206,7 @@
       <w:r>
         <w:t xml:space="preserve"> — modifié — </w:t>
       </w:r>
-      <w:hyperlink w:history="1" r:id="rIdrzzjtr_6-t86c23vvflia">
+      <w:hyperlink w:history="1" r:id="rIdv-fgnv1_fkkut-bhd-coq">
         <w:r>
           <w:rPr>
             <w:rStyle w:val="Hyperlink"/>
@@ -1235,7 +1235,7 @@
       <w:r>
         <w:t xml:space="preserve"> — créé — </w:t>
       </w:r>
-      <w:hyperlink w:history="1" r:id="rId5uuzomwsfhh5acefh2nmz">
+      <w:hyperlink w:history="1" r:id="rId-jcf4zy3kirsfphml3tgr">
         <w:r>
           <w:rPr>
             <w:rStyle w:val="Hyperlink"/>
@@ -1264,7 +1264,7 @@
       <w:r>
         <w:t xml:space="preserve"> — modifié — </w:t>
       </w:r>
-      <w:hyperlink w:history="1" r:id="rIdkz0zvtc9fcysillutvkj-">
+      <w:hyperlink w:history="1" r:id="rIdptpbnkekrfthv5tmupguu">
         <w:r>
           <w:rPr>
             <w:rStyle w:val="Hyperlink"/>
@@ -1293,7 +1293,7 @@
       <w:r>
         <w:t xml:space="preserve"> — modifié — </w:t>
       </w:r>
-      <w:hyperlink w:history="1" r:id="rIdhrj5ttf5jceqxsm4c6ujo">
+      <w:hyperlink w:history="1" r:id="rIdxwog4j48t5xnk-ycxigqk">
         <w:r>
           <w:rPr>
             <w:rStyle w:val="Hyperlink"/>
@@ -1330,7 +1330,7 @@
       <w:r>
         <w:t xml:space="preserve"> — modifié — </w:t>
       </w:r>
-      <w:hyperlink w:history="1" r:id="rIdqehglropcnajlngpujgh0">
+      <w:hyperlink w:history="1" r:id="rIdovfif1fvc7nnlewbdaqja">
         <w:r>
           <w:rPr>
             <w:rStyle w:val="Hyperlink"/>
@@ -1359,7 +1359,7 @@
       <w:r>
         <w:t xml:space="preserve"> — modifié — </w:t>
       </w:r>
-      <w:hyperlink w:history="1" r:id="rId56ylnl-35jx_eeishlmdk">
+      <w:hyperlink w:history="1" r:id="rIdoxczi7go4_yjp2lwlk4l0">
         <w:r>
           <w:rPr>
             <w:rStyle w:val="Hyperlink"/>

--- a/docs/developpement/phases/word/PHASE_09_EQUIPE_FICHES_PLANNING_MASSE_SALARIALE.docx
+++ b/docs/developpement/phases/word/PHASE_09_EQUIPE_FICHES_PLANNING_MASSE_SALARIALE.docx
@@ -20,7 +20,7 @@
       <w:r>
         <w:t xml:space="preserve">FlaiX Expert · dossier de développement · généré le 2026-10-25 depuis le dépôt </w:t>
       </w:r>
-      <w:hyperlink w:history="1" r:id="rIdvcs6xf-c3qec33q6ytjap">
+      <w:hyperlink w:history="1" r:id="rId3f3paot64_xcy_zbt4ctb">
         <w:r>
           <w:rPr>
             <w:rStyle w:val="Hyperlink"/>
@@ -738,7 +738,7 @@
           <w:numId w:val="3"/>
         </w:numPr>
       </w:pPr>
-      <w:hyperlink w:history="1" r:id="rId9oaunqrjzozkvzhz_3078">
+      <w:hyperlink w:history="1" r:id="rIdbioqrgg1zdbx3inxblyqj">
         <w:r>
           <w:rPr>
             <w:rStyle w:val="Hyperlink"/>
@@ -758,7 +758,7 @@
           <w:numId w:val="3"/>
         </w:numPr>
       </w:pPr>
-      <w:hyperlink w:history="1" r:id="rIdj7p60uyw4jss6ft5mh77-">
+      <w:hyperlink w:history="1" r:id="rIdqvo2co51fnuiweqjdaffl">
         <w:r>
           <w:rPr>
             <w:rStyle w:val="Hyperlink"/>
@@ -778,7 +778,7 @@
           <w:numId w:val="3"/>
         </w:numPr>
       </w:pPr>
-      <w:hyperlink w:history="1" r:id="rIdyn2orpnn4txjfw9uxq8vf">
+      <w:hyperlink w:history="1" r:id="rIdxuacer02bqiytilphggtn">
         <w:r>
           <w:rPr>
             <w:rStyle w:val="Hyperlink"/>
@@ -826,7 +826,7 @@
       <w:r>
         <w:t xml:space="preserve"> — créé — </w:t>
       </w:r>
-      <w:hyperlink w:history="1" r:id="rIdydccjllzvhx9jr88-6sac">
+      <w:hyperlink w:history="1" r:id="rIdfxrun14p48tz2sxblyevx">
         <w:r>
           <w:rPr>
             <w:rStyle w:val="Hyperlink"/>
@@ -863,7 +863,7 @@
       <w:r>
         <w:t xml:space="preserve"> — créé — </w:t>
       </w:r>
-      <w:hyperlink w:history="1" r:id="rIdcusln8gs2nnxg6jzo1ajb">
+      <w:hyperlink w:history="1" r:id="rIdoflkirgm87ollwgpkab5z">
         <w:r>
           <w:rPr>
             <w:rStyle w:val="Hyperlink"/>
@@ -892,7 +892,7 @@
       <w:r>
         <w:t xml:space="preserve"> — créé — </w:t>
       </w:r>
-      <w:hyperlink w:history="1" r:id="rIdmao0klb6bxurgec-sius_">
+      <w:hyperlink w:history="1" r:id="rIdvkksu3rmdwor28nqjwse3">
         <w:r>
           <w:rPr>
             <w:rStyle w:val="Hyperlink"/>
@@ -929,7 +929,7 @@
       <w:r>
         <w:t xml:space="preserve"> — modifié — </w:t>
       </w:r>
-      <w:hyperlink w:history="1" r:id="rIdfumx1ktptii5l5j4mqojb">
+      <w:hyperlink w:history="1" r:id="rIdpvnp6ut6dtmvhxuemcpti">
         <w:r>
           <w:rPr>
             <w:rStyle w:val="Hyperlink"/>
@@ -958,7 +958,7 @@
       <w:r>
         <w:t xml:space="preserve"> — modifié — </w:t>
       </w:r>
-      <w:hyperlink w:history="1" r:id="rId5etwi6jalg3taxq97sogf">
+      <w:hyperlink w:history="1" r:id="rIdwe70dyd04xtodrpe_aivf">
         <w:r>
           <w:rPr>
             <w:rStyle w:val="Hyperlink"/>
@@ -987,7 +987,7 @@
       <w:r>
         <w:t xml:space="preserve"> — modifié — </w:t>
       </w:r>
-      <w:hyperlink w:history="1" r:id="rId7kisqutkrqw5arceva_6l">
+      <w:hyperlink w:history="1" r:id="rIde_6hupwwkazpt-9yacclk">
         <w:r>
           <w:rPr>
             <w:rStyle w:val="Hyperlink"/>
@@ -1016,7 +1016,7 @@
       <w:r>
         <w:t xml:space="preserve"> — créé — </w:t>
       </w:r>
-      <w:hyperlink w:history="1" r:id="rIdg97ahmgd95x3xrfjqjmif">
+      <w:hyperlink w:history="1" r:id="rIddfykn0ur4m4bs1gulmsf5">
         <w:r>
           <w:rPr>
             <w:rStyle w:val="Hyperlink"/>
@@ -1053,7 +1053,7 @@
       <w:r>
         <w:t xml:space="preserve"> — modifié — </w:t>
       </w:r>
-      <w:hyperlink w:history="1" r:id="rIdvzlbu0xviqzxwh4wrp5i_">
+      <w:hyperlink w:history="1" r:id="rId6leookzt8bzwn-zodyo1c">
         <w:r>
           <w:rPr>
             <w:rStyle w:val="Hyperlink"/>
@@ -1082,7 +1082,7 @@
       <w:r>
         <w:t xml:space="preserve"> — modifié — </w:t>
       </w:r>
-      <w:hyperlink w:history="1" r:id="rIdkjtmyvlqvjkw3ge09angk">
+      <w:hyperlink w:history="1" r:id="rIdw0y3nk0ua_56jhj5brcr5">
         <w:r>
           <w:rPr>
             <w:rStyle w:val="Hyperlink"/>
@@ -1111,7 +1111,7 @@
       <w:r>
         <w:t xml:space="preserve"> — créé — </w:t>
       </w:r>
-      <w:hyperlink w:history="1" r:id="rId0v1h-36klb2eqtbe6hled">
+      <w:hyperlink w:history="1" r:id="rIdetgxfyp5crwpekisbxj2s">
         <w:r>
           <w:rPr>
             <w:rStyle w:val="Hyperlink"/>
@@ -1140,7 +1140,7 @@
       <w:r>
         <w:t xml:space="preserve"> — modifié — </w:t>
       </w:r>
-      <w:hyperlink w:history="1" r:id="rIdfkv2ia2d1u4h4czdsbhvj">
+      <w:hyperlink w:history="1" r:id="rIdjfqrumwggw5ueglvxp5n9">
         <w:r>
           <w:rPr>
             <w:rStyle w:val="Hyperlink"/>
@@ -1169,7 +1169,7 @@
       <w:r>
         <w:t xml:space="preserve"> — modifié — </w:t>
       </w:r>
-      <w:hyperlink w:history="1" r:id="rIdopdgnfvzeu686k9teowpy">
+      <w:hyperlink w:history="1" r:id="rIdlashavbhz_cihhugseq4i">
         <w:r>
           <w:rPr>
             <w:rStyle w:val="Hyperlink"/>
@@ -1206,7 +1206,7 @@
       <w:r>
         <w:t xml:space="preserve"> — modifié — </w:t>
       </w:r>
-      <w:hyperlink w:history="1" r:id="rIdv-fgnv1_fkkut-bhd-coq">
+      <w:hyperlink w:history="1" r:id="rIdl26tzfhnbykmrjvxgse2g">
         <w:r>
           <w:rPr>
             <w:rStyle w:val="Hyperlink"/>
@@ -1235,7 +1235,7 @@
       <w:r>
         <w:t xml:space="preserve"> — créé — </w:t>
       </w:r>
-      <w:hyperlink w:history="1" r:id="rId-jcf4zy3kirsfphml3tgr">
+      <w:hyperlink w:history="1" r:id="rId_srrzsbc6y4khv0is5uiv">
         <w:r>
           <w:rPr>
             <w:rStyle w:val="Hyperlink"/>
@@ -1264,7 +1264,7 @@
       <w:r>
         <w:t xml:space="preserve"> — modifié — </w:t>
       </w:r>
-      <w:hyperlink w:history="1" r:id="rIdptpbnkekrfthv5tmupguu">
+      <w:hyperlink w:history="1" r:id="rIdjiuokhgl19loucccw38qc">
         <w:r>
           <w:rPr>
             <w:rStyle w:val="Hyperlink"/>
@@ -1293,7 +1293,7 @@
       <w:r>
         <w:t xml:space="preserve"> — modifié — </w:t>
       </w:r>
-      <w:hyperlink w:history="1" r:id="rIdxwog4j48t5xnk-ycxigqk">
+      <w:hyperlink w:history="1" r:id="rIdxeedfcxpauzrqiav_-3ag">
         <w:r>
           <w:rPr>
             <w:rStyle w:val="Hyperlink"/>
@@ -1330,7 +1330,7 @@
       <w:r>
         <w:t xml:space="preserve"> — modifié — </w:t>
       </w:r>
-      <w:hyperlink w:history="1" r:id="rIdovfif1fvc7nnlewbdaqja">
+      <w:hyperlink w:history="1" r:id="rIdwxhbukxki_sa5xei810ag">
         <w:r>
           <w:rPr>
             <w:rStyle w:val="Hyperlink"/>
@@ -1359,7 +1359,7 @@
       <w:r>
         <w:t xml:space="preserve"> — modifié — </w:t>
       </w:r>
-      <w:hyperlink w:history="1" r:id="rIdoxczi7go4_yjp2lwlk4l0">
+      <w:hyperlink w:history="1" r:id="rIdy4rglptdbieaoneolyctw">
         <w:r>
           <w:rPr>
             <w:rStyle w:val="Hyperlink"/>

--- a/docs/developpement/phases/word/PHASE_09_EQUIPE_FICHES_PLANNING_MASSE_SALARIALE.docx
+++ b/docs/developpement/phases/word/PHASE_09_EQUIPE_FICHES_PLANNING_MASSE_SALARIALE.docx
@@ -20,7 +20,7 @@
       <w:r>
         <w:t xml:space="preserve">FlaiX Expert · dossier de développement · généré le 2026-10-25 depuis le dépôt </w:t>
       </w:r>
-      <w:hyperlink w:history="1" r:id="rId3f3paot64_xcy_zbt4ctb">
+      <w:hyperlink w:history="1" r:id="rIdvprphnc4hgusrgt9hx5qn">
         <w:r>
           <w:rPr>
             <w:rStyle w:val="Hyperlink"/>
@@ -738,7 +738,7 @@
           <w:numId w:val="3"/>
         </w:numPr>
       </w:pPr>
-      <w:hyperlink w:history="1" r:id="rIdbioqrgg1zdbx3inxblyqj">
+      <w:hyperlink w:history="1" r:id="rIdj1osgkjvhs1r5dxpqlsus">
         <w:r>
           <w:rPr>
             <w:rStyle w:val="Hyperlink"/>
@@ -758,7 +758,7 @@
           <w:numId w:val="3"/>
         </w:numPr>
       </w:pPr>
-      <w:hyperlink w:history="1" r:id="rIdqvo2co51fnuiweqjdaffl">
+      <w:hyperlink w:history="1" r:id="rIdo4rkwfziejx9j0dwjh8pz">
         <w:r>
           <w:rPr>
             <w:rStyle w:val="Hyperlink"/>
@@ -778,7 +778,7 @@
           <w:numId w:val="3"/>
         </w:numPr>
       </w:pPr>
-      <w:hyperlink w:history="1" r:id="rIdxuacer02bqiytilphggtn">
+      <w:hyperlink w:history="1" r:id="rIdhj-bkpttkuy-hqcqlo3bd">
         <w:r>
           <w:rPr>
             <w:rStyle w:val="Hyperlink"/>
@@ -826,7 +826,7 @@
       <w:r>
         <w:t xml:space="preserve"> — créé — </w:t>
       </w:r>
-      <w:hyperlink w:history="1" r:id="rIdfxrun14p48tz2sxblyevx">
+      <w:hyperlink w:history="1" r:id="rId5rzmfbzk-2wl7r-wg1czw">
         <w:r>
           <w:rPr>
             <w:rStyle w:val="Hyperlink"/>
@@ -863,7 +863,7 @@
       <w:r>
         <w:t xml:space="preserve"> — créé — </w:t>
       </w:r>
-      <w:hyperlink w:history="1" r:id="rIdoflkirgm87ollwgpkab5z">
+      <w:hyperlink w:history="1" r:id="rId9balwtzpeuwrjp4xmmfvb">
         <w:r>
           <w:rPr>
             <w:rStyle w:val="Hyperlink"/>
@@ -892,7 +892,7 @@
       <w:r>
         <w:t xml:space="preserve"> — créé — </w:t>
       </w:r>
-      <w:hyperlink w:history="1" r:id="rIdvkksu3rmdwor28nqjwse3">
+      <w:hyperlink w:history="1" r:id="rIdhif_fgvftkegbjjvzhsei">
         <w:r>
           <w:rPr>
             <w:rStyle w:val="Hyperlink"/>
@@ -929,7 +929,7 @@
       <w:r>
         <w:t xml:space="preserve"> — modifié — </w:t>
       </w:r>
-      <w:hyperlink w:history="1" r:id="rIdpvnp6ut6dtmvhxuemcpti">
+      <w:hyperlink w:history="1" r:id="rId4sirfs6vpep6x9ks0v-tl">
         <w:r>
           <w:rPr>
             <w:rStyle w:val="Hyperlink"/>
@@ -958,7 +958,7 @@
       <w:r>
         <w:t xml:space="preserve"> — modifié — </w:t>
       </w:r>
-      <w:hyperlink w:history="1" r:id="rIdwe70dyd04xtodrpe_aivf">
+      <w:hyperlink w:history="1" r:id="rIdqs-gkmsetjjrcz5wxvtbj">
         <w:r>
           <w:rPr>
             <w:rStyle w:val="Hyperlink"/>
@@ -987,7 +987,7 @@
       <w:r>
         <w:t xml:space="preserve"> — modifié — </w:t>
       </w:r>
-      <w:hyperlink w:history="1" r:id="rIde_6hupwwkazpt-9yacclk">
+      <w:hyperlink w:history="1" r:id="rIdfrpfk7pcqzgwlkg52qq5j">
         <w:r>
           <w:rPr>
             <w:rStyle w:val="Hyperlink"/>
@@ -1016,7 +1016,7 @@
       <w:r>
         <w:t xml:space="preserve"> — créé — </w:t>
       </w:r>
-      <w:hyperlink w:history="1" r:id="rIddfykn0ur4m4bs1gulmsf5">
+      <w:hyperlink w:history="1" r:id="rIdfnuvlx3cmhe7bcctm3sse">
         <w:r>
           <w:rPr>
             <w:rStyle w:val="Hyperlink"/>
@@ -1053,7 +1053,7 @@
       <w:r>
         <w:t xml:space="preserve"> — modifié — </w:t>
       </w:r>
-      <w:hyperlink w:history="1" r:id="rId6leookzt8bzwn-zodyo1c">
+      <w:hyperlink w:history="1" r:id="rIdffomuw95f7suxaggp_9qp">
         <w:r>
           <w:rPr>
             <w:rStyle w:val="Hyperlink"/>
@@ -1082,7 +1082,7 @@
       <w:r>
         <w:t xml:space="preserve"> — modifié — </w:t>
       </w:r>
-      <w:hyperlink w:history="1" r:id="rIdw0y3nk0ua_56jhj5brcr5">
+      <w:hyperlink w:history="1" r:id="rIdv5uodezzih8fvefhxxfi6">
         <w:r>
           <w:rPr>
             <w:rStyle w:val="Hyperlink"/>
@@ -1111,7 +1111,7 @@
       <w:r>
         <w:t xml:space="preserve"> — créé — </w:t>
       </w:r>
-      <w:hyperlink w:history="1" r:id="rIdetgxfyp5crwpekisbxj2s">
+      <w:hyperlink w:history="1" r:id="rIdjbnn3glcmtm7xcalvpt9v">
         <w:r>
           <w:rPr>
             <w:rStyle w:val="Hyperlink"/>
@@ -1140,7 +1140,7 @@
       <w:r>
         <w:t xml:space="preserve"> — modifié — </w:t>
       </w:r>
-      <w:hyperlink w:history="1" r:id="rIdjfqrumwggw5ueglvxp5n9">
+      <w:hyperlink w:history="1" r:id="rIda5rmzsfhqyxo9jx0yba_q">
         <w:r>
           <w:rPr>
             <w:rStyle w:val="Hyperlink"/>
@@ -1169,7 +1169,7 @@
       <w:r>
         <w:t xml:space="preserve"> — modifié — </w:t>
       </w:r>
-      <w:hyperlink w:history="1" r:id="rIdlashavbhz_cihhugseq4i">
+      <w:hyperlink w:history="1" r:id="rId4xvdq-kop3zq8fkhirgwb">
         <w:r>
           <w:rPr>
             <w:rStyle w:val="Hyperlink"/>
@@ -1206,7 +1206,7 @@
       <w:r>
         <w:t xml:space="preserve"> — modifié — </w:t>
       </w:r>
-      <w:hyperlink w:history="1" r:id="rIdl26tzfhnbykmrjvxgse2g">
+      <w:hyperlink w:history="1" r:id="rIdlf362ayr12ymba-fe0m_g">
         <w:r>
           <w:rPr>
             <w:rStyle w:val="Hyperlink"/>
@@ -1235,7 +1235,7 @@
       <w:r>
         <w:t xml:space="preserve"> — créé — </w:t>
       </w:r>
-      <w:hyperlink w:history="1" r:id="rId_srrzsbc6y4khv0is5uiv">
+      <w:hyperlink w:history="1" r:id="rIdazgwkackbaqypskbneq4g">
         <w:r>
           <w:rPr>
             <w:rStyle w:val="Hyperlink"/>
@@ -1264,7 +1264,7 @@
       <w:r>
         <w:t xml:space="preserve"> — modifié — </w:t>
       </w:r>
-      <w:hyperlink w:history="1" r:id="rIdjiuokhgl19loucccw38qc">
+      <w:hyperlink w:history="1" r:id="rIdqzeyde3njeu9whu3jlfhs">
         <w:r>
           <w:rPr>
             <w:rStyle w:val="Hyperlink"/>
@@ -1293,7 +1293,7 @@
       <w:r>
         <w:t xml:space="preserve"> — modifié — </w:t>
       </w:r>
-      <w:hyperlink w:history="1" r:id="rIdxeedfcxpauzrqiav_-3ag">
+      <w:hyperlink w:history="1" r:id="rIdh72xlcqup_2gz__mflxbe">
         <w:r>
           <w:rPr>
             <w:rStyle w:val="Hyperlink"/>
@@ -1330,7 +1330,7 @@
       <w:r>
         <w:t xml:space="preserve"> — modifié — </w:t>
       </w:r>
-      <w:hyperlink w:history="1" r:id="rIdwxhbukxki_sa5xei810ag">
+      <w:hyperlink w:history="1" r:id="rIdwqyoyxw5mjlbojqdzg9qo">
         <w:r>
           <w:rPr>
             <w:rStyle w:val="Hyperlink"/>
@@ -1359,7 +1359,7 @@
       <w:r>
         <w:t xml:space="preserve"> — modifié — </w:t>
       </w:r>
-      <w:hyperlink w:history="1" r:id="rIdy4rglptdbieaoneolyctw">
+      <w:hyperlink w:history="1" r:id="rIdrrtewchxjmtpx_r-qhzuk">
         <w:r>
           <w:rPr>
             <w:rStyle w:val="Hyperlink"/>
